--- a/Метрология/Лаб2/Ястребов-Амирханов_Алекси_ЛР2_Вариант_12.docx
+++ b/Метрология/Лаб2/Ястребов-Амирханов_Алекси_ЛР2_Вариант_12.docx
@@ -367,8 +367,36 @@
           <w:sz w:val="24"/>
           <w:szCs w:val="24"/>
         </w:rPr>
-        <w:t>Рассадина А.А., преподаватель ФСУиР</w:t>
-      </w:r>
+        <w:t xml:space="preserve">Рассадина </w:t>
+      </w:r>
+      <w:proofErr w:type="gramStart"/>
+      <w:r>
+        <w:rPr>
+          <w:b w:val="0"/>
+          <w:sz w:val="24"/>
+          <w:szCs w:val="24"/>
+        </w:rPr>
+        <w:t>А.А.</w:t>
+      </w:r>
+      <w:proofErr w:type="gramEnd"/>
+      <w:r>
+        <w:rPr>
+          <w:b w:val="0"/>
+          <w:sz w:val="24"/>
+          <w:szCs w:val="24"/>
+        </w:rPr>
+        <w:t xml:space="preserve">, преподаватель </w:t>
+      </w:r>
+      <w:proofErr w:type="spellStart"/>
+      <w:r>
+        <w:rPr>
+          <w:b w:val="0"/>
+          <w:sz w:val="24"/>
+          <w:szCs w:val="24"/>
+        </w:rPr>
+        <w:t>ФСУиР</w:t>
+      </w:r>
+      <w:proofErr w:type="spellEnd"/>
     </w:p>
     <w:p>
       <w:pPr>
@@ -1186,7 +1214,15 @@
         <w:jc w:val="left"/>
       </w:pPr>
       <w:r>
-        <w:t>Научиться обрабатывать результаты косвенных измерений двумя методами – методом переноса погрешностей и выборочным методом (методом приведения) – и сопоставить их на примере одних и тех же экспериментальных данных плотности образца в соответствии с требованиями стандарта МИ 2083-90.</w:t>
+        <w:t xml:space="preserve">Научиться обрабатывать результаты косвенных измерений двумя методами – методом переноса погрешностей и выборочным методом (методом приведения) – и сопоставить их на примере одних и тех же экспериментальных данных плотности образца в соответствии с требованиями стандарта МИ </w:t>
+      </w:r>
+      <w:proofErr w:type="gramStart"/>
+      <w:r>
+        <w:t>2083-90</w:t>
+      </w:r>
+      <w:proofErr w:type="gramEnd"/>
+      <w:r>
+        <w:t>.</w:t>
       </w:r>
     </w:p>
     <w:p>
@@ -1210,7 +1246,15 @@
         <w:jc w:val="left"/>
       </w:pPr>
       <w:r>
-        <w:t>Штангенциркуль нониусный ШЦ-I с ценой деления 0,02 мм.</w:t>
+        <w:t xml:space="preserve">Штангенциркуль </w:t>
+      </w:r>
+      <w:proofErr w:type="spellStart"/>
+      <w:r>
+        <w:t>нониусный</w:t>
+      </w:r>
+      <w:proofErr w:type="spellEnd"/>
+      <w:r>
+        <w:t xml:space="preserve"> ШЦ-I с ценой деления 0,02 мм.</w:t>
       </w:r>
     </w:p>
     <w:p>
@@ -2030,8 +2074,13 @@
         <w:jc w:val="left"/>
       </w:pPr>
       <w:r>
-        <w:t>ā = (1/n) · ∑ a_i</w:t>
-      </w:r>
+        <w:t xml:space="preserve">ā = (1/n) · ∑ </w:t>
+      </w:r>
+      <w:proofErr w:type="spellStart"/>
+      <w:r>
+        <w:t>a_i</w:t>
+      </w:r>
+      <w:proofErr w:type="spellEnd"/>
     </w:p>
     <w:p>
       <w:pPr>
@@ -2130,18 +2179,280 @@
         <w:ind w:firstLine="0"/>
         <w:jc w:val="left"/>
       </w:pPr>
-      <w:r>
-        <w:t>S_a = √[ (1 / (n - 1)) · ∑ (a_i - ā)^2 ]</w:t>
-      </w:r>
+      <m:oMathPara>
+        <m:oMath>
+          <m:sSub>
+            <m:sSubPr>
+              <m:ctrlPr>
+                <w:rPr>
+                  <w:rFonts w:ascii="Cambria Math" w:hAnsi="Cambria Math"/>
+                  <w:i/>
+                  <w:lang w:val="en-US"/>
+                </w:rPr>
+              </m:ctrlPr>
+            </m:sSubPr>
+            <m:e>
+              <m:r>
+                <w:rPr>
+                  <w:rFonts w:ascii="Cambria Math" w:hAnsi="Cambria Math"/>
+                  <w:lang w:val="en-US"/>
+                </w:rPr>
+                <m:t>S</m:t>
+              </m:r>
+            </m:e>
+            <m:sub>
+              <m:r>
+                <w:rPr>
+                  <w:rFonts w:ascii="Cambria Math" w:hAnsi="Cambria Math"/>
+                  <w:lang w:val="en-US"/>
+                </w:rPr>
+                <m:t>a</m:t>
+              </m:r>
+            </m:sub>
+          </m:sSub>
+          <m:r>
+            <w:rPr>
+              <w:rFonts w:ascii="Cambria Math" w:hAnsi="Cambria Math"/>
+              <w:lang w:val="en-US"/>
+            </w:rPr>
+            <m:t xml:space="preserve">= </m:t>
+          </m:r>
+          <m:rad>
+            <m:radPr>
+              <m:degHide m:val="1"/>
+              <m:ctrlPr>
+                <w:rPr>
+                  <w:rFonts w:ascii="Cambria Math" w:hAnsi="Cambria Math"/>
+                  <w:i/>
+                  <w:lang w:val="en-US"/>
+                </w:rPr>
+              </m:ctrlPr>
+            </m:radPr>
+            <m:deg/>
+            <m:e>
+              <m:d>
+                <m:dPr>
+                  <m:begChr m:val="["/>
+                  <m:endChr m:val="]"/>
+                  <m:ctrlPr>
+                    <w:rPr>
+                      <w:rFonts w:ascii="Cambria Math" w:hAnsi="Cambria Math"/>
+                      <w:i/>
+                      <w:lang w:val="en-US"/>
+                    </w:rPr>
+                  </m:ctrlPr>
+                </m:dPr>
+                <m:e>
+                  <m:r>
+                    <w:rPr>
+                      <w:rFonts w:ascii="Cambria Math" w:hAnsi="Cambria Math"/>
+                      <w:lang w:val="en-US"/>
+                    </w:rPr>
+                    <m:t xml:space="preserve"> </m:t>
+                  </m:r>
+                  <m:d>
+                    <m:dPr>
+                      <m:ctrlPr>
+                        <w:rPr>
+                          <w:rFonts w:ascii="Cambria Math" w:hAnsi="Cambria Math"/>
+                          <w:i/>
+                          <w:lang w:val="en-US"/>
+                        </w:rPr>
+                      </m:ctrlPr>
+                    </m:dPr>
+                    <m:e>
+                      <m:f>
+                        <m:fPr>
+                          <m:ctrlPr>
+                            <w:rPr>
+                              <w:rFonts w:ascii="Cambria Math" w:hAnsi="Cambria Math"/>
+                              <w:i/>
+                              <w:lang w:val="en-US"/>
+                            </w:rPr>
+                          </m:ctrlPr>
+                        </m:fPr>
+                        <m:num>
+                          <m:r>
+                            <w:rPr>
+                              <w:rFonts w:ascii="Cambria Math" w:hAnsi="Cambria Math"/>
+                              <w:lang w:val="en-US"/>
+                            </w:rPr>
+                            <m:t>1</m:t>
+                          </m:r>
+                        </m:num>
+                        <m:den>
+                          <m:d>
+                            <m:dPr>
+                              <m:ctrlPr>
+                                <w:rPr>
+                                  <w:rFonts w:ascii="Cambria Math" w:hAnsi="Cambria Math"/>
+                                  <w:i/>
+                                  <w:lang w:val="en-US"/>
+                                </w:rPr>
+                              </m:ctrlPr>
+                            </m:dPr>
+                            <m:e>
+                              <m:r>
+                                <w:rPr>
+                                  <w:rFonts w:ascii="Cambria Math" w:hAnsi="Cambria Math"/>
+                                  <w:lang w:val="en-US"/>
+                                </w:rPr>
+                                <m:t>n - 1</m:t>
+                              </m:r>
+                            </m:e>
+                          </m:d>
+                        </m:den>
+                      </m:f>
+                    </m:e>
+                  </m:d>
+                  <m:r>
+                    <w:rPr>
+                      <w:rFonts w:ascii="Cambria Math" w:hAnsi="Cambria Math"/>
+                      <w:lang w:val="en-US"/>
+                    </w:rPr>
+                    <m:t xml:space="preserve">· </m:t>
+                  </m:r>
+                  <m:nary>
+                    <m:naryPr>
+                      <m:chr m:val="∑"/>
+                      <m:subHide m:val="1"/>
+                      <m:supHide m:val="1"/>
+                      <m:ctrlPr>
+                        <w:rPr>
+                          <w:rFonts w:ascii="Cambria Math" w:hAnsi="Cambria Math"/>
+                          <w:i/>
+                          <w:lang w:val="en-US"/>
+                        </w:rPr>
+                      </m:ctrlPr>
+                    </m:naryPr>
+                    <m:sub/>
+                    <m:sup/>
+                    <m:e>
+                      <m:sSup>
+                        <m:sSupPr>
+                          <m:ctrlPr>
+                            <w:rPr>
+                              <w:rFonts w:ascii="Cambria Math" w:hAnsi="Cambria Math"/>
+                              <w:i/>
+                              <w:lang w:val="en-US"/>
+                            </w:rPr>
+                          </m:ctrlPr>
+                        </m:sSupPr>
+                        <m:e>
+                          <m:d>
+                            <m:dPr>
+                              <m:ctrlPr>
+                                <w:rPr>
+                                  <w:rFonts w:ascii="Cambria Math" w:hAnsi="Cambria Math"/>
+                                  <w:i/>
+                                  <w:lang w:val="en-US"/>
+                                </w:rPr>
+                              </m:ctrlPr>
+                            </m:dPr>
+                            <m:e>
+                              <m:sSub>
+                                <m:sSubPr>
+                                  <m:ctrlPr>
+                                    <w:rPr>
+                                      <w:rFonts w:ascii="Cambria Math" w:hAnsi="Cambria Math"/>
+                                      <w:i/>
+                                      <w:lang w:val="en-US"/>
+                                    </w:rPr>
+                                  </m:ctrlPr>
+                                </m:sSubPr>
+                                <m:e>
+                                  <m:r>
+                                    <w:rPr>
+                                      <w:rFonts w:ascii="Cambria Math" w:hAnsi="Cambria Math"/>
+                                      <w:lang w:val="en-US"/>
+                                    </w:rPr>
+                                    <m:t>a</m:t>
+                                  </m:r>
+                                </m:e>
+                                <m:sub>
+                                  <m:r>
+                                    <w:rPr>
+                                      <w:rFonts w:ascii="Cambria Math" w:hAnsi="Cambria Math"/>
+                                      <w:lang w:val="en-US"/>
+                                    </w:rPr>
+                                    <m:t>i</m:t>
+                                  </m:r>
+                                </m:sub>
+                              </m:sSub>
+                              <m:r>
+                                <w:rPr>
+                                  <w:rFonts w:ascii="Cambria Math" w:hAnsi="Cambria Math"/>
+                                  <w:lang w:val="en-US"/>
+                                </w:rPr>
+                                <m:t xml:space="preserve">- </m:t>
+                              </m:r>
+                              <m:acc>
+                                <m:accPr>
+                                  <m:chr m:val="̄"/>
+                                  <m:ctrlPr>
+                                    <w:rPr>
+                                      <w:rFonts w:ascii="Cambria Math" w:hAnsi="Cambria Math"/>
+                                      <w:i/>
+                                      <w:lang w:val="en-US"/>
+                                    </w:rPr>
+                                  </m:ctrlPr>
+                                </m:accPr>
+                                <m:e>
+                                  <m:r>
+                                    <w:rPr>
+                                      <w:rFonts w:ascii="Cambria Math" w:hAnsi="Cambria Math"/>
+                                      <w:lang w:val="en-US"/>
+                                    </w:rPr>
+                                    <m:t>a</m:t>
+                                  </m:r>
+                                </m:e>
+                              </m:acc>
+                            </m:e>
+                          </m:d>
+                        </m:e>
+                        <m:sup>
+                          <m:r>
+                            <w:rPr>
+                              <w:rFonts w:ascii="Cambria Math" w:hAnsi="Cambria Math"/>
+                              <w:lang w:val="en-US"/>
+                            </w:rPr>
+                            <m:t>2</m:t>
+                          </m:r>
+                        </m:sup>
+                      </m:sSup>
+                    </m:e>
+                  </m:nary>
+                </m:e>
+              </m:d>
+            </m:e>
+          </m:rad>
+        </m:oMath>
+      </m:oMathPara>
+    </w:p>
+    <w:p>
+      <w:pPr>
+        <w:spacing w:before="40" w:after="60"/>
+        <w:ind w:firstLine="0"/>
+        <w:jc w:val="left"/>
+      </w:pPr>
     </w:p>
     <w:p>
       <w:pPr>
         <w:spacing w:after="60" w:line="276" w:lineRule="auto"/>
         <w:ind w:firstLine="0"/>
         <w:jc w:val="left"/>
-      </w:pPr>
-      <w:r>
-        <w:t>Тогда:</w:t>
+        <w:rPr>
+          <w:lang w:val="en-US"/>
+        </w:rPr>
+      </w:pPr>
+      <w:r>
+        <w:t>Тогда</w:t>
+      </w:r>
+      <w:r>
+        <w:rPr>
+          <w:lang w:val="en-US"/>
+        </w:rPr>
+        <w:t>:</w:t>
       </w:r>
     </w:p>
     <w:p>
@@ -2149,40 +2460,120 @@
         <w:spacing w:before="40" w:after="60"/>
         <w:ind w:firstLine="0"/>
         <w:jc w:val="left"/>
-      </w:pPr>
-      <w:r>
-        <w:t>S_{l1} = 0,0502 мм</w:t>
-      </w:r>
+        <w:rPr>
+          <w:rFonts w:ascii="Cambria Math" w:hAnsi="Cambria Math"/>
+          <w:lang w:val="en-US"/>
+          <w:oMath/>
+        </w:rPr>
+      </w:pPr>
+      <m:oMathPara>
+        <m:oMathParaPr>
+          <m:jc m:val="left"/>
+        </m:oMathParaPr>
+        <m:oMath>
+          <m:r>
+            <w:rPr>
+              <w:rFonts w:ascii="Cambria Math" w:hAnsi="Cambria Math"/>
+              <w:lang w:val="en-US"/>
+            </w:rPr>
+            <m:t xml:space="preserve">S_{l1} = 0,0502 </m:t>
+          </m:r>
+          <m:r>
+            <w:rPr>
+              <w:rFonts w:ascii="Cambria Math" w:hAnsi="Cambria Math"/>
+            </w:rPr>
+            <m:t>мм</m:t>
+          </m:r>
+        </m:oMath>
+      </m:oMathPara>
     </w:p>
     <w:p>
       <w:pPr>
         <w:spacing w:before="40" w:after="60"/>
         <w:ind w:firstLine="0"/>
         <w:jc w:val="left"/>
-      </w:pPr>
-      <w:r>
-        <w:t>S_{l2} = 0,0390 мм</w:t>
-      </w:r>
+        <w:rPr>
+          <w:rFonts w:ascii="Cambria Math" w:hAnsi="Cambria Math"/>
+          <w:lang w:val="en-US"/>
+          <w:oMath/>
+        </w:rPr>
+      </w:pPr>
+      <m:oMathPara>
+        <m:oMathParaPr>
+          <m:jc m:val="left"/>
+        </m:oMathParaPr>
+        <m:oMath>
+          <m:r>
+            <w:rPr>
+              <w:rFonts w:ascii="Cambria Math" w:hAnsi="Cambria Math"/>
+              <w:lang w:val="en-US"/>
+            </w:rPr>
+            <m:t xml:space="preserve">S_{l2} = 0,0390 </m:t>
+          </m:r>
+          <m:r>
+            <w:rPr>
+              <w:rFonts w:ascii="Cambria Math" w:hAnsi="Cambria Math"/>
+            </w:rPr>
+            <m:t>мм</m:t>
+          </m:r>
+        </m:oMath>
+      </m:oMathPara>
     </w:p>
     <w:p>
       <w:pPr>
         <w:spacing w:before="40" w:after="60"/>
         <w:ind w:firstLine="0"/>
         <w:jc w:val="left"/>
-      </w:pPr>
-      <w:r>
-        <w:t>S_{l3} = 0,0089 мм</w:t>
-      </w:r>
+        <w:rPr>
+          <w:rFonts w:ascii="Cambria Math" w:hAnsi="Cambria Math"/>
+          <w:lang w:val="en-US"/>
+          <w:oMath/>
+        </w:rPr>
+      </w:pPr>
+      <m:oMathPara>
+        <m:oMathParaPr>
+          <m:jc m:val="left"/>
+        </m:oMathParaPr>
+        <m:oMath>
+          <m:r>
+            <w:rPr>
+              <w:rFonts w:ascii="Cambria Math" w:hAnsi="Cambria Math"/>
+              <w:lang w:val="en-US"/>
+            </w:rPr>
+            <m:t xml:space="preserve">S_{l3} = 0,0089 </m:t>
+          </m:r>
+          <m:r>
+            <w:rPr>
+              <w:rFonts w:ascii="Cambria Math" w:hAnsi="Cambria Math"/>
+            </w:rPr>
+            <m:t>мм</m:t>
+          </m:r>
+        </m:oMath>
+      </m:oMathPara>
     </w:p>
     <w:p>
       <w:pPr>
         <w:spacing w:before="40" w:after="60"/>
         <w:ind w:firstLine="0"/>
         <w:jc w:val="left"/>
-      </w:pPr>
-      <w:r>
-        <w:t>S_m = 0,0110 г</w:t>
-      </w:r>
+        <w:rPr>
+          <w:rFonts w:ascii="Cambria Math" w:hAnsi="Cambria Math"/>
+          <w:oMath/>
+        </w:rPr>
+      </w:pPr>
+      <m:oMathPara>
+        <m:oMathParaPr>
+          <m:jc m:val="left"/>
+        </m:oMathParaPr>
+        <m:oMath>
+          <m:r>
+            <w:rPr>
+              <w:rFonts w:ascii="Cambria Math" w:hAnsi="Cambria Math"/>
+            </w:rPr>
+            <m:t>S_m = 0,0110 г</m:t>
+          </m:r>
+        </m:oMath>
+      </m:oMathPara>
     </w:p>
     <w:p>
       <w:pPr>
@@ -2200,18 +2591,142 @@
         <w:ind w:firstLine="0"/>
         <w:jc w:val="left"/>
       </w:pPr>
-      <w:r>
-        <w:t>S(ā) = S_a / √n</w:t>
-      </w:r>
+      <m:oMathPara>
+        <m:oMath>
+          <m:r>
+            <w:rPr>
+              <w:rFonts w:ascii="Cambria Math" w:hAnsi="Cambria Math"/>
+              <w:lang w:val="en-US"/>
+            </w:rPr>
+            <m:t>S</m:t>
+          </m:r>
+          <m:d>
+            <m:dPr>
+              <m:ctrlPr>
+                <w:rPr>
+                  <w:rFonts w:ascii="Cambria Math" w:hAnsi="Cambria Math"/>
+                  <w:i/>
+                  <w:lang w:val="en-US"/>
+                </w:rPr>
+              </m:ctrlPr>
+            </m:dPr>
+            <m:e>
+              <m:acc>
+                <m:accPr>
+                  <m:chr m:val="̄"/>
+                  <m:ctrlPr>
+                    <w:rPr>
+                      <w:rFonts w:ascii="Cambria Math" w:hAnsi="Cambria Math"/>
+                      <w:i/>
+                      <w:lang w:val="en-US"/>
+                    </w:rPr>
+                  </m:ctrlPr>
+                </m:accPr>
+                <m:e>
+                  <m:r>
+                    <w:rPr>
+                      <w:rFonts w:ascii="Cambria Math" w:hAnsi="Cambria Math"/>
+                      <w:lang w:val="en-US"/>
+                    </w:rPr>
+                    <m:t>a</m:t>
+                  </m:r>
+                </m:e>
+              </m:acc>
+            </m:e>
+          </m:d>
+          <m:r>
+            <w:rPr>
+              <w:rFonts w:ascii="Cambria Math" w:hAnsi="Cambria Math"/>
+              <w:lang w:val="en-US"/>
+            </w:rPr>
+            <m:t>=</m:t>
+          </m:r>
+          <m:f>
+            <m:fPr>
+              <m:ctrlPr>
+                <w:rPr>
+                  <w:rFonts w:ascii="Cambria Math" w:hAnsi="Cambria Math"/>
+                  <w:i/>
+                  <w:lang w:val="en-US"/>
+                </w:rPr>
+              </m:ctrlPr>
+            </m:fPr>
+            <m:num>
+              <m:sSub>
+                <m:sSubPr>
+                  <m:ctrlPr>
+                    <w:rPr>
+                      <w:rFonts w:ascii="Cambria Math" w:hAnsi="Cambria Math"/>
+                      <w:i/>
+                      <w:lang w:val="en-US"/>
+                    </w:rPr>
+                  </m:ctrlPr>
+                </m:sSubPr>
+                <m:e>
+                  <m:r>
+                    <w:rPr>
+                      <w:rFonts w:ascii="Cambria Math" w:hAnsi="Cambria Math"/>
+                      <w:lang w:val="en-US"/>
+                    </w:rPr>
+                    <m:t>S</m:t>
+                  </m:r>
+                </m:e>
+                <m:sub>
+                  <m:r>
+                    <w:rPr>
+                      <w:rFonts w:ascii="Cambria Math" w:hAnsi="Cambria Math"/>
+                      <w:lang w:val="en-US"/>
+                    </w:rPr>
+                    <m:t>a</m:t>
+                  </m:r>
+                </m:sub>
+              </m:sSub>
+            </m:num>
+            <m:den>
+              <m:rad>
+                <m:radPr>
+                  <m:degHide m:val="1"/>
+                  <m:ctrlPr>
+                    <w:rPr>
+                      <w:rFonts w:ascii="Cambria Math" w:hAnsi="Cambria Math"/>
+                      <w:i/>
+                      <w:lang w:val="en-US"/>
+                    </w:rPr>
+                  </m:ctrlPr>
+                </m:radPr>
+                <m:deg/>
+                <m:e>
+                  <m:r>
+                    <w:rPr>
+                      <w:rFonts w:ascii="Cambria Math" w:hAnsi="Cambria Math"/>
+                      <w:lang w:val="en-US"/>
+                    </w:rPr>
+                    <m:t>n</m:t>
+                  </m:r>
+                </m:e>
+              </m:rad>
+            </m:den>
+          </m:f>
+        </m:oMath>
+      </m:oMathPara>
     </w:p>
     <w:p>
       <w:pPr>
         <w:spacing w:after="60" w:line="276" w:lineRule="auto"/>
         <w:ind w:firstLine="0"/>
         <w:jc w:val="left"/>
-      </w:pPr>
-      <w:r>
-        <w:t>Подставляем:</w:t>
+        <w:rPr>
+          <w:lang w:val="en-US"/>
+        </w:rPr>
+      </w:pPr>
+      <w:r>
+        <w:t>Подставляем</w:t>
+      </w:r>
+      <w:r>
+        <w:rPr>
+          <w:lang w:val="en-US"/>
+        </w:rPr>
+        <w:t>:</w:t>
       </w:r>
     </w:p>
     <w:p>
@@ -2219,30 +2734,96 @@
         <w:spacing w:before="40" w:after="60"/>
         <w:ind w:firstLine="0"/>
         <w:jc w:val="left"/>
-      </w:pPr>
-      <w:r>
-        <w:t>S(l̄_1) = 0,0502 / √5 = 0,0225 мм</w:t>
-      </w:r>
+        <w:rPr>
+          <w:rFonts w:ascii="Cambria Math" w:hAnsi="Cambria Math"/>
+          <w:lang w:val="en-US"/>
+          <w:oMath/>
+        </w:rPr>
+      </w:pPr>
+      <m:oMathPara>
+        <m:oMathParaPr>
+          <m:jc m:val="left"/>
+        </m:oMathParaPr>
+        <m:oMath>
+          <m:r>
+            <w:rPr>
+              <w:rFonts w:ascii="Cambria Math" w:hAnsi="Cambria Math"/>
+              <w:lang w:val="en-US"/>
+            </w:rPr>
+            <m:t xml:space="preserve">S(l̄_1) = 0,0502 / √5 = 0,0225 </m:t>
+          </m:r>
+          <m:r>
+            <w:rPr>
+              <w:rFonts w:ascii="Cambria Math" w:hAnsi="Cambria Math"/>
+            </w:rPr>
+            <m:t>мм</m:t>
+          </m:r>
+        </m:oMath>
+      </m:oMathPara>
     </w:p>
     <w:p>
       <w:pPr>
         <w:spacing w:before="40" w:after="60"/>
         <w:ind w:firstLine="0"/>
         <w:jc w:val="left"/>
-      </w:pPr>
-      <w:r>
-        <w:t>S(l̄_2) = 0,0390 / √5 = 0,0174 мм</w:t>
-      </w:r>
+        <w:rPr>
+          <w:rFonts w:ascii="Cambria Math" w:hAnsi="Cambria Math"/>
+          <w:lang w:val="en-US"/>
+          <w:oMath/>
+        </w:rPr>
+      </w:pPr>
+      <m:oMathPara>
+        <m:oMathParaPr>
+          <m:jc m:val="left"/>
+        </m:oMathParaPr>
+        <m:oMath>
+          <m:r>
+            <w:rPr>
+              <w:rFonts w:ascii="Cambria Math" w:hAnsi="Cambria Math"/>
+              <w:lang w:val="en-US"/>
+            </w:rPr>
+            <m:t xml:space="preserve">S(l̄_2) = 0,0390 / √5 = 0,0174 </m:t>
+          </m:r>
+          <m:r>
+            <w:rPr>
+              <w:rFonts w:ascii="Cambria Math" w:hAnsi="Cambria Math"/>
+            </w:rPr>
+            <m:t>мм</m:t>
+          </m:r>
+        </m:oMath>
+      </m:oMathPara>
     </w:p>
     <w:p>
       <w:pPr>
         <w:spacing w:before="40" w:after="60"/>
         <w:ind w:firstLine="0"/>
         <w:jc w:val="left"/>
-      </w:pPr>
-      <w:r>
-        <w:t>S(l̄_3) = 0,0089 / √5 = 0,0040 мм</w:t>
-      </w:r>
+        <w:rPr>
+          <w:rFonts w:ascii="Cambria Math" w:hAnsi="Cambria Math"/>
+          <w:lang w:val="en-US"/>
+          <w:oMath/>
+        </w:rPr>
+      </w:pPr>
+      <m:oMathPara>
+        <m:oMathParaPr>
+          <m:jc m:val="left"/>
+        </m:oMathParaPr>
+        <m:oMath>
+          <m:r>
+            <w:rPr>
+              <w:rFonts w:ascii="Cambria Math" w:hAnsi="Cambria Math"/>
+              <w:lang w:val="en-US"/>
+            </w:rPr>
+            <m:t xml:space="preserve">S(l̄_3) = 0,0089 / √5 = 0,0040 </m:t>
+          </m:r>
+          <m:r>
+            <w:rPr>
+              <w:rFonts w:ascii="Cambria Math" w:hAnsi="Cambria Math"/>
+            </w:rPr>
+            <m:t>мм</m:t>
+          </m:r>
+        </m:oMath>
+      </m:oMathPara>
     </w:p>
     <w:p>
       <w:pPr>
@@ -2250,9 +2831,25 @@
         <w:ind w:firstLine="0"/>
         <w:jc w:val="left"/>
       </w:pPr>
-      <w:r>
-        <w:t>S(m̄) = 0,0110 / √5 = 0,0049 г</w:t>
-      </w:r>
+      <m:oMathPara>
+        <m:oMathParaPr>
+          <m:jc m:val="left"/>
+        </m:oMathParaPr>
+        <m:oMath>
+          <m:r>
+            <w:rPr>
+              <w:rFonts w:ascii="Cambria Math" w:hAnsi="Cambria Math"/>
+            </w:rPr>
+            <m:t xml:space="preserve">S(m̄) = 0,0110 / √5 = 0,0049 </m:t>
+          </m:r>
+          <m:r>
+            <w:rPr>
+              <w:rFonts w:ascii="Cambria Math" w:hAnsi="Cambria Math"/>
+            </w:rPr>
+            <m:t>г</m:t>
+          </m:r>
+        </m:oMath>
+      </m:oMathPara>
     </w:p>
     <w:p>
       <w:pPr>
@@ -2275,7 +2872,15 @@
         <w:jc w:val="left"/>
       </w:pPr>
       <w:r>
-        <w:t>Используем критерий Граббса:</w:t>
+        <w:t xml:space="preserve">Используем критерий </w:t>
+      </w:r>
+      <w:proofErr w:type="spellStart"/>
+      <w:r>
+        <w:t>Граббса</w:t>
+      </w:r>
+      <w:proofErr w:type="spellEnd"/>
+      <w:r>
+        <w:t>:</w:t>
       </w:r>
     </w:p>
     <w:p>
@@ -2284,9 +2889,169 @@
         <w:ind w:firstLine="0"/>
         <w:jc w:val="left"/>
       </w:pPr>
-      <w:r>
-        <w:t>G_1 = |a_max - ā| / S_a</w:t>
-      </w:r>
+      <m:oMathPara>
+        <m:oMath>
+          <m:sSub>
+            <m:sSubPr>
+              <m:ctrlPr>
+                <w:rPr>
+                  <w:rFonts w:ascii="Cambria Math" w:hAnsi="Cambria Math"/>
+                  <w:i/>
+                </w:rPr>
+              </m:ctrlPr>
+            </m:sSubPr>
+            <m:e>
+              <m:r>
+                <w:rPr>
+                  <w:rFonts w:ascii="Cambria Math" w:hAnsi="Cambria Math"/>
+                </w:rPr>
+                <m:t>G</m:t>
+              </m:r>
+            </m:e>
+            <m:sub>
+              <m:r>
+                <w:rPr>
+                  <w:rFonts w:ascii="Cambria Math" w:hAnsi="Cambria Math"/>
+                </w:rPr>
+                <m:t>1</m:t>
+              </m:r>
+            </m:sub>
+          </m:sSub>
+          <m:r>
+            <w:rPr>
+              <w:rFonts w:ascii="Cambria Math" w:hAnsi="Cambria Math"/>
+            </w:rPr>
+            <m:t>=</m:t>
+          </m:r>
+          <m:f>
+            <m:fPr>
+              <m:ctrlPr>
+                <w:rPr>
+                  <w:rFonts w:ascii="Cambria Math" w:hAnsi="Cambria Math"/>
+                  <w:i/>
+                </w:rPr>
+              </m:ctrlPr>
+            </m:fPr>
+            <m:num>
+              <m:d>
+                <m:dPr>
+                  <m:begChr m:val="|"/>
+                  <m:endChr m:val="|"/>
+                  <m:ctrlPr>
+                    <w:rPr>
+                      <w:rFonts w:ascii="Cambria Math" w:hAnsi="Cambria Math"/>
+                      <w:i/>
+                    </w:rPr>
+                  </m:ctrlPr>
+                </m:dPr>
+                <m:e>
+                  <m:sSub>
+                    <m:sSubPr>
+                      <m:ctrlPr>
+                        <w:rPr>
+                          <w:rFonts w:ascii="Cambria Math" w:hAnsi="Cambria Math"/>
+                          <w:i/>
+                        </w:rPr>
+                      </m:ctrlPr>
+                    </m:sSubPr>
+                    <m:e>
+                      <m:r>
+                        <w:rPr>
+                          <w:rFonts w:ascii="Cambria Math" w:hAnsi="Cambria Math"/>
+                        </w:rPr>
+                        <m:t>a</m:t>
+                      </m:r>
+                    </m:e>
+                    <m:sub>
+                      <m:func>
+                        <m:funcPr>
+                          <m:ctrlPr>
+                            <w:rPr>
+                              <w:rFonts w:ascii="Cambria Math" w:hAnsi="Cambria Math"/>
+                            </w:rPr>
+                          </m:ctrlPr>
+                        </m:funcPr>
+                        <m:fName>
+                          <m:r>
+                            <m:rPr>
+                              <m:sty m:val="p"/>
+                            </m:rPr>
+                            <w:rPr>
+                              <w:rFonts w:ascii="Cambria Math" w:hAnsi="Cambria Math"/>
+                            </w:rPr>
+                            <m:t>max</m:t>
+                          </m:r>
+                          <m:ctrlPr>
+                            <w:rPr>
+                              <w:rFonts w:ascii="Cambria Math" w:hAnsi="Cambria Math"/>
+                              <w:i/>
+                            </w:rPr>
+                          </m:ctrlPr>
+                        </m:fName>
+                        <m:e>
+                          <m:r>
+                            <w:rPr>
+                              <w:rFonts w:ascii="Cambria Math" w:hAnsi="Cambria Math"/>
+                            </w:rPr>
+                            <m:t>-</m:t>
+                          </m:r>
+                        </m:e>
+                      </m:func>
+                      <m:acc>
+                        <m:accPr>
+                          <m:chr m:val="̄"/>
+                          <m:ctrlPr>
+                            <w:rPr>
+                              <w:rFonts w:ascii="Cambria Math" w:hAnsi="Cambria Math"/>
+                              <w:i/>
+                            </w:rPr>
+                          </m:ctrlPr>
+                        </m:accPr>
+                        <m:e>
+                          <m:r>
+                            <w:rPr>
+                              <w:rFonts w:ascii="Cambria Math" w:hAnsi="Cambria Math"/>
+                            </w:rPr>
+                            <m:t>a</m:t>
+                          </m:r>
+                        </m:e>
+                      </m:acc>
+                    </m:sub>
+                  </m:sSub>
+                </m:e>
+              </m:d>
+            </m:num>
+            <m:den>
+              <m:sSub>
+                <m:sSubPr>
+                  <m:ctrlPr>
+                    <w:rPr>
+                      <w:rFonts w:ascii="Cambria Math" w:hAnsi="Cambria Math"/>
+                      <w:i/>
+                    </w:rPr>
+                  </m:ctrlPr>
+                </m:sSubPr>
+                <m:e>
+                  <m:r>
+                    <w:rPr>
+                      <w:rFonts w:ascii="Cambria Math" w:hAnsi="Cambria Math"/>
+                    </w:rPr>
+                    <m:t>S</m:t>
+                  </m:r>
+                </m:e>
+                <m:sub>
+                  <m:r>
+                    <w:rPr>
+                      <w:rFonts w:ascii="Cambria Math" w:hAnsi="Cambria Math"/>
+                    </w:rPr>
+                    <m:t>a</m:t>
+                  </m:r>
+                </m:sub>
+              </m:sSub>
+            </m:den>
+          </m:f>
+        </m:oMath>
+      </m:oMathPara>
     </w:p>
     <w:p>
       <w:pPr>
@@ -2294,18 +3059,226 @@
         <w:ind w:firstLine="0"/>
         <w:jc w:val="left"/>
       </w:pPr>
-      <w:r>
-        <w:t>G_2 = |ā - a_min| / S_a</w:t>
-      </w:r>
+    </w:p>
+    <w:p>
+      <w:pPr>
+        <w:spacing w:before="40" w:after="60"/>
+        <w:ind w:firstLine="0"/>
+        <w:jc w:val="left"/>
+      </w:pPr>
+      <m:oMathPara>
+        <m:oMath>
+          <m:sSub>
+            <m:sSubPr>
+              <m:ctrlPr>
+                <w:rPr>
+                  <w:rFonts w:ascii="Cambria Math" w:hAnsi="Cambria Math"/>
+                  <w:i/>
+                  <w:lang w:val="en-US"/>
+                </w:rPr>
+              </m:ctrlPr>
+            </m:sSubPr>
+            <m:e>
+              <m:r>
+                <w:rPr>
+                  <w:rFonts w:ascii="Cambria Math" w:hAnsi="Cambria Math"/>
+                  <w:lang w:val="en-US"/>
+                </w:rPr>
+                <m:t>G</m:t>
+              </m:r>
+            </m:e>
+            <m:sub>
+              <m:r>
+                <w:rPr>
+                  <w:rFonts w:ascii="Cambria Math" w:hAnsi="Cambria Math"/>
+                  <w:lang w:val="en-US"/>
+                </w:rPr>
+                <m:t>2</m:t>
+              </m:r>
+            </m:sub>
+          </m:sSub>
+          <m:r>
+            <w:rPr>
+              <w:rFonts w:ascii="Cambria Math" w:hAnsi="Cambria Math"/>
+              <w:lang w:val="en-US"/>
+            </w:rPr>
+            <m:t>=</m:t>
+          </m:r>
+          <m:f>
+            <m:fPr>
+              <m:ctrlPr>
+                <w:rPr>
+                  <w:rFonts w:ascii="Cambria Math" w:hAnsi="Cambria Math"/>
+                  <w:i/>
+                  <w:lang w:val="en-US"/>
+                </w:rPr>
+              </m:ctrlPr>
+            </m:fPr>
+            <m:num>
+              <m:d>
+                <m:dPr>
+                  <m:begChr m:val="|"/>
+                  <m:endChr m:val="|"/>
+                  <m:ctrlPr>
+                    <w:rPr>
+                      <w:rFonts w:ascii="Cambria Math" w:hAnsi="Cambria Math"/>
+                      <w:i/>
+                      <w:lang w:val="en-US"/>
+                    </w:rPr>
+                  </m:ctrlPr>
+                </m:dPr>
+                <m:e>
+                  <m:acc>
+                    <m:accPr>
+                      <m:chr m:val="̄"/>
+                      <m:ctrlPr>
+                        <w:rPr>
+                          <w:rFonts w:ascii="Cambria Math" w:hAnsi="Cambria Math"/>
+                          <w:i/>
+                          <w:lang w:val="en-US"/>
+                        </w:rPr>
+                      </m:ctrlPr>
+                    </m:accPr>
+                    <m:e>
+                      <m:r>
+                        <w:rPr>
+                          <w:rFonts w:ascii="Cambria Math" w:hAnsi="Cambria Math"/>
+                          <w:lang w:val="en-US"/>
+                        </w:rPr>
+                        <m:t>a</m:t>
+                      </m:r>
+                    </m:e>
+                  </m:acc>
+                  <m:r>
+                    <w:rPr>
+                      <w:rFonts w:ascii="Cambria Math" w:hAnsi="Cambria Math"/>
+                      <w:lang w:val="en-US"/>
+                    </w:rPr>
+                    <m:t xml:space="preserve">- </m:t>
+                  </m:r>
+                  <m:sSub>
+                    <m:sSubPr>
+                      <m:ctrlPr>
+                        <w:rPr>
+                          <w:rFonts w:ascii="Cambria Math" w:hAnsi="Cambria Math"/>
+                          <w:i/>
+                          <w:lang w:val="en-US"/>
+                        </w:rPr>
+                      </m:ctrlPr>
+                    </m:sSubPr>
+                    <m:e>
+                      <m:r>
+                        <w:rPr>
+                          <w:rFonts w:ascii="Cambria Math" w:hAnsi="Cambria Math"/>
+                          <w:lang w:val="en-US"/>
+                        </w:rPr>
+                        <m:t>a</m:t>
+                      </m:r>
+                    </m:e>
+                    <m:sub>
+                      <m:func>
+                        <m:funcPr>
+                          <m:ctrlPr>
+                            <w:rPr>
+                              <w:rFonts w:ascii="Cambria Math" w:hAnsi="Cambria Math"/>
+                              <w:lang w:val="en-US"/>
+                            </w:rPr>
+                          </m:ctrlPr>
+                        </m:funcPr>
+                        <m:fName>
+                          <m:r>
+                            <m:rPr>
+                              <m:sty m:val="p"/>
+                            </m:rPr>
+                            <w:rPr>
+                              <w:rFonts w:ascii="Cambria Math" w:hAnsi="Cambria Math"/>
+                              <w:lang w:val="en-US"/>
+                            </w:rPr>
+                            <m:t>min</m:t>
+                          </m:r>
+                          <m:ctrlPr>
+                            <w:rPr>
+                              <w:rFonts w:ascii="Cambria Math" w:hAnsi="Cambria Math"/>
+                              <w:i/>
+                              <w:lang w:val="en-US"/>
+                            </w:rPr>
+                          </m:ctrlPr>
+                        </m:fName>
+                        <m:e/>
+                      </m:func>
+                    </m:sub>
+                  </m:sSub>
+                </m:e>
+              </m:d>
+            </m:num>
+            <m:den>
+              <m:sSub>
+                <m:sSubPr>
+                  <m:ctrlPr>
+                    <w:rPr>
+                      <w:rFonts w:ascii="Cambria Math" w:hAnsi="Cambria Math"/>
+                      <w:i/>
+                      <w:lang w:val="en-US"/>
+                    </w:rPr>
+                  </m:ctrlPr>
+                </m:sSubPr>
+                <m:e>
+                  <m:r>
+                    <w:rPr>
+                      <w:rFonts w:ascii="Cambria Math" w:hAnsi="Cambria Math"/>
+                      <w:lang w:val="en-US"/>
+                    </w:rPr>
+                    <m:t>S</m:t>
+                  </m:r>
+                </m:e>
+                <m:sub>
+                  <m:r>
+                    <w:rPr>
+                      <w:rFonts w:ascii="Cambria Math" w:hAnsi="Cambria Math"/>
+                      <w:lang w:val="en-US"/>
+                    </w:rPr>
+                    <m:t>a</m:t>
+                  </m:r>
+                </m:sub>
+              </m:sSub>
+            </m:den>
+          </m:f>
+        </m:oMath>
+      </m:oMathPara>
+    </w:p>
+    <w:p>
+      <w:pPr>
+        <w:spacing w:before="40" w:after="60"/>
+        <w:ind w:firstLine="0"/>
+        <w:jc w:val="left"/>
+      </w:pPr>
     </w:p>
     <w:p>
       <w:pPr>
         <w:spacing w:after="60" w:line="276" w:lineRule="auto"/>
         <w:ind w:firstLine="0"/>
         <w:jc w:val="left"/>
-      </w:pPr>
-      <w:r>
-        <w:t>Для длины l1:</w:t>
+        <w:rPr>
+          <w:lang w:val="en-US"/>
+        </w:rPr>
+      </w:pPr>
+      <w:r>
+        <w:t>Для</w:t>
+      </w:r>
+      <w:r>
+        <w:rPr>
+          <w:lang w:val="en-US"/>
+        </w:rPr>
+        <w:t xml:space="preserve"> </w:t>
+      </w:r>
+      <w:r>
+        <w:t>длины</w:t>
+      </w:r>
+      <w:r>
+        <w:rPr>
+          <w:lang w:val="en-US"/>
+        </w:rPr>
+        <w:t xml:space="preserve"> l1:</w:t>
       </w:r>
     </w:p>
     <w:p>
@@ -2345,6 +3318,7 @@
         <w:jc w:val="left"/>
       </w:pPr>
       <w:r>
+        <w:lastRenderedPageBreak/>
         <w:t>G_1 = |35,00 - 34,932| / 0,0390 = 1,74</w:t>
       </w:r>
     </w:p>
@@ -2425,7 +3399,6 @@
         <w:jc w:val="left"/>
       </w:pPr>
       <w:r>
-        <w:lastRenderedPageBreak/>
         <w:t>Для n = 5 и q = 5% табличное значение критерия:</w:t>
       </w:r>
     </w:p>
@@ -2456,7 +3429,15 @@
         <w:jc w:val="left"/>
       </w:pPr>
       <w:r>
-        <w:t>Для l1 и m: G &lt; 1,715.</w:t>
+        <w:t xml:space="preserve">Для l1 и m: G </w:t>
+      </w:r>
+      <w:proofErr w:type="gramStart"/>
+      <w:r>
+        <w:t>&lt; 1,715</w:t>
+      </w:r>
+      <w:proofErr w:type="gramEnd"/>
+      <w:r>
+        <w:t>.</w:t>
       </w:r>
     </w:p>
     <w:p>
@@ -2509,8 +3490,13 @@
         <w:ind w:firstLine="0"/>
         <w:jc w:val="left"/>
       </w:pPr>
-      <w:r>
-        <w:t>n &gt; 15</w:t>
+      <w:proofErr w:type="gramStart"/>
+      <w:r>
+        <w:t>n &gt;</w:t>
+      </w:r>
+      <w:proofErr w:type="gramEnd"/>
+      <w:r>
+        <w:t xml:space="preserve"> 15</w:t>
       </w:r>
     </w:p>
     <w:p>
@@ -2530,8 +3516,13 @@
         <w:jc w:val="left"/>
       </w:pPr>
       <w:r>
-        <w:t>n = 5 &lt; 15</w:t>
-      </w:r>
+        <w:t xml:space="preserve">n = 5 </w:t>
+      </w:r>
+      <w:proofErr w:type="gramStart"/>
+      <w:r>
+        <w:t>&lt; 15</w:t>
+      </w:r>
+      <w:proofErr w:type="gramEnd"/>
     </w:p>
     <w:p>
       <w:pPr>
@@ -2554,7 +3545,23 @@
           <w:b/>
           <w:sz w:val="26"/>
         </w:rPr>
-        <w:t>Проверка взаимной корреляции аргументов (МИ 2083-90)</w:t>
+        <w:t xml:space="preserve">Проверка взаимной корреляции аргументов (МИ </w:t>
+      </w:r>
+      <w:proofErr w:type="gramStart"/>
+      <w:r>
+        <w:rPr>
+          <w:b/>
+          <w:sz w:val="26"/>
+        </w:rPr>
+        <w:t>2083-90</w:t>
+      </w:r>
+      <w:proofErr w:type="gramEnd"/>
+      <w:r>
+        <w:rPr>
+          <w:b/>
+          <w:sz w:val="26"/>
+        </w:rPr>
+        <w:t>)</w:t>
       </w:r>
     </w:p>
     <w:p>
@@ -2573,9 +3580,576 @@
         <w:ind w:firstLine="0"/>
         <w:jc w:val="left"/>
       </w:pPr>
-      <w:r>
-        <w:t>r = [ ∑ (a_{1i} - ā_1)(a_{2i} - ā_2) ] / √[ ∑ (a_{1i} - ā_1)^2 · ∑ (a_{2i} - ā_2)^2 ]</w:t>
-      </w:r>
+      <m:oMathPara>
+        <m:oMath>
+          <m:r>
+            <w:rPr>
+              <w:rFonts w:ascii="Cambria Math" w:hAnsi="Cambria Math"/>
+            </w:rPr>
+            <m:t>r =</m:t>
+          </m:r>
+          <m:f>
+            <m:fPr>
+              <m:ctrlPr>
+                <w:rPr>
+                  <w:rFonts w:ascii="Cambria Math" w:hAnsi="Cambria Math"/>
+                  <w:i/>
+                </w:rPr>
+              </m:ctrlPr>
+            </m:fPr>
+            <m:num>
+              <m:d>
+                <m:dPr>
+                  <m:begChr m:val="["/>
+                  <m:endChr m:val="]"/>
+                  <m:ctrlPr>
+                    <w:rPr>
+                      <w:rFonts w:ascii="Cambria Math" w:hAnsi="Cambria Math"/>
+                      <w:i/>
+                    </w:rPr>
+                  </m:ctrlPr>
+                </m:dPr>
+                <m:e>
+                  <m:r>
+                    <w:rPr>
+                      <w:rFonts w:ascii="Cambria Math" w:hAnsi="Cambria Math"/>
+                    </w:rPr>
+                    <m:t xml:space="preserve"> </m:t>
+                  </m:r>
+                  <m:nary>
+                    <m:naryPr>
+                      <m:chr m:val="∑"/>
+                      <m:subHide m:val="1"/>
+                      <m:supHide m:val="1"/>
+                      <m:ctrlPr>
+                        <w:rPr>
+                          <w:rFonts w:ascii="Cambria Math" w:hAnsi="Cambria Math"/>
+                          <w:i/>
+                        </w:rPr>
+                      </m:ctrlPr>
+                    </m:naryPr>
+                    <m:sub/>
+                    <m:sup/>
+                    <m:e>
+                      <m:d>
+                        <m:dPr>
+                          <m:ctrlPr>
+                            <w:rPr>
+                              <w:rFonts w:ascii="Cambria Math" w:hAnsi="Cambria Math"/>
+                              <w:i/>
+                            </w:rPr>
+                          </m:ctrlPr>
+                        </m:dPr>
+                        <m:e>
+                          <m:sSub>
+                            <m:sSubPr>
+                              <m:ctrlPr>
+                                <w:rPr>
+                                  <w:rFonts w:ascii="Cambria Math" w:hAnsi="Cambria Math"/>
+                                  <w:i/>
+                                </w:rPr>
+                              </m:ctrlPr>
+                            </m:sSubPr>
+                            <m:e>
+                              <m:r>
+                                <w:rPr>
+                                  <w:rFonts w:ascii="Cambria Math" w:hAnsi="Cambria Math"/>
+                                </w:rPr>
+                                <m:t>a</m:t>
+                              </m:r>
+                            </m:e>
+                            <m:sub>
+                              <m:d>
+                                <m:dPr>
+                                  <m:begChr m:val="{"/>
+                                  <m:endChr m:val="}"/>
+                                  <m:ctrlPr>
+                                    <w:rPr>
+                                      <w:rFonts w:ascii="Cambria Math" w:hAnsi="Cambria Math"/>
+                                      <w:i/>
+                                    </w:rPr>
+                                  </m:ctrlPr>
+                                </m:dPr>
+                                <m:e>
+                                  <m:r>
+                                    <w:rPr>
+                                      <w:rFonts w:ascii="Cambria Math" w:hAnsi="Cambria Math"/>
+                                    </w:rPr>
+                                    <m:t>1i</m:t>
+                                  </m:r>
+                                </m:e>
+                              </m:d>
+                            </m:sub>
+                          </m:sSub>
+                          <m:r>
+                            <w:rPr>
+                              <w:rFonts w:ascii="Cambria Math" w:hAnsi="Cambria Math"/>
+                            </w:rPr>
+                            <m:t xml:space="preserve">- </m:t>
+                          </m:r>
+                          <m:sSub>
+                            <m:sSubPr>
+                              <m:ctrlPr>
+                                <w:rPr>
+                                  <w:rFonts w:ascii="Cambria Math" w:hAnsi="Cambria Math"/>
+                                  <w:i/>
+                                </w:rPr>
+                              </m:ctrlPr>
+                            </m:sSubPr>
+                            <m:e>
+                              <m:acc>
+                                <m:accPr>
+                                  <m:chr m:val="̄"/>
+                                  <m:ctrlPr>
+                                    <w:rPr>
+                                      <w:rFonts w:ascii="Cambria Math" w:hAnsi="Cambria Math"/>
+                                      <w:i/>
+                                    </w:rPr>
+                                  </m:ctrlPr>
+                                </m:accPr>
+                                <m:e>
+                                  <m:r>
+                                    <w:rPr>
+                                      <w:rFonts w:ascii="Cambria Math" w:hAnsi="Cambria Math"/>
+                                    </w:rPr>
+                                    <m:t>a</m:t>
+                                  </m:r>
+                                </m:e>
+                              </m:acc>
+                            </m:e>
+                            <m:sub>
+                              <m:r>
+                                <w:rPr>
+                                  <w:rFonts w:ascii="Cambria Math" w:hAnsi="Cambria Math"/>
+                                </w:rPr>
+                                <m:t>1</m:t>
+                              </m:r>
+                            </m:sub>
+                          </m:sSub>
+                        </m:e>
+                      </m:d>
+                      <m:d>
+                        <m:dPr>
+                          <m:ctrlPr>
+                            <w:rPr>
+                              <w:rFonts w:ascii="Cambria Math" w:hAnsi="Cambria Math"/>
+                              <w:i/>
+                            </w:rPr>
+                          </m:ctrlPr>
+                        </m:dPr>
+                        <m:e>
+                          <m:sSub>
+                            <m:sSubPr>
+                              <m:ctrlPr>
+                                <w:rPr>
+                                  <w:rFonts w:ascii="Cambria Math" w:hAnsi="Cambria Math"/>
+                                  <w:i/>
+                                </w:rPr>
+                              </m:ctrlPr>
+                            </m:sSubPr>
+                            <m:e>
+                              <m:r>
+                                <w:rPr>
+                                  <w:rFonts w:ascii="Cambria Math" w:hAnsi="Cambria Math"/>
+                                </w:rPr>
+                                <m:t>a</m:t>
+                              </m:r>
+                            </m:e>
+                            <m:sub>
+                              <m:d>
+                                <m:dPr>
+                                  <m:begChr m:val="{"/>
+                                  <m:endChr m:val="}"/>
+                                  <m:ctrlPr>
+                                    <w:rPr>
+                                      <w:rFonts w:ascii="Cambria Math" w:hAnsi="Cambria Math"/>
+                                      <w:i/>
+                                    </w:rPr>
+                                  </m:ctrlPr>
+                                </m:dPr>
+                                <m:e>
+                                  <m:r>
+                                    <w:rPr>
+                                      <w:rFonts w:ascii="Cambria Math" w:hAnsi="Cambria Math"/>
+                                    </w:rPr>
+                                    <m:t>2i</m:t>
+                                  </m:r>
+                                </m:e>
+                              </m:d>
+                            </m:sub>
+                          </m:sSub>
+                          <m:r>
+                            <w:rPr>
+                              <w:rFonts w:ascii="Cambria Math" w:hAnsi="Cambria Math"/>
+                            </w:rPr>
+                            <m:t xml:space="preserve">- </m:t>
+                          </m:r>
+                          <m:sSub>
+                            <m:sSubPr>
+                              <m:ctrlPr>
+                                <w:rPr>
+                                  <w:rFonts w:ascii="Cambria Math" w:hAnsi="Cambria Math"/>
+                                  <w:i/>
+                                </w:rPr>
+                              </m:ctrlPr>
+                            </m:sSubPr>
+                            <m:e>
+                              <m:acc>
+                                <m:accPr>
+                                  <m:chr m:val="̄"/>
+                                  <m:ctrlPr>
+                                    <w:rPr>
+                                      <w:rFonts w:ascii="Cambria Math" w:hAnsi="Cambria Math"/>
+                                      <w:i/>
+                                    </w:rPr>
+                                  </m:ctrlPr>
+                                </m:accPr>
+                                <m:e>
+                                  <m:r>
+                                    <w:rPr>
+                                      <w:rFonts w:ascii="Cambria Math" w:hAnsi="Cambria Math"/>
+                                    </w:rPr>
+                                    <m:t>a</m:t>
+                                  </m:r>
+                                </m:e>
+                              </m:acc>
+                            </m:e>
+                            <m:sub>
+                              <m:r>
+                                <w:rPr>
+                                  <w:rFonts w:ascii="Cambria Math" w:hAnsi="Cambria Math"/>
+                                </w:rPr>
+                                <m:t>2</m:t>
+                              </m:r>
+                            </m:sub>
+                          </m:sSub>
+                        </m:e>
+                      </m:d>
+                    </m:e>
+                  </m:nary>
+                </m:e>
+              </m:d>
+            </m:num>
+            <m:den>
+              <m:rad>
+                <m:radPr>
+                  <m:degHide m:val="1"/>
+                  <m:ctrlPr>
+                    <w:rPr>
+                      <w:rFonts w:ascii="Cambria Math" w:hAnsi="Cambria Math"/>
+                      <w:i/>
+                    </w:rPr>
+                  </m:ctrlPr>
+                </m:radPr>
+                <m:deg/>
+                <m:e>
+                  <m:d>
+                    <m:dPr>
+                      <m:begChr m:val="["/>
+                      <m:endChr m:val="]"/>
+                      <m:ctrlPr>
+                        <w:rPr>
+                          <w:rFonts w:ascii="Cambria Math" w:hAnsi="Cambria Math"/>
+                          <w:i/>
+                        </w:rPr>
+                      </m:ctrlPr>
+                    </m:dPr>
+                    <m:e>
+                      <m:r>
+                        <w:rPr>
+                          <w:rFonts w:ascii="Cambria Math" w:hAnsi="Cambria Math"/>
+                        </w:rPr>
+                        <m:t xml:space="preserve"> </m:t>
+                      </m:r>
+                      <m:nary>
+                        <m:naryPr>
+                          <m:chr m:val="∑"/>
+                          <m:subHide m:val="1"/>
+                          <m:supHide m:val="1"/>
+                          <m:ctrlPr>
+                            <w:rPr>
+                              <w:rFonts w:ascii="Cambria Math" w:hAnsi="Cambria Math"/>
+                              <w:i/>
+                            </w:rPr>
+                          </m:ctrlPr>
+                        </m:naryPr>
+                        <m:sub/>
+                        <m:sup/>
+                        <m:e>
+                          <m:sSup>
+                            <m:sSupPr>
+                              <m:ctrlPr>
+                                <w:rPr>
+                                  <w:rFonts w:ascii="Cambria Math" w:hAnsi="Cambria Math"/>
+                                  <w:i/>
+                                </w:rPr>
+                              </m:ctrlPr>
+                            </m:sSupPr>
+                            <m:e>
+                              <m:d>
+                                <m:dPr>
+                                  <m:ctrlPr>
+                                    <w:rPr>
+                                      <w:rFonts w:ascii="Cambria Math" w:hAnsi="Cambria Math"/>
+                                      <w:i/>
+                                    </w:rPr>
+                                  </m:ctrlPr>
+                                </m:dPr>
+                                <m:e>
+                                  <m:sSub>
+                                    <m:sSubPr>
+                                      <m:ctrlPr>
+                                        <w:rPr>
+                                          <w:rFonts w:ascii="Cambria Math" w:hAnsi="Cambria Math"/>
+                                          <w:i/>
+                                        </w:rPr>
+                                      </m:ctrlPr>
+                                    </m:sSubPr>
+                                    <m:e>
+                                      <m:r>
+                                        <w:rPr>
+                                          <w:rFonts w:ascii="Cambria Math" w:hAnsi="Cambria Math"/>
+                                        </w:rPr>
+                                        <m:t>a</m:t>
+                                      </m:r>
+                                    </m:e>
+                                    <m:sub>
+                                      <m:d>
+                                        <m:dPr>
+                                          <m:begChr m:val="{"/>
+                                          <m:endChr m:val="}"/>
+                                          <m:ctrlPr>
+                                            <w:rPr>
+                                              <w:rFonts w:ascii="Cambria Math" w:hAnsi="Cambria Math"/>
+                                              <w:i/>
+                                            </w:rPr>
+                                          </m:ctrlPr>
+                                        </m:dPr>
+                                        <m:e>
+                                          <m:r>
+                                            <w:rPr>
+                                              <w:rFonts w:ascii="Cambria Math" w:hAnsi="Cambria Math"/>
+                                            </w:rPr>
+                                            <m:t>1i</m:t>
+                                          </m:r>
+                                        </m:e>
+                                      </m:d>
+                                    </m:sub>
+                                  </m:sSub>
+                                  <m:r>
+                                    <w:rPr>
+                                      <w:rFonts w:ascii="Cambria Math" w:hAnsi="Cambria Math"/>
+                                    </w:rPr>
+                                    <m:t xml:space="preserve">- </m:t>
+                                  </m:r>
+                                  <m:sSub>
+                                    <m:sSubPr>
+                                      <m:ctrlPr>
+                                        <w:rPr>
+                                          <w:rFonts w:ascii="Cambria Math" w:hAnsi="Cambria Math"/>
+                                          <w:i/>
+                                        </w:rPr>
+                                      </m:ctrlPr>
+                                    </m:sSubPr>
+                                    <m:e>
+                                      <m:acc>
+                                        <m:accPr>
+                                          <m:chr m:val="̄"/>
+                                          <m:ctrlPr>
+                                            <w:rPr>
+                                              <w:rFonts w:ascii="Cambria Math" w:hAnsi="Cambria Math"/>
+                                              <w:i/>
+                                            </w:rPr>
+                                          </m:ctrlPr>
+                                        </m:accPr>
+                                        <m:e>
+                                          <m:r>
+                                            <w:rPr>
+                                              <w:rFonts w:ascii="Cambria Math" w:hAnsi="Cambria Math"/>
+                                            </w:rPr>
+                                            <m:t>a</m:t>
+                                          </m:r>
+                                        </m:e>
+                                      </m:acc>
+                                    </m:e>
+                                    <m:sub>
+                                      <m:r>
+                                        <w:rPr>
+                                          <w:rFonts w:ascii="Cambria Math" w:hAnsi="Cambria Math"/>
+                                        </w:rPr>
+                                        <m:t>1</m:t>
+                                      </m:r>
+                                    </m:sub>
+                                  </m:sSub>
+                                </m:e>
+                              </m:d>
+                            </m:e>
+                            <m:sup>
+                              <m:r>
+                                <w:rPr>
+                                  <w:rFonts w:ascii="Cambria Math" w:hAnsi="Cambria Math"/>
+                                </w:rPr>
+                                <m:t>2</m:t>
+                              </m:r>
+                            </m:sup>
+                          </m:sSup>
+                        </m:e>
+                      </m:nary>
+                      <m:r>
+                        <w:rPr>
+                          <w:rFonts w:ascii="Cambria Math" w:hAnsi="Cambria Math"/>
+                        </w:rPr>
+                        <m:t xml:space="preserve">· </m:t>
+                      </m:r>
+                      <m:nary>
+                        <m:naryPr>
+                          <m:chr m:val="∑"/>
+                          <m:subHide m:val="1"/>
+                          <m:supHide m:val="1"/>
+                          <m:ctrlPr>
+                            <w:rPr>
+                              <w:rFonts w:ascii="Cambria Math" w:hAnsi="Cambria Math"/>
+                              <w:i/>
+                            </w:rPr>
+                          </m:ctrlPr>
+                        </m:naryPr>
+                        <m:sub/>
+                        <m:sup/>
+                        <m:e>
+                          <m:sSup>
+                            <m:sSupPr>
+                              <m:ctrlPr>
+                                <w:rPr>
+                                  <w:rFonts w:ascii="Cambria Math" w:hAnsi="Cambria Math"/>
+                                  <w:i/>
+                                </w:rPr>
+                              </m:ctrlPr>
+                            </m:sSupPr>
+                            <m:e>
+                              <m:d>
+                                <m:dPr>
+                                  <m:ctrlPr>
+                                    <w:rPr>
+                                      <w:rFonts w:ascii="Cambria Math" w:hAnsi="Cambria Math"/>
+                                      <w:i/>
+                                    </w:rPr>
+                                  </m:ctrlPr>
+                                </m:dPr>
+                                <m:e>
+                                  <m:sSub>
+                                    <m:sSubPr>
+                                      <m:ctrlPr>
+                                        <w:rPr>
+                                          <w:rFonts w:ascii="Cambria Math" w:hAnsi="Cambria Math"/>
+                                          <w:i/>
+                                        </w:rPr>
+                                      </m:ctrlPr>
+                                    </m:sSubPr>
+                                    <m:e>
+                                      <m:r>
+                                        <w:rPr>
+                                          <w:rFonts w:ascii="Cambria Math" w:hAnsi="Cambria Math"/>
+                                        </w:rPr>
+                                        <m:t>a</m:t>
+                                      </m:r>
+                                    </m:e>
+                                    <m:sub>
+                                      <m:d>
+                                        <m:dPr>
+                                          <m:begChr m:val="{"/>
+                                          <m:endChr m:val="}"/>
+                                          <m:ctrlPr>
+                                            <w:rPr>
+                                              <w:rFonts w:ascii="Cambria Math" w:hAnsi="Cambria Math"/>
+                                              <w:i/>
+                                            </w:rPr>
+                                          </m:ctrlPr>
+                                        </m:dPr>
+                                        <m:e>
+                                          <m:r>
+                                            <w:rPr>
+                                              <w:rFonts w:ascii="Cambria Math" w:hAnsi="Cambria Math"/>
+                                            </w:rPr>
+                                            <m:t>2i</m:t>
+                                          </m:r>
+                                        </m:e>
+                                      </m:d>
+                                    </m:sub>
+                                  </m:sSub>
+                                  <m:r>
+                                    <w:rPr>
+                                      <w:rFonts w:ascii="Cambria Math" w:hAnsi="Cambria Math"/>
+                                    </w:rPr>
+                                    <m:t xml:space="preserve">- </m:t>
+                                  </m:r>
+                                  <m:sSub>
+                                    <m:sSubPr>
+                                      <m:ctrlPr>
+                                        <w:rPr>
+                                          <w:rFonts w:ascii="Cambria Math" w:hAnsi="Cambria Math"/>
+                                          <w:i/>
+                                        </w:rPr>
+                                      </m:ctrlPr>
+                                    </m:sSubPr>
+                                    <m:e>
+                                      <m:acc>
+                                        <m:accPr>
+                                          <m:chr m:val="̄"/>
+                                          <m:ctrlPr>
+                                            <w:rPr>
+                                              <w:rFonts w:ascii="Cambria Math" w:hAnsi="Cambria Math"/>
+                                              <w:i/>
+                                            </w:rPr>
+                                          </m:ctrlPr>
+                                        </m:accPr>
+                                        <m:e>
+                                          <m:r>
+                                            <w:rPr>
+                                              <w:rFonts w:ascii="Cambria Math" w:hAnsi="Cambria Math"/>
+                                            </w:rPr>
+                                            <m:t>a</m:t>
+                                          </m:r>
+                                        </m:e>
+                                      </m:acc>
+                                    </m:e>
+                                    <m:sub>
+                                      <m:r>
+                                        <w:rPr>
+                                          <w:rFonts w:ascii="Cambria Math" w:hAnsi="Cambria Math"/>
+                                        </w:rPr>
+                                        <m:t>2</m:t>
+                                      </m:r>
+                                    </m:sub>
+                                  </m:sSub>
+                                </m:e>
+                              </m:d>
+                            </m:e>
+                            <m:sup>
+                              <m:r>
+                                <w:rPr>
+                                  <w:rFonts w:ascii="Cambria Math" w:hAnsi="Cambria Math"/>
+                                </w:rPr>
+                                <m:t>2</m:t>
+                              </m:r>
+                            </m:sup>
+                          </m:sSup>
+                        </m:e>
+                      </m:nary>
+                    </m:e>
+                  </m:d>
+                </m:e>
+              </m:rad>
+            </m:den>
+          </m:f>
+        </m:oMath>
+      </m:oMathPara>
+    </w:p>
+    <w:p>
+      <w:pPr>
+        <w:spacing w:before="40" w:after="60"/>
+        <w:ind w:firstLine="0"/>
+        <w:jc w:val="left"/>
+      </w:pPr>
     </w:p>
     <w:p>
       <w:pPr>
@@ -2593,9 +4167,349 @@
         <w:ind w:firstLine="0"/>
         <w:jc w:val="left"/>
       </w:pPr>
-      <w:r>
-        <w:t>r_крит = t / √[ 3 + t^2 ] = 3,182 / √[ 3 + 3,182^2 ] = 0,878</w:t>
-      </w:r>
+      <m:oMathPara>
+        <m:oMath>
+          <m:sSub>
+            <m:sSubPr>
+              <m:ctrlPr>
+                <w:rPr>
+                  <w:rFonts w:ascii="Cambria Math" w:hAnsi="Cambria Math"/>
+                  <w:i/>
+                </w:rPr>
+              </m:ctrlPr>
+            </m:sSubPr>
+            <m:e>
+              <m:r>
+                <w:rPr>
+                  <w:rFonts w:ascii="Cambria Math" w:hAnsi="Cambria Math"/>
+                </w:rPr>
+                <m:t>r</m:t>
+              </m:r>
+            </m:e>
+            <m:sub>
+              <m:r>
+                <w:rPr>
+                  <w:rFonts w:ascii="Cambria Math" w:hAnsi="Cambria Math"/>
+                </w:rPr>
+                <m:t>крит</m:t>
+              </m:r>
+            </m:sub>
+          </m:sSub>
+          <m:r>
+            <w:rPr>
+              <w:rFonts w:ascii="Cambria Math" w:hAnsi="Cambria Math"/>
+            </w:rPr>
+            <m:t xml:space="preserve">= </m:t>
+          </m:r>
+          <m:f>
+            <m:fPr>
+              <m:ctrlPr>
+                <w:rPr>
+                  <w:rFonts w:ascii="Cambria Math" w:hAnsi="Cambria Math"/>
+                  <w:i/>
+                </w:rPr>
+              </m:ctrlPr>
+            </m:fPr>
+            <m:num>
+              <m:r>
+                <w:rPr>
+                  <w:rFonts w:ascii="Cambria Math" w:hAnsi="Cambria Math"/>
+                </w:rPr>
+                <m:t>t</m:t>
+              </m:r>
+            </m:num>
+            <m:den>
+              <m:rad>
+                <m:radPr>
+                  <m:degHide m:val="1"/>
+                  <m:ctrlPr>
+                    <w:rPr>
+                      <w:rFonts w:ascii="Cambria Math" w:hAnsi="Cambria Math"/>
+                      <w:i/>
+                    </w:rPr>
+                  </m:ctrlPr>
+                </m:radPr>
+                <m:deg/>
+                <m:e>
+                  <m:d>
+                    <m:dPr>
+                      <m:begChr m:val="["/>
+                      <m:endChr m:val="]"/>
+                      <m:ctrlPr>
+                        <w:rPr>
+                          <w:rFonts w:ascii="Cambria Math" w:hAnsi="Cambria Math"/>
+                          <w:i/>
+                        </w:rPr>
+                      </m:ctrlPr>
+                    </m:dPr>
+                    <m:e>
+                      <m:r>
+                        <w:rPr>
+                          <w:rFonts w:ascii="Cambria Math" w:hAnsi="Cambria Math"/>
+                        </w:rPr>
+                        <m:t xml:space="preserve"> 3 + </m:t>
+                      </m:r>
+                      <m:sSup>
+                        <m:sSupPr>
+                          <m:ctrlPr>
+                            <w:rPr>
+                              <w:rFonts w:ascii="Cambria Math" w:hAnsi="Cambria Math"/>
+                              <w:i/>
+                            </w:rPr>
+                          </m:ctrlPr>
+                        </m:sSupPr>
+                        <m:e>
+                          <m:r>
+                            <w:rPr>
+                              <w:rFonts w:ascii="Cambria Math" w:hAnsi="Cambria Math"/>
+                            </w:rPr>
+                            <m:t>t</m:t>
+                          </m:r>
+                        </m:e>
+                        <m:sup>
+                          <m:r>
+                            <w:rPr>
+                              <w:rFonts w:ascii="Cambria Math" w:hAnsi="Cambria Math"/>
+                            </w:rPr>
+                            <m:t>2</m:t>
+                          </m:r>
+                        </m:sup>
+                      </m:sSup>
+                    </m:e>
+                  </m:d>
+                </m:e>
+              </m:rad>
+            </m:den>
+          </m:f>
+          <m:r>
+            <w:rPr>
+              <w:rFonts w:ascii="Cambria Math" w:hAnsi="Cambria Math"/>
+            </w:rPr>
+            <m:t xml:space="preserve">= </m:t>
+          </m:r>
+          <m:f>
+            <m:fPr>
+              <m:ctrlPr>
+                <w:rPr>
+                  <w:rFonts w:ascii="Cambria Math" w:hAnsi="Cambria Math"/>
+                  <w:i/>
+                </w:rPr>
+              </m:ctrlPr>
+            </m:fPr>
+            <m:num>
+              <m:r>
+                <w:rPr>
+                  <w:rFonts w:ascii="Cambria Math" w:hAnsi="Cambria Math"/>
+                </w:rPr>
+                <m:t>3,182</m:t>
+              </m:r>
+            </m:num>
+            <m:den>
+              <m:rad>
+                <m:radPr>
+                  <m:degHide m:val="1"/>
+                  <m:ctrlPr>
+                    <w:rPr>
+                      <w:rFonts w:ascii="Cambria Math" w:hAnsi="Cambria Math"/>
+                      <w:i/>
+                    </w:rPr>
+                  </m:ctrlPr>
+                </m:radPr>
+                <m:deg/>
+                <m:e>
+                  <m:d>
+                    <m:dPr>
+                      <m:begChr m:val="["/>
+                      <m:endChr m:val="]"/>
+                      <m:ctrlPr>
+                        <w:rPr>
+                          <w:rFonts w:ascii="Cambria Math" w:hAnsi="Cambria Math"/>
+                          <w:i/>
+                        </w:rPr>
+                      </m:ctrlPr>
+                    </m:dPr>
+                    <m:e>
+                      <m:r>
+                        <w:rPr>
+                          <w:rFonts w:ascii="Cambria Math" w:hAnsi="Cambria Math"/>
+                        </w:rPr>
+                        <m:t xml:space="preserve"> 3 + </m:t>
+                      </m:r>
+                      <m:sSup>
+                        <m:sSupPr>
+                          <m:ctrlPr>
+                            <w:rPr>
+                              <w:rFonts w:ascii="Cambria Math" w:hAnsi="Cambria Math"/>
+                              <w:i/>
+                            </w:rPr>
+                          </m:ctrlPr>
+                        </m:sSupPr>
+                        <m:e>
+                          <m:r>
+                            <w:rPr>
+                              <w:rFonts w:ascii="Cambria Math" w:hAnsi="Cambria Math"/>
+                            </w:rPr>
+                            <m:t>3,182</m:t>
+                          </m:r>
+                        </m:e>
+                        <m:sup>
+                          <m:r>
+                            <w:rPr>
+                              <w:rFonts w:ascii="Cambria Math" w:hAnsi="Cambria Math"/>
+                            </w:rPr>
+                            <m:t>2</m:t>
+                          </m:r>
+                        </m:sup>
+                      </m:sSup>
+                    </m:e>
+                  </m:d>
+                </m:e>
+              </m:rad>
+            </m:den>
+          </m:f>
+          <m:r>
+            <w:rPr>
+              <w:rFonts w:ascii="Cambria Math" w:hAnsi="Cambria Math"/>
+            </w:rPr>
+            <m:t>=0,878</m:t>
+          </m:r>
+        </m:oMath>
+      </m:oMathPara>
+    </w:p>
+    <w:p>
+      <w:pPr>
+        <w:spacing w:before="40" w:after="60"/>
+        <w:ind w:firstLine="0"/>
+        <w:jc w:val="left"/>
+      </w:pPr>
+      <m:oMathPara>
+        <m:oMath>
+          <m:sSub>
+            <m:sSubPr>
+              <m:ctrlPr>
+                <w:rPr>
+                  <w:rFonts w:ascii="Cambria Math" w:hAnsi="Cambria Math"/>
+                  <w:i/>
+                </w:rPr>
+              </m:ctrlPr>
+            </m:sSubPr>
+            <m:e>
+              <m:r>
+                <w:rPr>
+                  <w:rFonts w:ascii="Cambria Math" w:hAnsi="Cambria Math"/>
+                </w:rPr>
+                <m:t>r</m:t>
+              </m:r>
+            </m:e>
+            <m:sub>
+              <m:r>
+                <w:rPr>
+                  <w:rFonts w:ascii="Cambria Math" w:hAnsi="Cambria Math"/>
+                </w:rPr>
+                <m:t>крит</m:t>
+              </m:r>
+            </m:sub>
+          </m:sSub>
+          <m:r>
+            <w:rPr>
+              <w:rFonts w:ascii="Cambria Math" w:hAnsi="Cambria Math"/>
+            </w:rPr>
+            <m:t>=</m:t>
+          </m:r>
+          <m:r>
+            <w:rPr>
+              <w:rFonts w:ascii="Cambria Math" w:hAnsi="Cambria Math"/>
+            </w:rPr>
+            <m:t xml:space="preserve"> </m:t>
+          </m:r>
+          <m:f>
+            <m:fPr>
+              <m:ctrlPr>
+                <w:rPr>
+                  <w:rFonts w:ascii="Cambria Math" w:hAnsi="Cambria Math"/>
+                  <w:i/>
+                </w:rPr>
+              </m:ctrlPr>
+            </m:fPr>
+            <m:num>
+              <m:r>
+                <w:rPr>
+                  <w:rFonts w:ascii="Cambria Math" w:hAnsi="Cambria Math"/>
+                </w:rPr>
+                <m:t>3,182</m:t>
+              </m:r>
+            </m:num>
+            <m:den>
+              <m:rad>
+                <m:radPr>
+                  <m:degHide m:val="1"/>
+                  <m:ctrlPr>
+                    <w:rPr>
+                      <w:rFonts w:ascii="Cambria Math" w:hAnsi="Cambria Math"/>
+                      <w:i/>
+                    </w:rPr>
+                  </m:ctrlPr>
+                </m:radPr>
+                <m:deg/>
+                <m:e>
+                  <m:d>
+                    <m:dPr>
+                      <m:begChr m:val="["/>
+                      <m:endChr m:val="]"/>
+                      <m:ctrlPr>
+                        <w:rPr>
+                          <w:rFonts w:ascii="Cambria Math" w:hAnsi="Cambria Math"/>
+                          <w:i/>
+                        </w:rPr>
+                      </m:ctrlPr>
+                    </m:dPr>
+                    <m:e>
+                      <m:r>
+                        <w:rPr>
+                          <w:rFonts w:ascii="Cambria Math" w:hAnsi="Cambria Math"/>
+                        </w:rPr>
+                        <m:t xml:space="preserve"> 3 + </m:t>
+                      </m:r>
+                      <m:sSup>
+                        <m:sSupPr>
+                          <m:ctrlPr>
+                            <w:rPr>
+                              <w:rFonts w:ascii="Cambria Math" w:hAnsi="Cambria Math"/>
+                              <w:i/>
+                            </w:rPr>
+                          </m:ctrlPr>
+                        </m:sSupPr>
+                        <m:e>
+                          <m:r>
+                            <w:rPr>
+                              <w:rFonts w:ascii="Cambria Math" w:hAnsi="Cambria Math"/>
+                            </w:rPr>
+                            <m:t>3,182</m:t>
+                          </m:r>
+                        </m:e>
+                        <m:sup>
+                          <m:r>
+                            <w:rPr>
+                              <w:rFonts w:ascii="Cambria Math" w:hAnsi="Cambria Math"/>
+                            </w:rPr>
+                            <m:t>2</m:t>
+                          </m:r>
+                        </m:sup>
+                      </m:sSup>
+                    </m:e>
+                  </m:d>
+                </m:e>
+              </m:rad>
+            </m:den>
+          </m:f>
+          <m:r>
+            <w:rPr>
+              <w:rFonts w:ascii="Cambria Math" w:hAnsi="Cambria Math"/>
+            </w:rPr>
+            <m:t>=0,878</m:t>
+          </m:r>
+        </m:oMath>
+      </m:oMathPara>
     </w:p>
     <w:p>
       <w:pPr>
@@ -2612,60 +4526,135 @@
         <w:spacing w:before="40" w:after="60"/>
         <w:ind w:firstLine="0"/>
         <w:jc w:val="left"/>
-      </w:pPr>
-      <w:r>
-        <w:t>r(l1, l2) = +0,143 &lt; 0,878</w:t>
-      </w:r>
+        <w:rPr>
+          <w:rFonts w:ascii="Cambria Math" w:hAnsi="Cambria Math"/>
+          <w:lang w:val="en-US"/>
+          <w:oMath/>
+        </w:rPr>
+      </w:pPr>
+      <m:oMathPara>
+        <m:oMath>
+          <m:r>
+            <w:rPr>
+              <w:rFonts w:ascii="Cambria Math" w:hAnsi="Cambria Math"/>
+              <w:lang w:val="en-US"/>
+            </w:rPr>
+            <m:t>r(l1, l2) = +0,143 &lt; 0,878</m:t>
+          </m:r>
+        </m:oMath>
+      </m:oMathPara>
     </w:p>
     <w:p>
       <w:pPr>
         <w:spacing w:before="40" w:after="60"/>
         <w:ind w:firstLine="0"/>
         <w:jc w:val="left"/>
-      </w:pPr>
-      <w:r>
-        <w:t>r(l1, l3) = +0,802 &lt; 0,878</w:t>
-      </w:r>
+        <w:rPr>
+          <w:rFonts w:ascii="Cambria Math" w:hAnsi="Cambria Math"/>
+          <w:lang w:val="en-US"/>
+          <w:oMath/>
+        </w:rPr>
+      </w:pPr>
+      <m:oMathPara>
+        <m:oMath>
+          <m:r>
+            <w:rPr>
+              <w:rFonts w:ascii="Cambria Math" w:hAnsi="Cambria Math"/>
+              <w:lang w:val="en-US"/>
+            </w:rPr>
+            <m:t>r(l1, l3) = +0,802 &lt; 0,878</m:t>
+          </m:r>
+        </m:oMath>
+      </m:oMathPara>
     </w:p>
     <w:p>
       <w:pPr>
         <w:spacing w:before="40" w:after="60"/>
         <w:ind w:firstLine="0"/>
         <w:jc w:val="left"/>
-      </w:pPr>
-      <w:r>
-        <w:t>r(l1, m)  = -0,400 &lt; 0,878</w:t>
-      </w:r>
+        <w:rPr>
+          <w:rFonts w:ascii="Cambria Math" w:hAnsi="Cambria Math"/>
+          <w:lang w:val="en-US"/>
+          <w:oMath/>
+        </w:rPr>
+      </w:pPr>
+      <m:oMathPara>
+        <m:oMath>
+          <m:r>
+            <w:rPr>
+              <w:rFonts w:ascii="Cambria Math" w:hAnsi="Cambria Math"/>
+              <w:lang w:val="en-US"/>
+            </w:rPr>
+            <w:lastRenderedPageBreak/>
+            <m:t>r(l1, m)  = -0,400 &lt; 0,878</m:t>
+          </m:r>
+        </m:oMath>
+      </m:oMathPara>
     </w:p>
     <w:p>
       <w:pPr>
         <w:spacing w:before="40" w:after="60"/>
         <w:ind w:firstLine="0"/>
         <w:jc w:val="left"/>
-      </w:pPr>
-      <w:r>
-        <w:t>r(l2, l3) = -0,459 &lt; 0,878</w:t>
-      </w:r>
+        <w:rPr>
+          <w:rFonts w:ascii="Cambria Math" w:hAnsi="Cambria Math"/>
+          <w:lang w:val="en-US"/>
+          <w:oMath/>
+        </w:rPr>
+      </w:pPr>
+      <m:oMathPara>
+        <m:oMath>
+          <m:r>
+            <w:rPr>
+              <w:rFonts w:ascii="Cambria Math" w:hAnsi="Cambria Math"/>
+              <w:lang w:val="en-US"/>
+            </w:rPr>
+            <m:t>r(l2, l3) = -0,459 &lt; 0,878</m:t>
+          </m:r>
+        </m:oMath>
+      </m:oMathPara>
     </w:p>
     <w:p>
       <w:pPr>
         <w:spacing w:before="40" w:after="60"/>
         <w:ind w:firstLine="0"/>
         <w:jc w:val="left"/>
-      </w:pPr>
-      <w:r>
-        <w:t>r(l2, m)  = +0,515 &lt; 0,878</w:t>
-      </w:r>
+        <w:rPr>
+          <w:rFonts w:ascii="Cambria Math" w:hAnsi="Cambria Math"/>
+          <w:oMath/>
+        </w:rPr>
+      </w:pPr>
+      <m:oMathPara>
+        <m:oMath>
+          <m:r>
+            <w:rPr>
+              <w:rFonts w:ascii="Cambria Math" w:hAnsi="Cambria Math"/>
+            </w:rPr>
+            <m:t>r(l2, m)  = +0,515 &lt; 0,878</m:t>
+          </m:r>
+        </m:oMath>
+      </m:oMathPara>
     </w:p>
     <w:p>
       <w:pPr>
         <w:spacing w:before="40" w:after="60"/>
         <w:ind w:firstLine="0"/>
         <w:jc w:val="left"/>
-      </w:pPr>
-      <w:r>
-        <w:t>r(l3, m)  = -0,612 &lt; 0,878</w:t>
-      </w:r>
+        <w:rPr>
+          <w:rFonts w:ascii="Cambria Math" w:hAnsi="Cambria Math"/>
+          <w:oMath/>
+        </w:rPr>
+      </w:pPr>
+      <m:oMathPara>
+        <m:oMath>
+          <m:r>
+            <w:rPr>
+              <w:rFonts w:ascii="Cambria Math" w:hAnsi="Cambria Math"/>
+            </w:rPr>
+            <m:t>r(l3, m)  = -0,612 &lt; 0,878</m:t>
+          </m:r>
+        </m:oMath>
+      </m:oMathPara>
     </w:p>
     <w:p>
       <w:pPr>
@@ -2707,9 +4696,170 @@
         <w:ind w:firstLine="0"/>
         <w:jc w:val="left"/>
       </w:pPr>
-      <w:r>
-        <w:t>ρ = m / V = m / (l_1 · l_2 · l_3)</w:t>
-      </w:r>
+      <m:oMathPara>
+        <m:oMath>
+          <m:r>
+            <w:rPr>
+              <w:rFonts w:ascii="Cambria Math" w:hAnsi="Cambria Math"/>
+            </w:rPr>
+            <m:t xml:space="preserve">ρ = </m:t>
+          </m:r>
+          <m:f>
+            <m:fPr>
+              <m:ctrlPr>
+                <w:rPr>
+                  <w:rFonts w:ascii="Cambria Math" w:hAnsi="Cambria Math"/>
+                  <w:i/>
+                </w:rPr>
+              </m:ctrlPr>
+            </m:fPr>
+            <m:num>
+              <m:r>
+                <w:rPr>
+                  <w:rFonts w:ascii="Cambria Math" w:hAnsi="Cambria Math"/>
+                </w:rPr>
+                <m:t>m</m:t>
+              </m:r>
+            </m:num>
+            <m:den>
+              <m:r>
+                <w:rPr>
+                  <w:rFonts w:ascii="Cambria Math" w:hAnsi="Cambria Math"/>
+                </w:rPr>
+                <m:t>V</m:t>
+              </m:r>
+            </m:den>
+          </m:f>
+          <m:r>
+            <w:rPr>
+              <w:rFonts w:ascii="Cambria Math" w:hAnsi="Cambria Math"/>
+            </w:rPr>
+            <m:t xml:space="preserve"> = </m:t>
+          </m:r>
+          <m:f>
+            <m:fPr>
+              <m:ctrlPr>
+                <w:rPr>
+                  <w:rFonts w:ascii="Cambria Math" w:hAnsi="Cambria Math"/>
+                  <w:i/>
+                </w:rPr>
+              </m:ctrlPr>
+            </m:fPr>
+            <m:num>
+              <m:r>
+                <w:rPr>
+                  <w:rFonts w:ascii="Cambria Math" w:hAnsi="Cambria Math"/>
+                </w:rPr>
+                <m:t>m</m:t>
+              </m:r>
+            </m:num>
+            <m:den>
+              <m:d>
+                <m:dPr>
+                  <m:ctrlPr>
+                    <w:rPr>
+                      <w:rFonts w:ascii="Cambria Math" w:hAnsi="Cambria Math"/>
+                      <w:i/>
+                    </w:rPr>
+                  </m:ctrlPr>
+                </m:dPr>
+                <m:e>
+                  <m:sSub>
+                    <m:sSubPr>
+                      <m:ctrlPr>
+                        <w:rPr>
+                          <w:rFonts w:ascii="Cambria Math" w:hAnsi="Cambria Math"/>
+                          <w:i/>
+                        </w:rPr>
+                      </m:ctrlPr>
+                    </m:sSubPr>
+                    <m:e>
+                      <m:r>
+                        <w:rPr>
+                          <w:rFonts w:ascii="Cambria Math" w:hAnsi="Cambria Math"/>
+                        </w:rPr>
+                        <m:t>l</m:t>
+                      </m:r>
+                    </m:e>
+                    <m:sub>
+                      <m:r>
+                        <w:rPr>
+                          <w:rFonts w:ascii="Cambria Math" w:hAnsi="Cambria Math"/>
+                        </w:rPr>
+                        <m:t>1</m:t>
+                      </m:r>
+                    </m:sub>
+                  </m:sSub>
+                  <m:r>
+                    <w:rPr>
+                      <w:rFonts w:ascii="Cambria Math" w:hAnsi="Cambria Math"/>
+                    </w:rPr>
+                    <m:t xml:space="preserve">· </m:t>
+                  </m:r>
+                  <m:sSub>
+                    <m:sSubPr>
+                      <m:ctrlPr>
+                        <w:rPr>
+                          <w:rFonts w:ascii="Cambria Math" w:hAnsi="Cambria Math"/>
+                          <w:i/>
+                        </w:rPr>
+                      </m:ctrlPr>
+                    </m:sSubPr>
+                    <m:e>
+                      <m:r>
+                        <w:rPr>
+                          <w:rFonts w:ascii="Cambria Math" w:hAnsi="Cambria Math"/>
+                        </w:rPr>
+                        <m:t>l</m:t>
+                      </m:r>
+                    </m:e>
+                    <m:sub>
+                      <m:r>
+                        <w:rPr>
+                          <w:rFonts w:ascii="Cambria Math" w:hAnsi="Cambria Math"/>
+                        </w:rPr>
+                        <m:t>2</m:t>
+                      </m:r>
+                    </m:sub>
+                  </m:sSub>
+                  <m:r>
+                    <w:rPr>
+                      <w:rFonts w:ascii="Cambria Math" w:hAnsi="Cambria Math"/>
+                    </w:rPr>
+                    <m:t xml:space="preserve">· </m:t>
+                  </m:r>
+                  <m:sSub>
+                    <m:sSubPr>
+                      <m:ctrlPr>
+                        <w:rPr>
+                          <w:rFonts w:ascii="Cambria Math" w:hAnsi="Cambria Math"/>
+                          <w:i/>
+                        </w:rPr>
+                      </m:ctrlPr>
+                    </m:sSubPr>
+                    <m:e>
+                      <m:r>
+                        <w:rPr>
+                          <w:rFonts w:ascii="Cambria Math" w:hAnsi="Cambria Math"/>
+                        </w:rPr>
+                        <m:t>l</m:t>
+                      </m:r>
+                    </m:e>
+                    <m:sub>
+                      <m:r>
+                        <w:rPr>
+                          <w:rFonts w:ascii="Cambria Math" w:hAnsi="Cambria Math"/>
+                        </w:rPr>
+                        <m:t>3</m:t>
+                      </m:r>
+                    </m:sub>
+                  </m:sSub>
+                </m:e>
+              </m:d>
+            </m:den>
+          </m:f>
+        </m:oMath>
+      </m:oMathPara>
     </w:p>
     <w:p>
       <w:pPr>
@@ -2727,9 +4877,175 @@
         <w:ind w:firstLine="0"/>
         <w:jc w:val="left"/>
       </w:pPr>
-      <w:r>
-        <w:t>V̄ = (60,028 · 34,932 · 8,844) · 10^-9 = 1,8545 · 10^-5 м^3 = 18,545 см^3</w:t>
-      </w:r>
+      <m:oMathPara>
+        <m:oMath>
+          <m:acc>
+            <m:accPr>
+              <m:chr m:val="̄"/>
+              <m:ctrlPr>
+                <w:rPr>
+                  <w:rFonts w:ascii="Cambria Math" w:hAnsi="Cambria Math"/>
+                  <w:i/>
+                </w:rPr>
+              </m:ctrlPr>
+            </m:accPr>
+            <m:e>
+              <m:r>
+                <w:rPr>
+                  <w:rFonts w:ascii="Cambria Math" w:hAnsi="Cambria Math"/>
+                </w:rPr>
+                <m:t>V</m:t>
+              </m:r>
+            </m:e>
+          </m:acc>
+          <m:r>
+            <w:rPr>
+              <w:rFonts w:ascii="Cambria Math" w:hAnsi="Cambria Math"/>
+            </w:rPr>
+            <m:t xml:space="preserve">= </m:t>
+          </m:r>
+          <m:d>
+            <m:dPr>
+              <m:ctrlPr>
+                <w:rPr>
+                  <w:rFonts w:ascii="Cambria Math" w:hAnsi="Cambria Math"/>
+                  <w:i/>
+                </w:rPr>
+              </m:ctrlPr>
+            </m:dPr>
+            <m:e>
+              <m:r>
+                <w:rPr>
+                  <w:rFonts w:ascii="Cambria Math" w:hAnsi="Cambria Math"/>
+                </w:rPr>
+                <m:t>60,028 · 34,932 · 8,844</m:t>
+              </m:r>
+            </m:e>
+          </m:d>
+          <m:r>
+            <w:rPr>
+              <w:rFonts w:ascii="Cambria Math" w:hAnsi="Cambria Math"/>
+            </w:rPr>
+            <m:t xml:space="preserve">· </m:t>
+          </m:r>
+          <m:sSup>
+            <m:sSupPr>
+              <m:ctrlPr>
+                <w:rPr>
+                  <w:rFonts w:ascii="Cambria Math" w:hAnsi="Cambria Math"/>
+                  <w:i/>
+                </w:rPr>
+              </m:ctrlPr>
+            </m:sSupPr>
+            <m:e>
+              <m:r>
+                <w:rPr>
+                  <w:rFonts w:ascii="Cambria Math" w:hAnsi="Cambria Math"/>
+                </w:rPr>
+                <m:t>10</m:t>
+              </m:r>
+            </m:e>
+            <m:sup>
+              <m:r>
+                <w:rPr>
+                  <w:rFonts w:ascii="Cambria Math" w:hAnsi="Cambria Math"/>
+                </w:rPr>
+                <m:t>-9</m:t>
+              </m:r>
+            </m:sup>
+          </m:sSup>
+          <m:r>
+            <w:rPr>
+              <w:rFonts w:ascii="Cambria Math" w:hAnsi="Cambria Math"/>
+            </w:rPr>
+            <m:t xml:space="preserve">= 1,8545 · </m:t>
+          </m:r>
+          <m:sSup>
+            <m:sSupPr>
+              <m:ctrlPr>
+                <w:rPr>
+                  <w:rFonts w:ascii="Cambria Math" w:hAnsi="Cambria Math"/>
+                  <w:i/>
+                </w:rPr>
+              </m:ctrlPr>
+            </m:sSupPr>
+            <m:e>
+              <m:r>
+                <w:rPr>
+                  <w:rFonts w:ascii="Cambria Math" w:hAnsi="Cambria Math"/>
+                </w:rPr>
+                <m:t>10</m:t>
+              </m:r>
+            </m:e>
+            <m:sup>
+              <m:r>
+                <w:rPr>
+                  <w:rFonts w:ascii="Cambria Math" w:hAnsi="Cambria Math"/>
+                </w:rPr>
+                <m:t>-5</m:t>
+              </m:r>
+            </m:sup>
+          </m:sSup>
+          <m:sSup>
+            <m:sSupPr>
+              <m:ctrlPr>
+                <w:rPr>
+                  <w:rFonts w:ascii="Cambria Math" w:hAnsi="Cambria Math"/>
+                  <w:i/>
+                </w:rPr>
+              </m:ctrlPr>
+            </m:sSupPr>
+            <m:e>
+              <m:r>
+                <w:rPr>
+                  <w:rFonts w:ascii="Cambria Math" w:hAnsi="Cambria Math"/>
+                </w:rPr>
+                <m:t>м</m:t>
+              </m:r>
+            </m:e>
+            <m:sup>
+              <m:r>
+                <w:rPr>
+                  <w:rFonts w:ascii="Cambria Math" w:hAnsi="Cambria Math"/>
+                </w:rPr>
+                <m:t>3</m:t>
+              </m:r>
+            </m:sup>
+          </m:sSup>
+          <m:r>
+            <w:rPr>
+              <w:rFonts w:ascii="Cambria Math" w:hAnsi="Cambria Math"/>
+            </w:rPr>
+            <m:t>= 18,545 с</m:t>
+          </m:r>
+          <m:sSup>
+            <m:sSupPr>
+              <m:ctrlPr>
+                <w:rPr>
+                  <w:rFonts w:ascii="Cambria Math" w:hAnsi="Cambria Math"/>
+                  <w:i/>
+                </w:rPr>
+              </m:ctrlPr>
+            </m:sSupPr>
+            <m:e>
+              <m:r>
+                <w:rPr>
+                  <w:rFonts w:ascii="Cambria Math" w:hAnsi="Cambria Math"/>
+                </w:rPr>
+                <m:t>м</m:t>
+              </m:r>
+            </m:e>
+            <m:sup>
+              <m:r>
+                <w:rPr>
+                  <w:rFonts w:ascii="Cambria Math" w:hAnsi="Cambria Math"/>
+                </w:rPr>
+                <m:t>3</m:t>
+              </m:r>
+            </m:sup>
+          </m:sSup>
+        </m:oMath>
+      </m:oMathPara>
     </w:p>
     <w:p>
       <w:pPr>
@@ -2737,9 +5053,254 @@
         <w:ind w:firstLine="0"/>
         <w:jc w:val="left"/>
       </w:pPr>
-      <w:r>
-        <w:t>ρ̄ = (144,992 · 10^-3) / (1,8545 · 10^-5) = 7818,40 кг/м^3 = 7,8184 г/см^3</w:t>
-      </w:r>
+      <m:oMathPara>
+        <m:oMath>
+          <m:acc>
+            <m:accPr>
+              <m:chr m:val="̄"/>
+              <m:ctrlPr>
+                <w:rPr>
+                  <w:rFonts w:ascii="Cambria Math" w:hAnsi="Cambria Math"/>
+                  <w:i/>
+                </w:rPr>
+              </m:ctrlPr>
+            </m:accPr>
+            <m:e>
+              <m:r>
+                <w:rPr>
+                  <w:rFonts w:ascii="Cambria Math" w:hAnsi="Cambria Math"/>
+                </w:rPr>
+                <m:t>ρ</m:t>
+              </m:r>
+            </m:e>
+          </m:acc>
+          <m:r>
+            <w:rPr>
+              <w:rFonts w:ascii="Cambria Math" w:hAnsi="Cambria Math"/>
+            </w:rPr>
+            <m:t>=</m:t>
+          </m:r>
+          <m:f>
+            <m:fPr>
+              <m:ctrlPr>
+                <w:rPr>
+                  <w:rFonts w:ascii="Cambria Math" w:hAnsi="Cambria Math"/>
+                  <w:i/>
+                </w:rPr>
+              </m:ctrlPr>
+            </m:fPr>
+            <m:num>
+              <m:d>
+                <m:dPr>
+                  <m:ctrlPr>
+                    <w:rPr>
+                      <w:rFonts w:ascii="Cambria Math" w:hAnsi="Cambria Math"/>
+                      <w:i/>
+                    </w:rPr>
+                  </m:ctrlPr>
+                </m:dPr>
+                <m:e>
+                  <m:r>
+                    <w:rPr>
+                      <w:rFonts w:ascii="Cambria Math" w:hAnsi="Cambria Math"/>
+                    </w:rPr>
+                    <m:t xml:space="preserve">144,992 · </m:t>
+                  </m:r>
+                  <m:sSup>
+                    <m:sSupPr>
+                      <m:ctrlPr>
+                        <w:rPr>
+                          <w:rFonts w:ascii="Cambria Math" w:hAnsi="Cambria Math"/>
+                          <w:i/>
+                        </w:rPr>
+                      </m:ctrlPr>
+                    </m:sSupPr>
+                    <m:e>
+                      <m:r>
+                        <w:rPr>
+                          <w:rFonts w:ascii="Cambria Math" w:hAnsi="Cambria Math"/>
+                        </w:rPr>
+                        <m:t>10</m:t>
+                      </m:r>
+                    </m:e>
+                    <m:sup>
+                      <m:r>
+                        <w:rPr>
+                          <w:rFonts w:ascii="Cambria Math" w:hAnsi="Cambria Math"/>
+                        </w:rPr>
+                        <m:t>-3</m:t>
+                      </m:r>
+                    </m:sup>
+                  </m:sSup>
+                </m:e>
+              </m:d>
+            </m:num>
+            <m:den>
+              <m:d>
+                <m:dPr>
+                  <m:ctrlPr>
+                    <w:rPr>
+                      <w:rFonts w:ascii="Cambria Math" w:hAnsi="Cambria Math"/>
+                      <w:i/>
+                    </w:rPr>
+                  </m:ctrlPr>
+                </m:dPr>
+                <m:e>
+                  <m:r>
+                    <w:rPr>
+                      <w:rFonts w:ascii="Cambria Math" w:hAnsi="Cambria Math"/>
+                    </w:rPr>
+                    <m:t xml:space="preserve">1,8545 · </m:t>
+                  </m:r>
+                  <m:sSup>
+                    <m:sSupPr>
+                      <m:ctrlPr>
+                        <w:rPr>
+                          <w:rFonts w:ascii="Cambria Math" w:hAnsi="Cambria Math"/>
+                          <w:i/>
+                        </w:rPr>
+                      </m:ctrlPr>
+                    </m:sSupPr>
+                    <m:e>
+                      <m:r>
+                        <w:rPr>
+                          <w:rFonts w:ascii="Cambria Math" w:hAnsi="Cambria Math"/>
+                        </w:rPr>
+                        <m:t>10</m:t>
+                      </m:r>
+                    </m:e>
+                    <m:sup>
+                      <m:r>
+                        <w:rPr>
+                          <w:rFonts w:ascii="Cambria Math" w:hAnsi="Cambria Math"/>
+                        </w:rPr>
+                        <m:t>-5</m:t>
+                      </m:r>
+                    </m:sup>
+                  </m:sSup>
+                </m:e>
+              </m:d>
+            </m:den>
+          </m:f>
+          <m:r>
+            <w:rPr>
+              <w:rFonts w:ascii="Cambria Math" w:hAnsi="Cambria Math"/>
+            </w:rPr>
+            <m:t>= 7818,40</m:t>
+          </m:r>
+          <m:f>
+            <m:fPr>
+              <m:ctrlPr>
+                <w:rPr>
+                  <w:rFonts w:ascii="Cambria Math" w:hAnsi="Cambria Math"/>
+                  <w:i/>
+                </w:rPr>
+              </m:ctrlPr>
+            </m:fPr>
+            <m:num>
+              <m:r>
+                <w:rPr>
+                  <w:rFonts w:ascii="Cambria Math" w:hAnsi="Cambria Math"/>
+                </w:rPr>
+                <m:t>кг</m:t>
+              </m:r>
+            </m:num>
+            <m:den>
+              <m:sSup>
+                <m:sSupPr>
+                  <m:ctrlPr>
+                    <w:rPr>
+                      <w:rFonts w:ascii="Cambria Math" w:hAnsi="Cambria Math"/>
+                      <w:i/>
+                    </w:rPr>
+                  </m:ctrlPr>
+                </m:sSupPr>
+                <m:e>
+                  <m:r>
+                    <w:rPr>
+                      <w:rFonts w:ascii="Cambria Math" w:hAnsi="Cambria Math"/>
+                    </w:rPr>
+                    <m:t>м</m:t>
+                  </m:r>
+                </m:e>
+                <m:sup>
+                  <m:r>
+                    <w:rPr>
+                      <w:rFonts w:ascii="Cambria Math" w:hAnsi="Cambria Math"/>
+                    </w:rPr>
+                    <m:t>3</m:t>
+                  </m:r>
+                </m:sup>
+              </m:sSup>
+            </m:den>
+          </m:f>
+          <m:r>
+            <w:rPr>
+              <w:rFonts w:ascii="Cambria Math" w:hAnsi="Cambria Math"/>
+            </w:rPr>
+            <m:t>= 7,8184</m:t>
+          </m:r>
+          <m:f>
+            <m:fPr>
+              <m:ctrlPr>
+                <w:rPr>
+                  <w:rFonts w:ascii="Cambria Math" w:hAnsi="Cambria Math"/>
+                  <w:i/>
+                </w:rPr>
+              </m:ctrlPr>
+            </m:fPr>
+            <m:num>
+              <m:r>
+                <w:rPr>
+                  <w:rFonts w:ascii="Cambria Math" w:hAnsi="Cambria Math"/>
+                </w:rPr>
+                <m:t>г</m:t>
+              </m:r>
+            </m:num>
+            <m:den>
+              <m:r>
+                <w:rPr>
+                  <w:rFonts w:ascii="Cambria Math" w:hAnsi="Cambria Math"/>
+                </w:rPr>
+                <m:t>с</m:t>
+              </m:r>
+              <m:sSup>
+                <m:sSupPr>
+                  <m:ctrlPr>
+                    <w:rPr>
+                      <w:rFonts w:ascii="Cambria Math" w:hAnsi="Cambria Math"/>
+                      <w:i/>
+                    </w:rPr>
+                  </m:ctrlPr>
+                </m:sSupPr>
+                <m:e>
+                  <m:r>
+                    <w:rPr>
+                      <w:rFonts w:ascii="Cambria Math" w:hAnsi="Cambria Math"/>
+                    </w:rPr>
+                    <m:t>м</m:t>
+                  </m:r>
+                </m:e>
+                <m:sup>
+                  <m:r>
+                    <w:rPr>
+                      <w:rFonts w:ascii="Cambria Math" w:hAnsi="Cambria Math"/>
+                    </w:rPr>
+                    <m:t>3</m:t>
+                  </m:r>
+                </m:sup>
+              </m:sSup>
+            </m:den>
+          </m:f>
+        </m:oMath>
+      </m:oMathPara>
+    </w:p>
+    <w:p>
+      <w:pPr>
+        <w:spacing w:before="40" w:after="60"/>
+        <w:ind w:firstLine="0"/>
+        <w:jc w:val="left"/>
+      </w:pPr>
     </w:p>
     <w:p>
       <w:pPr>
@@ -2757,9 +5318,25 @@
         <w:ind w:firstLine="0"/>
         <w:jc w:val="left"/>
       </w:pPr>
-      <w:r>
-        <w:t>b_m = ∂ρ / ∂m = 1 / V̄ = 53923 м^-3</w:t>
-      </w:r>
+      <m:oMathPara>
+        <m:oMathParaPr>
+          <m:jc m:val="left"/>
+        </m:oMathParaPr>
+        <m:oMath>
+          <m:r>
+            <w:rPr>
+              <w:rFonts w:ascii="Cambria Math" w:hAnsi="Cambria Math"/>
+            </w:rPr>
+            <m:t>b_m = ∂ρ / ∂m = 1 / V̄ = 53923 м^-</m:t>
+          </m:r>
+          <m:r>
+            <w:rPr>
+              <w:rFonts w:ascii="Cambria Math" w:hAnsi="Cambria Math"/>
+            </w:rPr>
+            <m:t>3</m:t>
+          </m:r>
+        </m:oMath>
+      </m:oMathPara>
     </w:p>
     <w:p>
       <w:pPr>
@@ -2767,19 +5344,983 @@
         <w:ind w:firstLine="0"/>
         <w:jc w:val="left"/>
       </w:pPr>
-      <w:r>
-        <w:t>b_{l1} = ∂ρ / ∂l_1 = - ρ̄ / l̄_1 = - 7818,4 / (60,028 · 10^-3) = -130246 кг/м^4</w:t>
-      </w:r>
+      <m:oMathPara>
+        <m:oMathParaPr>
+          <m:jc m:val="left"/>
+        </m:oMathParaPr>
+        <m:oMath>
+          <m:r>
+            <w:rPr>
+              <w:rFonts w:ascii="Cambria Math" w:hAnsi="Cambria Math"/>
+            </w:rPr>
+            <m:t>b_m= 53923 м^-</m:t>
+          </m:r>
+          <m:r>
+            <w:rPr>
+              <w:rFonts w:ascii="Cambria Math" w:hAnsi="Cambria Math"/>
+            </w:rPr>
+            <m:t>3</m:t>
+          </m:r>
+        </m:oMath>
+      </m:oMathPara>
     </w:p>
     <w:p>
       <w:pPr>
         <w:spacing w:before="40" w:after="60"/>
         <w:ind w:firstLine="0"/>
         <w:jc w:val="left"/>
+        <w:rPr>
+          <w:rFonts w:ascii="Cambria Math" w:hAnsi="Cambria Math"/>
+          <w:oMath/>
+        </w:rPr>
+      </w:pPr>
+      <m:oMathPara>
+        <m:oMathParaPr>
+          <m:jc m:val="left"/>
+        </m:oMathParaPr>
+        <m:oMath>
+          <m:r>
+            <w:rPr>
+              <w:rFonts w:ascii="Cambria Math" w:hAnsi="Cambria Math"/>
+            </w:rPr>
+            <m:t>b_{l1} = ∂ρ / ∂l_1 = - ρ̄ / l̄_1 = - 7818,4 / (60,028 · 10^-3) = -130246 кг/м^4</m:t>
+          </m:r>
+        </m:oMath>
+      </m:oMathPara>
+    </w:p>
+    <w:p>
+      <w:pPr>
+        <w:spacing w:before="40" w:after="60"/>
+        <w:ind w:firstLine="0"/>
+        <w:jc w:val="left"/>
+        <w:rPr>
+          <w:rFonts w:ascii="Cambria Math" w:hAnsi="Cambria Math"/>
+          <w:oMath/>
+        </w:rPr>
+      </w:pPr>
+      <m:oMathPara>
+        <m:oMathParaPr>
+          <m:jc m:val="left"/>
+        </m:oMathParaPr>
+        <m:oMath>
+          <m:r>
+            <w:rPr>
+              <w:rFonts w:ascii="Cambria Math" w:hAnsi="Cambria Math"/>
+            </w:rPr>
+            <m:t>b_{l1} = - 7818,4 / (60,028 · 10^-3) = -130246 кг/м^4</m:t>
+          </m:r>
+        </m:oMath>
+      </m:oMathPara>
+    </w:p>
+    <w:p>
+      <w:pPr>
+        <w:spacing w:before="40" w:after="60"/>
+        <w:ind w:firstLine="0"/>
+        <w:jc w:val="left"/>
+        <w:rPr>
+          <w:rFonts w:ascii="Cambria Math" w:hAnsi="Cambria Math"/>
+          <w:oMath/>
+        </w:rPr>
+      </w:pPr>
+      <m:oMathPara>
+        <m:oMathParaPr>
+          <m:jc m:val="left"/>
+        </m:oMathParaPr>
+        <m:oMath>
+          <m:r>
+            <w:rPr>
+              <w:rFonts w:ascii="Cambria Math" w:hAnsi="Cambria Math"/>
+            </w:rPr>
+            <m:t>b_{l2} = ∂ρ / ∂l_2 = - ρ̄ / l̄_2 = - 7818,4 / (34,932 · 10^-3) = -223818 кг/м^4</m:t>
+          </m:r>
+        </m:oMath>
+      </m:oMathPara>
+    </w:p>
+    <w:p>
+      <w:pPr>
+        <w:spacing w:before="40" w:after="60"/>
+        <w:ind w:firstLine="0"/>
+        <w:jc w:val="left"/>
+        <w:rPr>
+          <w:rFonts w:ascii="Cambria Math" w:hAnsi="Cambria Math"/>
+          <w:oMath/>
+        </w:rPr>
+      </w:pPr>
+      <m:oMathPara>
+        <m:oMathParaPr>
+          <m:jc m:val="left"/>
+        </m:oMathParaPr>
+        <m:oMath>
+          <m:r>
+            <w:rPr>
+              <w:rFonts w:ascii="Cambria Math" w:hAnsi="Cambria Math"/>
+            </w:rPr>
+            <m:t>b_{l2} =- 7818,4 / (34,932 · 10^-3) = -223818 кг/м^4</m:t>
+          </m:r>
+        </m:oMath>
+      </m:oMathPara>
+    </w:p>
+    <w:p>
+      <w:pPr>
+        <w:spacing w:before="40" w:after="60"/>
+        <w:ind w:firstLine="0"/>
+        <w:jc w:val="left"/>
+        <w:rPr>
+          <w:rFonts w:ascii="Cambria Math" w:hAnsi="Cambria Math"/>
+          <w:oMath/>
+        </w:rPr>
+      </w:pPr>
+      <m:oMathPara>
+        <m:oMathParaPr>
+          <m:jc m:val="left"/>
+        </m:oMathParaPr>
+        <m:oMath>
+          <m:r>
+            <w:rPr>
+              <w:rFonts w:ascii="Cambria Math" w:hAnsi="Cambria Math"/>
+            </w:rPr>
+            <m:t>b_{l3} = ∂ρ / ∂l_3 = - ρ̄ / l̄_3 = - 7818,4 / (8,844 · 10^-3) = -884035 кг/м^4</m:t>
+          </m:r>
+        </m:oMath>
+      </m:oMathPara>
+    </w:p>
+    <w:p>
+      <w:pPr>
+        <w:spacing w:before="40" w:after="60"/>
+        <w:ind w:firstLine="0"/>
+        <w:jc w:val="left"/>
+        <w:rPr>
+          <w:rFonts w:ascii="Cambria Math" w:hAnsi="Cambria Math"/>
+          <w:oMath/>
+        </w:rPr>
+      </w:pPr>
+      <m:oMathPara>
+        <m:oMathParaPr>
+          <m:jc m:val="left"/>
+        </m:oMathParaPr>
+        <m:oMath>
+          <m:r>
+            <w:rPr>
+              <w:rFonts w:ascii="Cambria Math" w:hAnsi="Cambria Math"/>
+            </w:rPr>
+            <m:t>b_{l3} =- 7818,4 / (8,844 · 10^-3) = -884035 кг/м^4</m:t>
+          </m:r>
+        </m:oMath>
+      </m:oMathPara>
+    </w:p>
+    <w:p>
+      <w:pPr>
+        <w:spacing w:after="60" w:line="276" w:lineRule="auto"/>
+        <w:ind w:firstLine="0"/>
+        <w:jc w:val="left"/>
+      </w:pPr>
+      <w:r>
+        <w:t xml:space="preserve">Проверка критерия линеаризации (МИ </w:t>
+      </w:r>
+      <w:proofErr w:type="gramStart"/>
+      <w:r>
+        <w:t>2083-90</w:t>
+      </w:r>
+      <w:proofErr w:type="gramEnd"/>
+      <w:r>
+        <w:t>, п. 3.3):</w:t>
+      </w:r>
+    </w:p>
+    <w:p>
+      <w:pPr>
+        <w:spacing w:after="60" w:line="276" w:lineRule="auto"/>
+        <w:ind w:firstLine="0"/>
+        <w:jc w:val="left"/>
+      </w:pPr>
+      <w:r>
+        <w:t>Остаточный член ряда Тейлора:</w:t>
+      </w:r>
+    </w:p>
+    <w:p>
+      <w:pPr>
+        <w:spacing w:before="40" w:after="60"/>
+        <w:ind w:firstLine="0"/>
+        <w:jc w:val="left"/>
+      </w:pPr>
+      <m:oMathPara>
+        <m:oMathParaPr>
+          <m:jc m:val="left"/>
+        </m:oMathParaPr>
+        <m:oMath>
+          <m:r>
+            <w:rPr>
+              <w:rFonts w:ascii="Cambria Math" w:hAnsi="Cambria Math"/>
+            </w:rPr>
+            <m:t>R = 0,132 кг/м^</m:t>
+          </m:r>
+          <m:r>
+            <w:rPr>
+              <w:rFonts w:ascii="Cambria Math" w:hAnsi="Cambria Math"/>
+            </w:rPr>
+            <m:t>3</m:t>
+          </m:r>
+        </m:oMath>
+      </m:oMathPara>
+    </w:p>
+    <w:p>
+      <w:pPr>
+        <w:spacing w:after="60" w:line="276" w:lineRule="auto"/>
+        <w:ind w:firstLine="0"/>
+        <w:jc w:val="left"/>
+      </w:pPr>
+      <w:r>
+        <w:t>Пороговое значение:</w:t>
+      </w:r>
+    </w:p>
+    <w:p>
+      <w:pPr>
+        <w:spacing w:before="40" w:after="60"/>
+        <w:ind w:firstLine="0"/>
+        <w:jc w:val="left"/>
+      </w:pPr>
+      <m:oMathPara>
+        <m:oMathParaPr>
+          <m:jc m:val="left"/>
+        </m:oMathParaPr>
+        <m:oMath>
+          <m:r>
+            <w:rPr>
+              <w:rFonts w:ascii="Cambria Math" w:hAnsi="Cambria Math"/>
+            </w:rPr>
+            <m:t>0,8 · S(ρ) = 0,8 · 6,03 = 4,824 кг/м^</m:t>
+          </m:r>
+          <m:r>
+            <w:rPr>
+              <w:rFonts w:ascii="Cambria Math" w:hAnsi="Cambria Math"/>
+            </w:rPr>
+            <m:t>3</m:t>
+          </m:r>
+        </m:oMath>
+      </m:oMathPara>
+    </w:p>
+    <w:p>
+      <w:pPr>
+        <w:spacing w:after="60" w:line="276" w:lineRule="auto"/>
+        <w:ind w:firstLine="0"/>
+        <w:jc w:val="left"/>
+      </w:pPr>
+      <w:r>
+        <w:t>Сравниваем:</w:t>
+      </w:r>
+    </w:p>
+    <w:p>
+      <w:pPr>
+        <w:spacing w:before="40" w:after="60"/>
+        <w:ind w:firstLine="0"/>
+        <w:jc w:val="left"/>
+      </w:pPr>
+      <m:oMathPara>
+        <m:oMathParaPr>
+          <m:jc m:val="left"/>
+        </m:oMathParaPr>
+        <m:oMath>
+          <m:r>
+            <w:rPr>
+              <w:rFonts w:ascii="Cambria Math" w:hAnsi="Cambria Math"/>
+            </w:rPr>
+            <m:t>R = 0,132 &lt; 4,824 кг/м^</m:t>
+          </m:r>
+          <m:r>
+            <w:rPr>
+              <w:rFonts w:ascii="Cambria Math" w:hAnsi="Cambria Math"/>
+            </w:rPr>
+            <m:t>3</m:t>
+          </m:r>
+        </m:oMath>
+      </m:oMathPara>
+    </w:p>
+    <w:p>
+      <w:pPr>
+        <w:spacing w:after="60" w:line="276" w:lineRule="auto"/>
+        <w:ind w:firstLine="0"/>
+        <w:jc w:val="left"/>
+      </w:pPr>
+      <w:r>
+        <w:t>Следовательно, линеаризация применима.</w:t>
+      </w:r>
+    </w:p>
+    <w:p>
+      <w:pPr>
+        <w:spacing w:after="60" w:line="276" w:lineRule="auto"/>
+        <w:ind w:firstLine="0"/>
+        <w:jc w:val="left"/>
+      </w:pPr>
+      <w:r>
+        <w:t>Случайная погрешность косвенного измерения:</w:t>
+      </w:r>
+    </w:p>
+    <w:p>
+      <w:pPr>
+        <w:spacing w:before="40" w:after="60"/>
+        <w:ind w:firstLine="0"/>
+        <w:jc w:val="left"/>
+      </w:pPr>
+      <w:r>
+        <w:rPr>
+          <w:lang w:val="en-US"/>
+        </w:rPr>
+        <w:t>S(</w:t>
+      </w:r>
+      <w:r>
+        <w:t>ρ</w:t>
+      </w:r>
+      <w:r>
+        <w:rPr>
+          <w:lang w:val="en-US"/>
+        </w:rPr>
+        <w:t xml:space="preserve">) = </w:t>
+      </w:r>
+      <m:oMath>
+        <m:rad>
+          <m:radPr>
+            <m:degHide m:val="1"/>
+            <m:ctrlPr>
+              <w:rPr>
+                <w:rFonts w:ascii="Cambria Math" w:hAnsi="Cambria Math"/>
+                <w:i/>
+                <w:lang w:val="en-US"/>
+              </w:rPr>
+            </m:ctrlPr>
+          </m:radPr>
+          <m:deg/>
+          <m:e>
+            <m:d>
+              <m:dPr>
+                <m:begChr m:val="["/>
+                <m:endChr m:val="]"/>
+                <m:ctrlPr>
+                  <w:rPr>
+                    <w:rFonts w:ascii="Cambria Math" w:hAnsi="Cambria Math"/>
+                    <w:i/>
+                    <w:lang w:val="en-US"/>
+                  </w:rPr>
+                </m:ctrlPr>
+              </m:dPr>
+              <m:e>
+                <m:r>
+                  <w:rPr>
+                    <w:rFonts w:ascii="Cambria Math" w:hAnsi="Cambria Math"/>
+                    <w:lang w:val="en-US"/>
+                  </w:rPr>
+                  <m:t xml:space="preserve"> </m:t>
+                </m:r>
+                <m:sSup>
+                  <m:sSupPr>
+                    <m:ctrlPr>
+                      <w:rPr>
+                        <w:rFonts w:ascii="Cambria Math" w:hAnsi="Cambria Math"/>
+                        <w:i/>
+                        <w:lang w:val="en-US"/>
+                      </w:rPr>
+                    </m:ctrlPr>
+                  </m:sSupPr>
+                  <m:e>
+                    <m:d>
+                      <m:dPr>
+                        <m:ctrlPr>
+                          <w:rPr>
+                            <w:rFonts w:ascii="Cambria Math" w:hAnsi="Cambria Math"/>
+                            <w:i/>
+                            <w:lang w:val="en-US"/>
+                          </w:rPr>
+                        </m:ctrlPr>
+                      </m:dPr>
+                      <m:e>
+                        <m:sSub>
+                          <m:sSubPr>
+                            <m:ctrlPr>
+                              <w:rPr>
+                                <w:rFonts w:ascii="Cambria Math" w:hAnsi="Cambria Math"/>
+                                <w:i/>
+                                <w:lang w:val="en-US"/>
+                              </w:rPr>
+                            </m:ctrlPr>
+                          </m:sSubPr>
+                          <m:e>
+                            <m:r>
+                              <w:rPr>
+                                <w:rFonts w:ascii="Cambria Math" w:hAnsi="Cambria Math"/>
+                                <w:lang w:val="en-US"/>
+                              </w:rPr>
+                              <m:t>b</m:t>
+                            </m:r>
+                          </m:e>
+                          <m:sub>
+                            <m:r>
+                              <w:rPr>
+                                <w:rFonts w:ascii="Cambria Math" w:hAnsi="Cambria Math"/>
+                                <w:lang w:val="en-US"/>
+                              </w:rPr>
+                              <m:t>m</m:t>
+                            </m:r>
+                          </m:sub>
+                        </m:sSub>
+                        <m:r>
+                          <w:rPr>
+                            <w:rFonts w:ascii="Cambria Math" w:hAnsi="Cambria Math"/>
+                            <w:lang w:val="en-US"/>
+                          </w:rPr>
+                          <m:t>· S</m:t>
+                        </m:r>
+                        <m:d>
+                          <m:dPr>
+                            <m:ctrlPr>
+                              <w:rPr>
+                                <w:rFonts w:ascii="Cambria Math" w:hAnsi="Cambria Math"/>
+                                <w:i/>
+                                <w:lang w:val="en-US"/>
+                              </w:rPr>
+                            </m:ctrlPr>
+                          </m:dPr>
+                          <m:e>
+                            <m:acc>
+                              <m:accPr>
+                                <m:chr m:val="̄"/>
+                                <m:ctrlPr>
+                                  <w:rPr>
+                                    <w:rFonts w:ascii="Cambria Math" w:hAnsi="Cambria Math"/>
+                                    <w:i/>
+                                    <w:lang w:val="en-US"/>
+                                  </w:rPr>
+                                </m:ctrlPr>
+                              </m:accPr>
+                              <m:e>
+                                <m:r>
+                                  <w:rPr>
+                                    <w:rFonts w:ascii="Cambria Math" w:hAnsi="Cambria Math"/>
+                                    <w:lang w:val="en-US"/>
+                                  </w:rPr>
+                                  <m:t>m</m:t>
+                                </m:r>
+                              </m:e>
+                            </m:acc>
+                          </m:e>
+                        </m:d>
+                      </m:e>
+                    </m:d>
+                  </m:e>
+                  <m:sup>
+                    <m:r>
+                      <w:rPr>
+                        <w:rFonts w:ascii="Cambria Math" w:hAnsi="Cambria Math"/>
+                        <w:lang w:val="en-US"/>
+                      </w:rPr>
+                      <m:t>2</m:t>
+                    </m:r>
+                  </m:sup>
+                </m:sSup>
+                <m:r>
+                  <w:rPr>
+                    <w:rFonts w:ascii="Cambria Math" w:hAnsi="Cambria Math"/>
+                    <w:lang w:val="en-US"/>
+                  </w:rPr>
+                  <m:t xml:space="preserve">+ </m:t>
+                </m:r>
+                <m:sSup>
+                  <m:sSupPr>
+                    <m:ctrlPr>
+                      <w:rPr>
+                        <w:rFonts w:ascii="Cambria Math" w:hAnsi="Cambria Math"/>
+                        <w:i/>
+                        <w:lang w:val="en-US"/>
+                      </w:rPr>
+                    </m:ctrlPr>
+                  </m:sSupPr>
+                  <m:e>
+                    <m:d>
+                      <m:dPr>
+                        <m:ctrlPr>
+                          <w:rPr>
+                            <w:rFonts w:ascii="Cambria Math" w:hAnsi="Cambria Math"/>
+                            <w:i/>
+                            <w:lang w:val="en-US"/>
+                          </w:rPr>
+                        </m:ctrlPr>
+                      </m:dPr>
+                      <m:e>
+                        <m:sSub>
+                          <m:sSubPr>
+                            <m:ctrlPr>
+                              <w:rPr>
+                                <w:rFonts w:ascii="Cambria Math" w:hAnsi="Cambria Math"/>
+                                <w:i/>
+                                <w:lang w:val="en-US"/>
+                              </w:rPr>
+                            </m:ctrlPr>
+                          </m:sSubPr>
+                          <m:e>
+                            <m:r>
+                              <w:rPr>
+                                <w:rFonts w:ascii="Cambria Math" w:hAnsi="Cambria Math"/>
+                                <w:lang w:val="en-US"/>
+                              </w:rPr>
+                              <m:t>b</m:t>
+                            </m:r>
+                          </m:e>
+                          <m:sub>
+                            <m:d>
+                              <m:dPr>
+                                <m:begChr m:val="{"/>
+                                <m:endChr m:val="}"/>
+                                <m:ctrlPr>
+                                  <w:rPr>
+                                    <w:rFonts w:ascii="Cambria Math" w:hAnsi="Cambria Math"/>
+                                    <w:i/>
+                                    <w:lang w:val="en-US"/>
+                                  </w:rPr>
+                                </m:ctrlPr>
+                              </m:dPr>
+                              <m:e>
+                                <m:r>
+                                  <w:rPr>
+                                    <w:rFonts w:ascii="Cambria Math" w:hAnsi="Cambria Math"/>
+                                    <w:lang w:val="en-US"/>
+                                  </w:rPr>
+                                  <m:t>l1</m:t>
+                                </m:r>
+                              </m:e>
+                            </m:d>
+                          </m:sub>
+                        </m:sSub>
+                        <m:r>
+                          <w:rPr>
+                            <w:rFonts w:ascii="Cambria Math" w:hAnsi="Cambria Math"/>
+                            <w:lang w:val="en-US"/>
+                          </w:rPr>
+                          <m:t>· S</m:t>
+                        </m:r>
+                        <m:d>
+                          <m:dPr>
+                            <m:ctrlPr>
+                              <w:rPr>
+                                <w:rFonts w:ascii="Cambria Math" w:hAnsi="Cambria Math"/>
+                                <w:i/>
+                                <w:lang w:val="en-US"/>
+                              </w:rPr>
+                            </m:ctrlPr>
+                          </m:dPr>
+                          <m:e>
+                            <m:sSub>
+                              <m:sSubPr>
+                                <m:ctrlPr>
+                                  <w:rPr>
+                                    <w:rFonts w:ascii="Cambria Math" w:hAnsi="Cambria Math"/>
+                                    <w:i/>
+                                    <w:lang w:val="en-US"/>
+                                  </w:rPr>
+                                </m:ctrlPr>
+                              </m:sSubPr>
+                              <m:e>
+                                <m:acc>
+                                  <m:accPr>
+                                    <m:chr m:val="̄"/>
+                                    <m:ctrlPr>
+                                      <w:rPr>
+                                        <w:rFonts w:ascii="Cambria Math" w:hAnsi="Cambria Math"/>
+                                        <w:i/>
+                                        <w:lang w:val="en-US"/>
+                                      </w:rPr>
+                                    </m:ctrlPr>
+                                  </m:accPr>
+                                  <m:e>
+                                    <m:r>
+                                      <w:rPr>
+                                        <w:rFonts w:ascii="Cambria Math" w:hAnsi="Cambria Math"/>
+                                        <w:lang w:val="en-US"/>
+                                      </w:rPr>
+                                      <m:t>l</m:t>
+                                    </m:r>
+                                  </m:e>
+                                </m:acc>
+                              </m:e>
+                              <m:sub>
+                                <m:r>
+                                  <w:rPr>
+                                    <w:rFonts w:ascii="Cambria Math" w:hAnsi="Cambria Math"/>
+                                    <w:lang w:val="en-US"/>
+                                  </w:rPr>
+                                  <m:t>1</m:t>
+                                </m:r>
+                              </m:sub>
+                            </m:sSub>
+                          </m:e>
+                        </m:d>
+                      </m:e>
+                    </m:d>
+                  </m:e>
+                  <m:sup>
+                    <m:r>
+                      <w:rPr>
+                        <w:rFonts w:ascii="Cambria Math" w:hAnsi="Cambria Math"/>
+                        <w:lang w:val="en-US"/>
+                      </w:rPr>
+                      <m:t>2</m:t>
+                    </m:r>
+                  </m:sup>
+                </m:sSup>
+                <m:r>
+                  <w:rPr>
+                    <w:rFonts w:ascii="Cambria Math" w:hAnsi="Cambria Math"/>
+                    <w:lang w:val="en-US"/>
+                  </w:rPr>
+                  <m:t xml:space="preserve">+ </m:t>
+                </m:r>
+                <m:sSup>
+                  <m:sSupPr>
+                    <m:ctrlPr>
+                      <w:rPr>
+                        <w:rFonts w:ascii="Cambria Math" w:hAnsi="Cambria Math"/>
+                        <w:i/>
+                        <w:lang w:val="en-US"/>
+                      </w:rPr>
+                    </m:ctrlPr>
+                  </m:sSupPr>
+                  <m:e>
+                    <m:d>
+                      <m:dPr>
+                        <m:ctrlPr>
+                          <w:rPr>
+                            <w:rFonts w:ascii="Cambria Math" w:hAnsi="Cambria Math"/>
+                            <w:i/>
+                            <w:lang w:val="en-US"/>
+                          </w:rPr>
+                        </m:ctrlPr>
+                      </m:dPr>
+                      <m:e>
+                        <m:sSub>
+                          <m:sSubPr>
+                            <m:ctrlPr>
+                              <w:rPr>
+                                <w:rFonts w:ascii="Cambria Math" w:hAnsi="Cambria Math"/>
+                                <w:i/>
+                                <w:lang w:val="en-US"/>
+                              </w:rPr>
+                            </m:ctrlPr>
+                          </m:sSubPr>
+                          <m:e>
+                            <m:r>
+                              <w:rPr>
+                                <w:rFonts w:ascii="Cambria Math" w:hAnsi="Cambria Math"/>
+                                <w:lang w:val="en-US"/>
+                              </w:rPr>
+                              <m:t>b</m:t>
+                            </m:r>
+                          </m:e>
+                          <m:sub>
+                            <m:d>
+                              <m:dPr>
+                                <m:begChr m:val="{"/>
+                                <m:endChr m:val="}"/>
+                                <m:ctrlPr>
+                                  <w:rPr>
+                                    <w:rFonts w:ascii="Cambria Math" w:hAnsi="Cambria Math"/>
+                                    <w:i/>
+                                    <w:lang w:val="en-US"/>
+                                  </w:rPr>
+                                </m:ctrlPr>
+                              </m:dPr>
+                              <m:e>
+                                <m:r>
+                                  <w:rPr>
+                                    <w:rFonts w:ascii="Cambria Math" w:hAnsi="Cambria Math"/>
+                                    <w:lang w:val="en-US"/>
+                                  </w:rPr>
+                                  <m:t>l2</m:t>
+                                </m:r>
+                              </m:e>
+                            </m:d>
+                          </m:sub>
+                        </m:sSub>
+                        <m:r>
+                          <w:rPr>
+                            <w:rFonts w:ascii="Cambria Math" w:hAnsi="Cambria Math"/>
+                            <w:lang w:val="en-US"/>
+                          </w:rPr>
+                          <m:t>· S</m:t>
+                        </m:r>
+                        <m:d>
+                          <m:dPr>
+                            <m:ctrlPr>
+                              <w:rPr>
+                                <w:rFonts w:ascii="Cambria Math" w:hAnsi="Cambria Math"/>
+                                <w:i/>
+                                <w:lang w:val="en-US"/>
+                              </w:rPr>
+                            </m:ctrlPr>
+                          </m:dPr>
+                          <m:e>
+                            <m:sSub>
+                              <m:sSubPr>
+                                <m:ctrlPr>
+                                  <w:rPr>
+                                    <w:rFonts w:ascii="Cambria Math" w:hAnsi="Cambria Math"/>
+                                    <w:i/>
+                                    <w:lang w:val="en-US"/>
+                                  </w:rPr>
+                                </m:ctrlPr>
+                              </m:sSubPr>
+                              <m:e>
+                                <m:acc>
+                                  <m:accPr>
+                                    <m:chr m:val="̄"/>
+                                    <m:ctrlPr>
+                                      <w:rPr>
+                                        <w:rFonts w:ascii="Cambria Math" w:hAnsi="Cambria Math"/>
+                                        <w:i/>
+                                        <w:lang w:val="en-US"/>
+                                      </w:rPr>
+                                    </m:ctrlPr>
+                                  </m:accPr>
+                                  <m:e>
+                                    <m:r>
+                                      <w:rPr>
+                                        <w:rFonts w:ascii="Cambria Math" w:hAnsi="Cambria Math"/>
+                                        <w:lang w:val="en-US"/>
+                                      </w:rPr>
+                                      <m:t>l</m:t>
+                                    </m:r>
+                                  </m:e>
+                                </m:acc>
+                              </m:e>
+                              <m:sub>
+                                <m:r>
+                                  <w:rPr>
+                                    <w:rFonts w:ascii="Cambria Math" w:hAnsi="Cambria Math"/>
+                                    <w:lang w:val="en-US"/>
+                                  </w:rPr>
+                                  <m:t>2</m:t>
+                                </m:r>
+                              </m:sub>
+                            </m:sSub>
+                          </m:e>
+                        </m:d>
+                      </m:e>
+                    </m:d>
+                  </m:e>
+                  <m:sup>
+                    <m:r>
+                      <w:rPr>
+                        <w:rFonts w:ascii="Cambria Math" w:hAnsi="Cambria Math"/>
+                        <w:lang w:val="en-US"/>
+                      </w:rPr>
+                      <m:t>2</m:t>
+                    </m:r>
+                  </m:sup>
+                </m:sSup>
+                <m:r>
+                  <w:rPr>
+                    <w:rFonts w:ascii="Cambria Math" w:hAnsi="Cambria Math"/>
+                    <w:lang w:val="en-US"/>
+                  </w:rPr>
+                  <m:t xml:space="preserve">+ </m:t>
+                </m:r>
+                <m:sSup>
+                  <m:sSupPr>
+                    <m:ctrlPr>
+                      <w:rPr>
+                        <w:rFonts w:ascii="Cambria Math" w:hAnsi="Cambria Math"/>
+                        <w:i/>
+                        <w:lang w:val="en-US"/>
+                      </w:rPr>
+                    </m:ctrlPr>
+                  </m:sSupPr>
+                  <m:e>
+                    <m:d>
+                      <m:dPr>
+                        <m:ctrlPr>
+                          <w:rPr>
+                            <w:rFonts w:ascii="Cambria Math" w:hAnsi="Cambria Math"/>
+                            <w:i/>
+                            <w:lang w:val="en-US"/>
+                          </w:rPr>
+                        </m:ctrlPr>
+                      </m:dPr>
+                      <m:e>
+                        <m:sSub>
+                          <m:sSubPr>
+                            <m:ctrlPr>
+                              <w:rPr>
+                                <w:rFonts w:ascii="Cambria Math" w:hAnsi="Cambria Math"/>
+                                <w:i/>
+                                <w:lang w:val="en-US"/>
+                              </w:rPr>
+                            </m:ctrlPr>
+                          </m:sSubPr>
+                          <m:e>
+                            <m:r>
+                              <w:rPr>
+                                <w:rFonts w:ascii="Cambria Math" w:hAnsi="Cambria Math"/>
+                                <w:lang w:val="en-US"/>
+                              </w:rPr>
+                              <m:t>b</m:t>
+                            </m:r>
+                          </m:e>
+                          <m:sub>
+                            <m:d>
+                              <m:dPr>
+                                <m:begChr m:val="{"/>
+                                <m:endChr m:val="}"/>
+                                <m:ctrlPr>
+                                  <w:rPr>
+                                    <w:rFonts w:ascii="Cambria Math" w:hAnsi="Cambria Math"/>
+                                    <w:i/>
+                                    <w:lang w:val="en-US"/>
+                                  </w:rPr>
+                                </m:ctrlPr>
+                              </m:dPr>
+                              <m:e>
+                                <m:r>
+                                  <w:rPr>
+                                    <w:rFonts w:ascii="Cambria Math" w:hAnsi="Cambria Math"/>
+                                    <w:lang w:val="en-US"/>
+                                  </w:rPr>
+                                  <m:t>l3</m:t>
+                                </m:r>
+                              </m:e>
+                            </m:d>
+                          </m:sub>
+                        </m:sSub>
+                        <m:r>
+                          <w:rPr>
+                            <w:rFonts w:ascii="Cambria Math" w:hAnsi="Cambria Math"/>
+                            <w:lang w:val="en-US"/>
+                          </w:rPr>
+                          <m:t>· S</m:t>
+                        </m:r>
+                        <m:d>
+                          <m:dPr>
+                            <m:ctrlPr>
+                              <w:rPr>
+                                <w:rFonts w:ascii="Cambria Math" w:hAnsi="Cambria Math"/>
+                                <w:i/>
+                                <w:lang w:val="en-US"/>
+                              </w:rPr>
+                            </m:ctrlPr>
+                          </m:dPr>
+                          <m:e>
+                            <m:sSub>
+                              <m:sSubPr>
+                                <m:ctrlPr>
+                                  <w:rPr>
+                                    <w:rFonts w:ascii="Cambria Math" w:hAnsi="Cambria Math"/>
+                                    <w:i/>
+                                    <w:lang w:val="en-US"/>
+                                  </w:rPr>
+                                </m:ctrlPr>
+                              </m:sSubPr>
+                              <m:e>
+                                <m:acc>
+                                  <m:accPr>
+                                    <m:chr m:val="̄"/>
+                                    <m:ctrlPr>
+                                      <w:rPr>
+                                        <w:rFonts w:ascii="Cambria Math" w:hAnsi="Cambria Math"/>
+                                        <w:i/>
+                                        <w:lang w:val="en-US"/>
+                                      </w:rPr>
+                                    </m:ctrlPr>
+                                  </m:accPr>
+                                  <m:e>
+                                    <m:r>
+                                      <w:rPr>
+                                        <w:rFonts w:ascii="Cambria Math" w:hAnsi="Cambria Math"/>
+                                        <w:lang w:val="en-US"/>
+                                      </w:rPr>
+                                      <m:t>l</m:t>
+                                    </m:r>
+                                  </m:e>
+                                </m:acc>
+                              </m:e>
+                              <m:sub>
+                                <m:r>
+                                  <w:rPr>
+                                    <w:rFonts w:ascii="Cambria Math" w:hAnsi="Cambria Math"/>
+                                    <w:lang w:val="en-US"/>
+                                  </w:rPr>
+                                  <m:t>3</m:t>
+                                </m:r>
+                              </m:sub>
+                            </m:sSub>
+                          </m:e>
+                        </m:d>
+                      </m:e>
+                    </m:d>
+                  </m:e>
+                  <m:sup>
+                    <m:r>
+                      <w:rPr>
+                        <w:rFonts w:ascii="Cambria Math" w:hAnsi="Cambria Math"/>
+                        <w:lang w:val="en-US"/>
+                      </w:rPr>
+                      <m:t>2</m:t>
+                    </m:r>
+                  </m:sup>
+                </m:sSup>
+              </m:e>
+            </m:d>
+          </m:e>
+        </m:rad>
+      </m:oMath>
+    </w:p>
+    <w:p>
+      <w:pPr>
+        <w:spacing w:after="60" w:line="276" w:lineRule="auto"/>
+        <w:ind w:firstLine="0"/>
+        <w:jc w:val="left"/>
+      </w:pPr>
+      <w:r>
+        <w:t>Подставляем:</w:t>
+      </w:r>
+    </w:p>
+    <w:p>
+      <w:pPr>
+        <w:spacing w:before="40" w:after="60"/>
+        <w:ind w:firstLine="0"/>
+        <w:jc w:val="left"/>
+      </w:pPr>
+      <m:oMathPara>
+        <m:oMath>
+          <m:r>
+            <w:rPr>
+              <w:rFonts w:ascii="Cambria Math" w:hAnsi="Cambria Math"/>
+            </w:rPr>
+            <m:t>S(ρ) = √[ 36,35 ] = 6,03 кг/м^3</m:t>
+          </m:r>
+        </m:oMath>
+      </m:oMathPara>
+    </w:p>
+    <w:p>
+      <w:pPr>
+        <w:spacing w:after="60" w:line="276" w:lineRule="auto"/>
+        <w:ind w:firstLine="0"/>
+        <w:jc w:val="left"/>
       </w:pPr>
       <w:r>
         <w:lastRenderedPageBreak/>
-        <w:t>b_{l2} = ∂ρ / ∂l_2 = - ρ̄ / l̄_2 = - 7818,4 / (34,932 · 10^-3) = -223818 кг/м^4</w:t>
+        <w:t>Доверительные границы случайной погрешности:</w:t>
+      </w:r>
+    </w:p>
+    <w:p>
+      <w:pPr>
+        <w:spacing w:after="60" w:line="276" w:lineRule="auto"/>
+        <w:ind w:firstLine="0"/>
+        <w:jc w:val="left"/>
+      </w:pPr>
+      <w:r>
+        <w:t>Эффективное число степеней свободы по формуле Уэлча-</w:t>
+      </w:r>
+      <w:proofErr w:type="spellStart"/>
+      <w:r>
+        <w:t>Саттертуэйта</w:t>
+      </w:r>
+      <w:proofErr w:type="spellEnd"/>
+      <w:r>
+        <w:t>:</w:t>
       </w:r>
     </w:p>
     <w:p>
@@ -2788,8 +6329,13 @@
         <w:ind w:firstLine="0"/>
         <w:jc w:val="left"/>
       </w:pPr>
-      <w:r>
-        <w:t>b_{l3} = ∂ρ / ∂l_3 = - ρ̄ / l̄_3 = - 7818,4 / (8,844 · 10^-3) = -884035 кг/м^4</w:t>
+      <w:proofErr w:type="spellStart"/>
+      <w:r>
+        <w:t>f_эфф</w:t>
+      </w:r>
+      <w:proofErr w:type="spellEnd"/>
+      <w:r>
+        <w:t xml:space="preserve"> = 11</w:t>
       </w:r>
     </w:p>
     <w:p>
@@ -2799,7 +6345,17 @@
         <w:jc w:val="left"/>
       </w:pPr>
       <w:r>
-        <w:t>Проверка критерия линеаризации (МИ 2083-90, п. 3.3):</w:t>
+        <w:t>Для P = 0,95 и f = 11 коэффициент Стьюдента:</w:t>
+      </w:r>
+    </w:p>
+    <w:p>
+      <w:pPr>
+        <w:spacing w:before="40" w:after="60"/>
+        <w:ind w:firstLine="0"/>
+        <w:jc w:val="left"/>
+      </w:pPr>
+      <w:r>
+        <w:t>t = 2,201</w:t>
       </w:r>
     </w:p>
     <w:p>
@@ -2809,7 +6365,7 @@
         <w:jc w:val="left"/>
       </w:pPr>
       <w:r>
-        <w:t>Остаточный член ряда Тейлора:</w:t>
+        <w:t>Тогда:</w:t>
       </w:r>
     </w:p>
     <w:p>
@@ -2819,7 +6375,7 @@
         <w:jc w:val="left"/>
       </w:pPr>
       <w:r>
-        <w:t>R = 0,132 кг/м^3</w:t>
+        <w:t>ε = t · S(ρ) = 2,201 · 6,03 = 13,27 кг/м^3</w:t>
       </w:r>
     </w:p>
     <w:p>
@@ -2829,7 +6385,25 @@
         <w:jc w:val="left"/>
       </w:pPr>
       <w:r>
-        <w:t>Пороговое значение:</w:t>
+        <w:t>Учёт систематической (приборной) погрешности:</w:t>
+      </w:r>
+    </w:p>
+    <w:p>
+      <w:pPr>
+        <w:spacing w:after="60" w:line="276" w:lineRule="auto"/>
+        <w:ind w:firstLine="0"/>
+        <w:jc w:val="left"/>
+      </w:pPr>
+      <w:r>
+        <w:t xml:space="preserve">Для штангенциркуля цена деления </w:t>
+      </w:r>
+      <w:proofErr w:type="spellStart"/>
+      <w:r>
+        <w:t>Δ_l</w:t>
+      </w:r>
+      <w:proofErr w:type="spellEnd"/>
+      <w:r>
+        <w:t xml:space="preserve"> = 0,02 мм, погрешность:</w:t>
       </w:r>
     </w:p>
     <w:p>
@@ -2838,8 +6412,21 @@
         <w:ind w:firstLine="0"/>
         <w:jc w:val="left"/>
       </w:pPr>
-      <w:r>
-        <w:t>0,8 · S(ρ) = 0,8 · 6,03 = 4,824 кг/м^3</w:t>
+      <w:proofErr w:type="spellStart"/>
+      <w:r>
+        <w:t>θ_l</w:t>
+      </w:r>
+      <w:proofErr w:type="spellEnd"/>
+      <w:r>
+        <w:t xml:space="preserve"> = 0,02 мм = 0,02 · </w:t>
+      </w:r>
+      <w:proofErr w:type="gramStart"/>
+      <w:r>
+        <w:t>10^-3</w:t>
+      </w:r>
+      <w:proofErr w:type="gramEnd"/>
+      <w:r>
+        <w:t xml:space="preserve"> м</w:t>
       </w:r>
     </w:p>
     <w:p>
@@ -2849,7 +6436,15 @@
         <w:jc w:val="left"/>
       </w:pPr>
       <w:r>
-        <w:t>Сравниваем:</w:t>
+        <w:t xml:space="preserve">Для весов цена деления </w:t>
+      </w:r>
+      <w:proofErr w:type="spellStart"/>
+      <w:r>
+        <w:t>Δ_m</w:t>
+      </w:r>
+      <w:proofErr w:type="spellEnd"/>
+      <w:r>
+        <w:t xml:space="preserve"> = 0,02 г, погрешность:</w:t>
       </w:r>
     </w:p>
     <w:p>
@@ -2858,8 +6453,21 @@
         <w:ind w:firstLine="0"/>
         <w:jc w:val="left"/>
       </w:pPr>
-      <w:r>
-        <w:t>R = 0,132 &lt; 4,824 кг/м^3</w:t>
+      <w:proofErr w:type="spellStart"/>
+      <w:r>
+        <w:t>θ_m</w:t>
+      </w:r>
+      <w:proofErr w:type="spellEnd"/>
+      <w:r>
+        <w:t xml:space="preserve"> = 0,02 г = 0,02 · </w:t>
+      </w:r>
+      <w:proofErr w:type="gramStart"/>
+      <w:r>
+        <w:t>10^-3</w:t>
+      </w:r>
+      <w:proofErr w:type="gramEnd"/>
+      <w:r>
+        <w:t xml:space="preserve"> кг</w:t>
       </w:r>
     </w:p>
     <w:p>
@@ -2869,8 +6477,487 @@
         <w:jc w:val="left"/>
       </w:pPr>
       <w:r>
-        <w:t>Следовательно, линеаризация применима.</w:t>
-      </w:r>
+        <w:t xml:space="preserve">По стандарту МИ </w:t>
+      </w:r>
+      <w:proofErr w:type="gramStart"/>
+      <w:r>
+        <w:t>2083-90</w:t>
+      </w:r>
+      <w:proofErr w:type="gramEnd"/>
+      <w:r>
+        <w:t xml:space="preserve"> (k = 1,1 для P = 0,95):</w:t>
+      </w:r>
+    </w:p>
+    <w:p>
+      <w:pPr>
+        <w:spacing w:before="40" w:after="60"/>
+        <w:ind w:firstLine="0"/>
+        <w:jc w:val="left"/>
+      </w:pPr>
+      <m:oMathPara>
+        <m:oMath>
+          <m:r>
+            <w:rPr>
+              <w:rFonts w:ascii="Cambria Math" w:hAnsi="Cambria Math"/>
+            </w:rPr>
+            <m:t xml:space="preserve">θ = 1,1 · </m:t>
+          </m:r>
+          <m:rad>
+            <m:radPr>
+              <m:degHide m:val="1"/>
+              <m:ctrlPr>
+                <w:rPr>
+                  <w:rFonts w:ascii="Cambria Math" w:hAnsi="Cambria Math"/>
+                  <w:i/>
+                </w:rPr>
+              </m:ctrlPr>
+            </m:radPr>
+            <m:deg/>
+            <m:e>
+              <m:d>
+                <m:dPr>
+                  <m:begChr m:val="["/>
+                  <m:endChr m:val="]"/>
+                  <m:ctrlPr>
+                    <w:rPr>
+                      <w:rFonts w:ascii="Cambria Math" w:hAnsi="Cambria Math"/>
+                      <w:i/>
+                    </w:rPr>
+                  </m:ctrlPr>
+                </m:dPr>
+                <m:e>
+                  <m:r>
+                    <w:rPr>
+                      <w:rFonts w:ascii="Cambria Math" w:hAnsi="Cambria Math"/>
+                    </w:rPr>
+                    <m:t xml:space="preserve"> </m:t>
+                  </m:r>
+                  <m:sSup>
+                    <m:sSupPr>
+                      <m:ctrlPr>
+                        <w:rPr>
+                          <w:rFonts w:ascii="Cambria Math" w:hAnsi="Cambria Math"/>
+                          <w:i/>
+                        </w:rPr>
+                      </m:ctrlPr>
+                    </m:sSupPr>
+                    <m:e>
+                      <m:d>
+                        <m:dPr>
+                          <m:ctrlPr>
+                            <w:rPr>
+                              <w:rFonts w:ascii="Cambria Math" w:hAnsi="Cambria Math"/>
+                              <w:i/>
+                            </w:rPr>
+                          </m:ctrlPr>
+                        </m:dPr>
+                        <m:e>
+                          <m:sSub>
+                            <m:sSubPr>
+                              <m:ctrlPr>
+                                <w:rPr>
+                                  <w:rFonts w:ascii="Cambria Math" w:hAnsi="Cambria Math"/>
+                                  <w:i/>
+                                </w:rPr>
+                              </m:ctrlPr>
+                            </m:sSubPr>
+                            <m:e>
+                              <m:r>
+                                <w:rPr>
+                                  <w:rFonts w:ascii="Cambria Math" w:hAnsi="Cambria Math"/>
+                                </w:rPr>
+                                <m:t>b</m:t>
+                              </m:r>
+                            </m:e>
+                            <m:sub>
+                              <m:r>
+                                <w:rPr>
+                                  <w:rFonts w:ascii="Cambria Math" w:hAnsi="Cambria Math"/>
+                                </w:rPr>
+                                <m:t>m</m:t>
+                              </m:r>
+                            </m:sub>
+                          </m:sSub>
+                          <m:r>
+                            <w:rPr>
+                              <w:rFonts w:ascii="Cambria Math" w:hAnsi="Cambria Math"/>
+                            </w:rPr>
+                            <m:t xml:space="preserve">· </m:t>
+                          </m:r>
+                          <m:sSub>
+                            <m:sSubPr>
+                              <m:ctrlPr>
+                                <w:rPr>
+                                  <w:rFonts w:ascii="Cambria Math" w:hAnsi="Cambria Math"/>
+                                  <w:i/>
+                                </w:rPr>
+                              </m:ctrlPr>
+                            </m:sSubPr>
+                            <m:e>
+                              <m:r>
+                                <w:rPr>
+                                  <w:rFonts w:ascii="Cambria Math" w:hAnsi="Cambria Math"/>
+                                </w:rPr>
+                                <m:t>θ</m:t>
+                              </m:r>
+                            </m:e>
+                            <m:sub>
+                              <m:r>
+                                <w:rPr>
+                                  <w:rFonts w:ascii="Cambria Math" w:hAnsi="Cambria Math"/>
+                                </w:rPr>
+                                <m:t>m</m:t>
+                              </m:r>
+                            </m:sub>
+                          </m:sSub>
+                        </m:e>
+                      </m:d>
+                    </m:e>
+                    <m:sup>
+                      <m:r>
+                        <w:rPr>
+                          <w:rFonts w:ascii="Cambria Math" w:hAnsi="Cambria Math"/>
+                        </w:rPr>
+                        <m:t>2</m:t>
+                      </m:r>
+                    </m:sup>
+                  </m:sSup>
+                  <m:r>
+                    <w:rPr>
+                      <w:rFonts w:ascii="Cambria Math" w:hAnsi="Cambria Math"/>
+                    </w:rPr>
+                    <m:t xml:space="preserve">+ </m:t>
+                  </m:r>
+                  <m:sSup>
+                    <m:sSupPr>
+                      <m:ctrlPr>
+                        <w:rPr>
+                          <w:rFonts w:ascii="Cambria Math" w:hAnsi="Cambria Math"/>
+                          <w:i/>
+                        </w:rPr>
+                      </m:ctrlPr>
+                    </m:sSupPr>
+                    <m:e>
+                      <m:d>
+                        <m:dPr>
+                          <m:ctrlPr>
+                            <w:rPr>
+                              <w:rFonts w:ascii="Cambria Math" w:hAnsi="Cambria Math"/>
+                              <w:i/>
+                            </w:rPr>
+                          </m:ctrlPr>
+                        </m:dPr>
+                        <m:e>
+                          <m:sSub>
+                            <m:sSubPr>
+                              <m:ctrlPr>
+                                <w:rPr>
+                                  <w:rFonts w:ascii="Cambria Math" w:hAnsi="Cambria Math"/>
+                                  <w:i/>
+                                </w:rPr>
+                              </m:ctrlPr>
+                            </m:sSubPr>
+                            <m:e>
+                              <m:r>
+                                <w:rPr>
+                                  <w:rFonts w:ascii="Cambria Math" w:hAnsi="Cambria Math"/>
+                                </w:rPr>
+                                <m:t>b</m:t>
+                              </m:r>
+                            </m:e>
+                            <m:sub>
+                              <m:d>
+                                <m:dPr>
+                                  <m:begChr m:val="{"/>
+                                  <m:endChr m:val="}"/>
+                                  <m:ctrlPr>
+                                    <w:rPr>
+                                      <w:rFonts w:ascii="Cambria Math" w:hAnsi="Cambria Math"/>
+                                      <w:i/>
+                                    </w:rPr>
+                                  </m:ctrlPr>
+                                </m:dPr>
+                                <m:e>
+                                  <m:r>
+                                    <w:rPr>
+                                      <w:rFonts w:ascii="Cambria Math" w:hAnsi="Cambria Math"/>
+                                    </w:rPr>
+                                    <m:t>l1</m:t>
+                                  </m:r>
+                                </m:e>
+                              </m:d>
+                            </m:sub>
+                          </m:sSub>
+                          <m:r>
+                            <w:rPr>
+                              <w:rFonts w:ascii="Cambria Math" w:hAnsi="Cambria Math"/>
+                            </w:rPr>
+                            <m:t xml:space="preserve">· </m:t>
+                          </m:r>
+                          <m:sSub>
+                            <m:sSubPr>
+                              <m:ctrlPr>
+                                <w:rPr>
+                                  <w:rFonts w:ascii="Cambria Math" w:hAnsi="Cambria Math"/>
+                                  <w:i/>
+                                </w:rPr>
+                              </m:ctrlPr>
+                            </m:sSubPr>
+                            <m:e>
+                              <m:r>
+                                <w:rPr>
+                                  <w:rFonts w:ascii="Cambria Math" w:hAnsi="Cambria Math"/>
+                                </w:rPr>
+                                <m:t>θ</m:t>
+                              </m:r>
+                            </m:e>
+                            <m:sub>
+                              <m:r>
+                                <w:rPr>
+                                  <w:rFonts w:ascii="Cambria Math" w:hAnsi="Cambria Math"/>
+                                </w:rPr>
+                                <m:t>l</m:t>
+                              </m:r>
+                            </m:sub>
+                          </m:sSub>
+                        </m:e>
+                      </m:d>
+                    </m:e>
+                    <m:sup>
+                      <m:r>
+                        <w:rPr>
+                          <w:rFonts w:ascii="Cambria Math" w:hAnsi="Cambria Math"/>
+                        </w:rPr>
+                        <m:t>2</m:t>
+                      </m:r>
+                    </m:sup>
+                  </m:sSup>
+                  <m:r>
+                    <w:rPr>
+                      <w:rFonts w:ascii="Cambria Math" w:hAnsi="Cambria Math"/>
+                    </w:rPr>
+                    <m:t xml:space="preserve">+ </m:t>
+                  </m:r>
+                  <m:sSup>
+                    <m:sSupPr>
+                      <m:ctrlPr>
+                        <w:rPr>
+                          <w:rFonts w:ascii="Cambria Math" w:hAnsi="Cambria Math"/>
+                          <w:i/>
+                        </w:rPr>
+                      </m:ctrlPr>
+                    </m:sSupPr>
+                    <m:e>
+                      <m:d>
+                        <m:dPr>
+                          <m:ctrlPr>
+                            <w:rPr>
+                              <w:rFonts w:ascii="Cambria Math" w:hAnsi="Cambria Math"/>
+                              <w:i/>
+                            </w:rPr>
+                          </m:ctrlPr>
+                        </m:dPr>
+                        <m:e>
+                          <m:sSub>
+                            <m:sSubPr>
+                              <m:ctrlPr>
+                                <w:rPr>
+                                  <w:rFonts w:ascii="Cambria Math" w:hAnsi="Cambria Math"/>
+                                  <w:i/>
+                                </w:rPr>
+                              </m:ctrlPr>
+                            </m:sSubPr>
+                            <m:e>
+                              <m:r>
+                                <w:rPr>
+                                  <w:rFonts w:ascii="Cambria Math" w:hAnsi="Cambria Math"/>
+                                </w:rPr>
+                                <m:t>b</m:t>
+                              </m:r>
+                            </m:e>
+                            <m:sub>
+                              <m:d>
+                                <m:dPr>
+                                  <m:begChr m:val="{"/>
+                                  <m:endChr m:val="}"/>
+                                  <m:ctrlPr>
+                                    <w:rPr>
+                                      <w:rFonts w:ascii="Cambria Math" w:hAnsi="Cambria Math"/>
+                                      <w:i/>
+                                    </w:rPr>
+                                  </m:ctrlPr>
+                                </m:dPr>
+                                <m:e>
+                                  <m:r>
+                                    <w:rPr>
+                                      <w:rFonts w:ascii="Cambria Math" w:hAnsi="Cambria Math"/>
+                                    </w:rPr>
+                                    <m:t>l2</m:t>
+                                  </m:r>
+                                </m:e>
+                              </m:d>
+                            </m:sub>
+                          </m:sSub>
+                          <m:r>
+                            <w:rPr>
+                              <w:rFonts w:ascii="Cambria Math" w:hAnsi="Cambria Math"/>
+                            </w:rPr>
+                            <m:t xml:space="preserve">· </m:t>
+                          </m:r>
+                          <m:sSub>
+                            <m:sSubPr>
+                              <m:ctrlPr>
+                                <w:rPr>
+                                  <w:rFonts w:ascii="Cambria Math" w:hAnsi="Cambria Math"/>
+                                  <w:i/>
+                                </w:rPr>
+                              </m:ctrlPr>
+                            </m:sSubPr>
+                            <m:e>
+                              <m:r>
+                                <w:rPr>
+                                  <w:rFonts w:ascii="Cambria Math" w:hAnsi="Cambria Math"/>
+                                </w:rPr>
+                                <m:t>θ</m:t>
+                              </m:r>
+                            </m:e>
+                            <m:sub>
+                              <m:r>
+                                <w:rPr>
+                                  <w:rFonts w:ascii="Cambria Math" w:hAnsi="Cambria Math"/>
+                                </w:rPr>
+                                <m:t>l</m:t>
+                              </m:r>
+                            </m:sub>
+                          </m:sSub>
+                        </m:e>
+                      </m:d>
+                    </m:e>
+                    <m:sup>
+                      <m:r>
+                        <w:rPr>
+                          <w:rFonts w:ascii="Cambria Math" w:hAnsi="Cambria Math"/>
+                        </w:rPr>
+                        <m:t>2</m:t>
+                      </m:r>
+                    </m:sup>
+                  </m:sSup>
+                  <m:r>
+                    <w:rPr>
+                      <w:rFonts w:ascii="Cambria Math" w:hAnsi="Cambria Math"/>
+                    </w:rPr>
+                    <m:t xml:space="preserve">+ </m:t>
+                  </m:r>
+                  <m:sSup>
+                    <m:sSupPr>
+                      <m:ctrlPr>
+                        <w:rPr>
+                          <w:rFonts w:ascii="Cambria Math" w:hAnsi="Cambria Math"/>
+                          <w:i/>
+                        </w:rPr>
+                      </m:ctrlPr>
+                    </m:sSupPr>
+                    <m:e>
+                      <m:d>
+                        <m:dPr>
+                          <m:ctrlPr>
+                            <w:rPr>
+                              <w:rFonts w:ascii="Cambria Math" w:hAnsi="Cambria Math"/>
+                              <w:i/>
+                            </w:rPr>
+                          </m:ctrlPr>
+                        </m:dPr>
+                        <m:e>
+                          <m:sSub>
+                            <m:sSubPr>
+                              <m:ctrlPr>
+                                <w:rPr>
+                                  <w:rFonts w:ascii="Cambria Math" w:hAnsi="Cambria Math"/>
+                                  <w:i/>
+                                </w:rPr>
+                              </m:ctrlPr>
+                            </m:sSubPr>
+                            <m:e>
+                              <m:r>
+                                <w:rPr>
+                                  <w:rFonts w:ascii="Cambria Math" w:hAnsi="Cambria Math"/>
+                                </w:rPr>
+                                <m:t>b</m:t>
+                              </m:r>
+                            </m:e>
+                            <m:sub>
+                              <m:d>
+                                <m:dPr>
+                                  <m:begChr m:val="{"/>
+                                  <m:endChr m:val="}"/>
+                                  <m:ctrlPr>
+                                    <w:rPr>
+                                      <w:rFonts w:ascii="Cambria Math" w:hAnsi="Cambria Math"/>
+                                      <w:i/>
+                                    </w:rPr>
+                                  </m:ctrlPr>
+                                </m:dPr>
+                                <m:e>
+                                  <m:r>
+                                    <w:rPr>
+                                      <w:rFonts w:ascii="Cambria Math" w:hAnsi="Cambria Math"/>
+                                    </w:rPr>
+                                    <m:t>l3</m:t>
+                                  </m:r>
+                                </m:e>
+                              </m:d>
+                            </m:sub>
+                          </m:sSub>
+                          <m:r>
+                            <w:rPr>
+                              <w:rFonts w:ascii="Cambria Math" w:hAnsi="Cambria Math"/>
+                            </w:rPr>
+                            <m:t xml:space="preserve">· </m:t>
+                          </m:r>
+                          <m:sSub>
+                            <m:sSubPr>
+                              <m:ctrlPr>
+                                <w:rPr>
+                                  <w:rFonts w:ascii="Cambria Math" w:hAnsi="Cambria Math"/>
+                                  <w:i/>
+                                </w:rPr>
+                              </m:ctrlPr>
+                            </m:sSubPr>
+                            <m:e>
+                              <m:r>
+                                <w:rPr>
+                                  <w:rFonts w:ascii="Cambria Math" w:hAnsi="Cambria Math"/>
+                                </w:rPr>
+                                <m:t>θ</m:t>
+                              </m:r>
+                            </m:e>
+                            <m:sub>
+                              <m:r>
+                                <w:rPr>
+                                  <w:rFonts w:ascii="Cambria Math" w:hAnsi="Cambria Math"/>
+                                </w:rPr>
+                                <m:t>l</m:t>
+                              </m:r>
+                            </m:sub>
+                          </m:sSub>
+                        </m:e>
+                      </m:d>
+                    </m:e>
+                    <m:sup>
+                      <m:r>
+                        <w:rPr>
+                          <w:rFonts w:ascii="Cambria Math" w:hAnsi="Cambria Math"/>
+                        </w:rPr>
+                        <m:t>2</m:t>
+                      </m:r>
+                    </m:sup>
+                  </m:sSup>
+                </m:e>
+              </m:d>
+            </m:e>
+          </m:rad>
+        </m:oMath>
+      </m:oMathPara>
     </w:p>
     <w:p>
       <w:pPr>
@@ -2879,7 +6966,7 @@
         <w:jc w:val="left"/>
       </w:pPr>
       <w:r>
-        <w:t>Случайная погрешность косвенного измерения:</w:t>
+        <w:t>Подставляем:</w:t>
       </w:r>
     </w:p>
     <w:p>
@@ -2888,9 +6975,224 @@
         <w:ind w:firstLine="0"/>
         <w:jc w:val="left"/>
       </w:pPr>
-      <w:r>
-        <w:t>S(ρ) = √[ (b_m · S(m̄))^2 + (b_{l1} · S(l̄_1))^2 + (b_{l2} · S(l̄_2))^2 + (b_{l3} · S(l̄_3))^2 ]</w:t>
-      </w:r>
+      <m:oMathPara>
+        <m:oMath>
+          <m:r>
+            <w:rPr>
+              <w:rFonts w:ascii="Cambria Math" w:hAnsi="Cambria Math"/>
+            </w:rPr>
+            <m:t xml:space="preserve">θ = 1,1 · </m:t>
+          </m:r>
+          <m:rad>
+            <m:radPr>
+              <m:degHide m:val="1"/>
+              <m:ctrlPr>
+                <w:rPr>
+                  <w:rFonts w:ascii="Cambria Math" w:hAnsi="Cambria Math"/>
+                  <w:i/>
+                </w:rPr>
+              </m:ctrlPr>
+            </m:radPr>
+            <m:deg/>
+            <m:e>
+              <m:d>
+                <m:dPr>
+                  <m:begChr m:val="["/>
+                  <m:endChr m:val="]"/>
+                  <m:ctrlPr>
+                    <w:rPr>
+                      <w:rFonts w:ascii="Cambria Math" w:hAnsi="Cambria Math"/>
+                      <w:i/>
+                    </w:rPr>
+                  </m:ctrlPr>
+                </m:dPr>
+                <m:e>
+                  <m:r>
+                    <w:rPr>
+                      <w:rFonts w:ascii="Cambria Math" w:hAnsi="Cambria Math"/>
+                    </w:rPr>
+                    <m:t xml:space="preserve"> </m:t>
+                  </m:r>
+                  <m:sSup>
+                    <m:sSupPr>
+                      <m:ctrlPr>
+                        <w:rPr>
+                          <w:rFonts w:ascii="Cambria Math" w:hAnsi="Cambria Math"/>
+                          <w:i/>
+                        </w:rPr>
+                      </m:ctrlPr>
+                    </m:sSupPr>
+                    <m:e>
+                      <m:r>
+                        <w:rPr>
+                          <w:rFonts w:ascii="Cambria Math" w:hAnsi="Cambria Math"/>
+                        </w:rPr>
+                        <m:t>1,08</m:t>
+                      </m:r>
+                    </m:e>
+                    <m:sup>
+                      <m:r>
+                        <w:rPr>
+                          <w:rFonts w:ascii="Cambria Math" w:hAnsi="Cambria Math"/>
+                        </w:rPr>
+                        <m:t>2</m:t>
+                      </m:r>
+                    </m:sup>
+                  </m:sSup>
+                  <m:r>
+                    <w:rPr>
+                      <w:rFonts w:ascii="Cambria Math" w:hAnsi="Cambria Math"/>
+                    </w:rPr>
+                    <m:t xml:space="preserve">+ </m:t>
+                  </m:r>
+                  <m:sSup>
+                    <m:sSupPr>
+                      <m:ctrlPr>
+                        <w:rPr>
+                          <w:rFonts w:ascii="Cambria Math" w:hAnsi="Cambria Math"/>
+                          <w:i/>
+                        </w:rPr>
+                      </m:ctrlPr>
+                    </m:sSupPr>
+                    <m:e>
+                      <m:r>
+                        <w:rPr>
+                          <w:rFonts w:ascii="Cambria Math" w:hAnsi="Cambria Math"/>
+                        </w:rPr>
+                        <m:t>2,60</m:t>
+                      </m:r>
+                    </m:e>
+                    <m:sup>
+                      <m:r>
+                        <w:rPr>
+                          <w:rFonts w:ascii="Cambria Math" w:hAnsi="Cambria Math"/>
+                        </w:rPr>
+                        <m:t>2</m:t>
+                      </m:r>
+                    </m:sup>
+                  </m:sSup>
+                  <m:r>
+                    <w:rPr>
+                      <w:rFonts w:ascii="Cambria Math" w:hAnsi="Cambria Math"/>
+                    </w:rPr>
+                    <m:t xml:space="preserve">+ </m:t>
+                  </m:r>
+                  <m:sSup>
+                    <m:sSupPr>
+                      <m:ctrlPr>
+                        <w:rPr>
+                          <w:rFonts w:ascii="Cambria Math" w:hAnsi="Cambria Math"/>
+                          <w:i/>
+                        </w:rPr>
+                      </m:ctrlPr>
+                    </m:sSupPr>
+                    <m:e>
+                      <m:r>
+                        <w:rPr>
+                          <w:rFonts w:ascii="Cambria Math" w:hAnsi="Cambria Math"/>
+                        </w:rPr>
+                        <m:t>4,48</m:t>
+                      </m:r>
+                    </m:e>
+                    <m:sup>
+                      <m:r>
+                        <w:rPr>
+                          <w:rFonts w:ascii="Cambria Math" w:hAnsi="Cambria Math"/>
+                        </w:rPr>
+                        <m:t>2</m:t>
+                      </m:r>
+                    </m:sup>
+                  </m:sSup>
+                  <m:r>
+                    <w:rPr>
+                      <w:rFonts w:ascii="Cambria Math" w:hAnsi="Cambria Math"/>
+                    </w:rPr>
+                    <m:t xml:space="preserve">+ </m:t>
+                  </m:r>
+                  <m:sSup>
+                    <m:sSupPr>
+                      <m:ctrlPr>
+                        <w:rPr>
+                          <w:rFonts w:ascii="Cambria Math" w:hAnsi="Cambria Math"/>
+                          <w:i/>
+                        </w:rPr>
+                      </m:ctrlPr>
+                    </m:sSupPr>
+                    <m:e>
+                      <m:r>
+                        <w:rPr>
+                          <w:rFonts w:ascii="Cambria Math" w:hAnsi="Cambria Math"/>
+                        </w:rPr>
+                        <m:t>17,68</m:t>
+                      </m:r>
+                    </m:e>
+                    <m:sup>
+                      <m:r>
+                        <w:rPr>
+                          <w:rFonts w:ascii="Cambria Math" w:hAnsi="Cambria Math"/>
+                        </w:rPr>
+                        <m:t>2</m:t>
+                      </m:r>
+                    </m:sup>
+                  </m:sSup>
+                </m:e>
+              </m:d>
+            </m:e>
+          </m:rad>
+          <m:r>
+            <w:rPr>
+              <w:rFonts w:ascii="Cambria Math" w:hAnsi="Cambria Math"/>
+            </w:rPr>
+            <m:t>= 1,1 · 18,46 = 20,30</m:t>
+          </m:r>
+          <m:f>
+            <m:fPr>
+              <m:ctrlPr>
+                <w:rPr>
+                  <w:rFonts w:ascii="Cambria Math" w:hAnsi="Cambria Math"/>
+                  <w:i/>
+                </w:rPr>
+              </m:ctrlPr>
+            </m:fPr>
+            <m:num>
+              <m:r>
+                <w:rPr>
+                  <w:rFonts w:ascii="Cambria Math" w:hAnsi="Cambria Math"/>
+                </w:rPr>
+                <m:t>кг</m:t>
+              </m:r>
+            </m:num>
+            <m:den>
+              <m:sSup>
+                <m:sSupPr>
+                  <m:ctrlPr>
+                    <w:rPr>
+                      <w:rFonts w:ascii="Cambria Math" w:hAnsi="Cambria Math"/>
+                      <w:i/>
+                    </w:rPr>
+                  </m:ctrlPr>
+                </m:sSupPr>
+                <m:e>
+                  <m:r>
+                    <w:rPr>
+                      <w:rFonts w:ascii="Cambria Math" w:hAnsi="Cambria Math"/>
+                    </w:rPr>
+                    <m:t>м</m:t>
+                  </m:r>
+                </m:e>
+                <m:sup>
+                  <m:r>
+                    <w:rPr>
+                      <w:rFonts w:ascii="Cambria Math" w:hAnsi="Cambria Math"/>
+                    </w:rPr>
+                    <m:t>3</m:t>
+                  </m:r>
+                </m:sup>
+              </m:sSup>
+            </m:den>
+          </m:f>
+        </m:oMath>
+      </m:oMathPara>
     </w:p>
     <w:p>
       <w:pPr>
@@ -2899,6 +7201,100 @@
         <w:jc w:val="left"/>
       </w:pPr>
       <w:r>
+        <w:t>Учёт полной абсолютной погрешности:</w:t>
+      </w:r>
+    </w:p>
+    <w:p>
+      <w:pPr>
+        <w:spacing w:after="60" w:line="276" w:lineRule="auto"/>
+        <w:ind w:firstLine="0"/>
+        <w:jc w:val="left"/>
+      </w:pPr>
+      <w:r>
+        <w:t>Отношение составляющих:</w:t>
+      </w:r>
+    </w:p>
+    <w:p>
+      <w:pPr>
+        <w:spacing w:before="40" w:after="60"/>
+        <w:ind w:firstLine="0"/>
+        <w:jc w:val="left"/>
+      </w:pPr>
+      <w:r>
+        <w:t>θ / S(ρ) = 20,30 / 6,03 = 3,37</w:t>
+      </w:r>
+    </w:p>
+    <w:p>
+      <w:pPr>
+        <w:spacing w:after="60" w:line="276" w:lineRule="auto"/>
+        <w:ind w:firstLine="0"/>
+        <w:jc w:val="left"/>
+      </w:pPr>
+      <w:r>
+        <w:t xml:space="preserve">По таблице п. 2.6.3 МИ </w:t>
+      </w:r>
+      <w:proofErr w:type="gramStart"/>
+      <w:r>
+        <w:t>2083-90</w:t>
+      </w:r>
+      <w:proofErr w:type="gramEnd"/>
+      <w:r>
+        <w:t xml:space="preserve"> коэффициент композиции:</w:t>
+      </w:r>
+    </w:p>
+    <w:p>
+      <w:pPr>
+        <w:spacing w:before="40" w:after="60"/>
+        <w:ind w:firstLine="0"/>
+        <w:jc w:val="left"/>
+      </w:pPr>
+      <w:r>
+        <w:t>K = 0,741</w:t>
+      </w:r>
+    </w:p>
+    <w:p>
+      <w:pPr>
+        <w:spacing w:after="60" w:line="276" w:lineRule="auto"/>
+        <w:ind w:firstLine="0"/>
+        <w:jc w:val="left"/>
+      </w:pPr>
+      <w:r>
+        <w:t>Тогда:</w:t>
+      </w:r>
+    </w:p>
+    <w:p>
+      <w:pPr>
+        <w:spacing w:before="40" w:after="60"/>
+        <w:ind w:firstLine="0"/>
+        <w:jc w:val="left"/>
+      </w:pPr>
+      <m:oMathPara>
+        <m:oMathParaPr>
+          <m:jc m:val="left"/>
+        </m:oMathParaPr>
+        <m:oMath>
+          <m:r>
+            <w:rPr>
+              <w:rFonts w:ascii="Cambria Math" w:hAnsi="Cambria Math"/>
+            </w:rPr>
+            <m:t>Δρ = K · (ε + θ</m:t>
+          </m:r>
+          <m:r>
+            <w:rPr>
+              <w:rFonts w:ascii="Cambria Math" w:hAnsi="Cambria Math"/>
+            </w:rPr>
+            <m:t>)</m:t>
+          </m:r>
+        </m:oMath>
+      </m:oMathPara>
+    </w:p>
+    <w:p>
+      <w:pPr>
+        <w:spacing w:after="60" w:line="276" w:lineRule="auto"/>
+        <w:ind w:firstLine="0"/>
+        <w:jc w:val="left"/>
+      </w:pPr>
+      <w:r>
         <w:t>Подставляем:</w:t>
       </w:r>
     </w:p>
@@ -2908,9 +7304,25 @@
         <w:ind w:firstLine="0"/>
         <w:jc w:val="left"/>
       </w:pPr>
-      <w:r>
-        <w:t>S(ρ) = √[ 0,07 + 8,55 + 15,23 + 12,50 ] = √[ 36,35 ] = 6,03 кг/м^3</w:t>
-      </w:r>
+      <m:oMathPara>
+        <m:oMathParaPr>
+          <m:jc m:val="left"/>
+        </m:oMathParaPr>
+        <m:oMath>
+          <m:r>
+            <w:rPr>
+              <w:rFonts w:ascii="Cambria Math" w:hAnsi="Cambria Math"/>
+            </w:rPr>
+            <m:t>Δρ = 0,741 · (13,27 + 20,30) = 24,88 кг/м^</m:t>
+          </m:r>
+          <m:r>
+            <w:rPr>
+              <w:rFonts w:ascii="Cambria Math" w:hAnsi="Cambria Math"/>
+            </w:rPr>
+            <m:t>3</m:t>
+          </m:r>
+        </m:oMath>
+      </m:oMathPara>
     </w:p>
     <w:p>
       <w:pPr>
@@ -2919,8 +7331,25 @@
         <w:jc w:val="left"/>
       </w:pPr>
       <w:r>
-        <w:t>Доверительные границы случайной погрешности:</w:t>
-      </w:r>
+        <w:t>Относительная погрешность:</w:t>
+      </w:r>
+    </w:p>
+    <w:p>
+      <w:pPr>
+        <w:spacing w:before="40" w:after="60"/>
+        <w:ind w:firstLine="0"/>
+        <w:jc w:val="left"/>
+      </w:pPr>
+      <m:oMathPara>
+        <m:oMath>
+          <m:r>
+            <w:rPr>
+              <w:rFonts w:ascii="Cambria Math" w:hAnsi="Cambria Math"/>
+            </w:rPr>
+            <m:t>δ = (Δρ / ρ̄) · 100%</m:t>
+          </m:r>
+        </m:oMath>
+      </m:oMathPara>
     </w:p>
     <w:p>
       <w:pPr>
@@ -2929,7 +7358,7 @@
         <w:jc w:val="left"/>
       </w:pPr>
       <w:r>
-        <w:t>Эффективное число степеней свободы по формуле Уэлча-Саттертуэйта:</w:t>
+        <w:t>Подставляем:</w:t>
       </w:r>
     </w:p>
     <w:p>
@@ -2938,9 +7367,16 @@
         <w:ind w:firstLine="0"/>
         <w:jc w:val="left"/>
       </w:pPr>
-      <w:r>
-        <w:t>f_эфф = 11</w:t>
-      </w:r>
+      <m:oMathPara>
+        <m:oMath>
+          <m:r>
+            <w:rPr>
+              <w:rFonts w:ascii="Cambria Math" w:hAnsi="Cambria Math"/>
+            </w:rPr>
+            <m:t>δ = (24,88 / 7818,40) · 100% = 0,32%</m:t>
+          </m:r>
+        </m:oMath>
+      </m:oMathPara>
     </w:p>
     <w:p>
       <w:pPr>
@@ -2949,7 +7385,17 @@
         <w:jc w:val="left"/>
       </w:pPr>
       <w:r>
-        <w:t>Для P = 0,95 и f = 11 коэффициент Стьюдента:</w:t>
+        <w:t>Окончательный результат методом переноса погрешностей:</w:t>
+      </w:r>
+    </w:p>
+    <w:p>
+      <w:pPr>
+        <w:spacing w:after="60" w:line="276" w:lineRule="auto"/>
+        <w:ind w:firstLine="0"/>
+        <w:jc w:val="left"/>
+      </w:pPr>
+      <w:r>
+        <w:t>До округления:</w:t>
       </w:r>
     </w:p>
     <w:p>
@@ -2959,7 +7405,7 @@
         <w:jc w:val="left"/>
       </w:pPr>
       <w:r>
-        <w:t>t = 2,201</w:t>
+        <w:t>ρ = (7818,40 ± 24,88) кг/м^3</w:t>
       </w:r>
     </w:p>
     <w:p>
@@ -2969,7 +7415,7 @@
         <w:jc w:val="left"/>
       </w:pPr>
       <w:r>
-        <w:t>Тогда:</w:t>
+        <w:t>Округляем погрешность до двух значащих цифр, а результат — до того же десятичного разряда:</w:t>
       </w:r>
     </w:p>
     <w:p>
@@ -2978,9 +7424,19 @@
         <w:ind w:firstLine="0"/>
         <w:jc w:val="left"/>
       </w:pPr>
-      <w:r>
-        <w:t>ε = t · S(ρ) = 2,201 · 6,03 = 13,27 кг/м^3</w:t>
-      </w:r>
+      <m:oMathPara>
+        <m:oMath>
+          <m:r>
+            <m:rPr>
+              <m:sty m:val="bi"/>
+            </m:rPr>
+            <w:rPr>
+              <w:rFonts w:ascii="Cambria Math" w:hAnsi="Cambria Math"/>
+            </w:rPr>
+            <m:t>ρ = (7818 ± 25) кг/м^3,   P = 0,95</m:t>
+          </m:r>
+        </m:oMath>
+      </m:oMathPara>
     </w:p>
     <w:p>
       <w:pPr>
@@ -2989,17 +7445,8 @@
         <w:jc w:val="left"/>
       </w:pPr>
       <w:r>
-        <w:t>Учёт систематической (приборной) погрешности:</w:t>
-      </w:r>
-    </w:p>
-    <w:p>
-      <w:pPr>
-        <w:spacing w:after="60" w:line="276" w:lineRule="auto"/>
-        <w:ind w:firstLine="0"/>
-        <w:jc w:val="left"/>
-      </w:pPr>
-      <w:r>
-        <w:t>Для штангенциркуля цена деления Δ_l = 0,02 мм, погрешность:</w:t>
+        <w:lastRenderedPageBreak/>
+        <w:t>В г/см^3:</w:t>
       </w:r>
     </w:p>
     <w:p>
@@ -3008,276 +7455,19 @@
         <w:ind w:firstLine="0"/>
         <w:jc w:val="left"/>
       </w:pPr>
-      <w:r>
-        <w:t>θ_l = 0,02 мм = 0,02 · 10^-3 м</w:t>
-      </w:r>
-    </w:p>
-    <w:p>
-      <w:pPr>
-        <w:spacing w:after="60" w:line="276" w:lineRule="auto"/>
-        <w:ind w:firstLine="0"/>
-        <w:jc w:val="left"/>
-      </w:pPr>
-      <w:r>
-        <w:t>Для весов цена деления Δ_m = 0,02 г, погрешность:</w:t>
-      </w:r>
-    </w:p>
-    <w:p>
-      <w:pPr>
-        <w:spacing w:before="40" w:after="60"/>
-        <w:ind w:firstLine="0"/>
-        <w:jc w:val="left"/>
-      </w:pPr>
-      <w:r>
-        <w:t>θ_m = 0,02 г = 0,02 · 10^-3 кг</w:t>
-      </w:r>
-    </w:p>
-    <w:p>
-      <w:pPr>
-        <w:spacing w:after="60" w:line="276" w:lineRule="auto"/>
-        <w:ind w:firstLine="0"/>
-        <w:jc w:val="left"/>
-      </w:pPr>
-      <w:r>
-        <w:t>По стандарту МИ 2083-90 (k = 1,1 для P = 0,95):</w:t>
-      </w:r>
-    </w:p>
-    <w:p>
-      <w:pPr>
-        <w:spacing w:before="40" w:after="60"/>
-        <w:ind w:firstLine="0"/>
-        <w:jc w:val="left"/>
-      </w:pPr>
-      <w:r>
-        <w:t>θ = 1,1 · √[ (b_m · θ_m)^2 + (b_{l1} · θ_l)^2 + (b_{l2} · θ_l)^2 + (b_{l3} · θ_l)^2 ]</w:t>
-      </w:r>
-    </w:p>
-    <w:p>
-      <w:pPr>
-        <w:spacing w:after="60" w:line="276" w:lineRule="auto"/>
-        <w:ind w:firstLine="0"/>
-        <w:jc w:val="left"/>
-      </w:pPr>
-      <w:r>
-        <w:t>Подставляем:</w:t>
-      </w:r>
-    </w:p>
-    <w:p>
-      <w:pPr>
-        <w:spacing w:before="40" w:after="60"/>
-        <w:ind w:firstLine="0"/>
-        <w:jc w:val="left"/>
-      </w:pPr>
-      <w:r>
-        <w:t>θ = 1,1 · √[ 1,08^2 + 2,60^2 + 4,48^2 + 17,68^2 ] = 1,1 · 18,46 = 20,30 кг/м^3</w:t>
-      </w:r>
-    </w:p>
-    <w:p>
-      <w:pPr>
-        <w:spacing w:after="60" w:line="276" w:lineRule="auto"/>
-        <w:ind w:firstLine="0"/>
-        <w:jc w:val="left"/>
-      </w:pPr>
-      <w:r>
-        <w:t>Учёт полной абсолютной погрешности:</w:t>
-      </w:r>
-    </w:p>
-    <w:p>
-      <w:pPr>
-        <w:spacing w:after="60" w:line="276" w:lineRule="auto"/>
-        <w:ind w:firstLine="0"/>
-        <w:jc w:val="left"/>
-      </w:pPr>
-      <w:r>
-        <w:t>Отношение составляющих:</w:t>
-      </w:r>
-    </w:p>
-    <w:p>
-      <w:pPr>
-        <w:spacing w:before="40" w:after="60"/>
-        <w:ind w:firstLine="0"/>
-        <w:jc w:val="left"/>
-      </w:pPr>
-      <w:r>
-        <w:t>θ / S(ρ) = 20,30 / 6,03 = 3,37</w:t>
-      </w:r>
-    </w:p>
-    <w:p>
-      <w:pPr>
-        <w:spacing w:after="60" w:line="276" w:lineRule="auto"/>
-        <w:ind w:firstLine="0"/>
-        <w:jc w:val="left"/>
-      </w:pPr>
-      <w:r>
-        <w:t>По таблице п. 2.6.3 МИ 2083-90 коэффициент композиции:</w:t>
-      </w:r>
-    </w:p>
-    <w:p>
-      <w:pPr>
-        <w:spacing w:before="40" w:after="60"/>
-        <w:ind w:firstLine="0"/>
-        <w:jc w:val="left"/>
-      </w:pPr>
-      <w:r>
-        <w:t>K = 0,741</w:t>
-      </w:r>
-    </w:p>
-    <w:p>
-      <w:pPr>
-        <w:spacing w:after="60" w:line="276" w:lineRule="auto"/>
-        <w:ind w:firstLine="0"/>
-        <w:jc w:val="left"/>
-      </w:pPr>
-      <w:r>
-        <w:t>Тогда:</w:t>
-      </w:r>
-    </w:p>
-    <w:p>
-      <w:pPr>
-        <w:spacing w:before="40" w:after="60"/>
-        <w:ind w:firstLine="0"/>
-        <w:jc w:val="left"/>
-      </w:pPr>
-      <w:r>
-        <w:t>Δρ = K · (ε + θ)</w:t>
-      </w:r>
-    </w:p>
-    <w:p>
-      <w:pPr>
-        <w:spacing w:after="60" w:line="276" w:lineRule="auto"/>
-        <w:ind w:firstLine="0"/>
-        <w:jc w:val="left"/>
-      </w:pPr>
-      <w:r>
-        <w:lastRenderedPageBreak/>
-        <w:t>Подставляем:</w:t>
-      </w:r>
-    </w:p>
-    <w:p>
-      <w:pPr>
-        <w:spacing w:before="40" w:after="60"/>
-        <w:ind w:firstLine="0"/>
-        <w:jc w:val="left"/>
-      </w:pPr>
-      <w:r>
-        <w:t>Δρ = 0,741 · (13,27 + 20,30) = 24,88 кг/м^3</w:t>
-      </w:r>
-    </w:p>
-    <w:p>
-      <w:pPr>
-        <w:spacing w:after="60" w:line="276" w:lineRule="auto"/>
-        <w:ind w:firstLine="0"/>
-        <w:jc w:val="left"/>
-      </w:pPr>
-      <w:r>
-        <w:t>Относительная погрешность:</w:t>
-      </w:r>
-    </w:p>
-    <w:p>
-      <w:pPr>
-        <w:spacing w:before="40" w:after="60"/>
-        <w:ind w:firstLine="0"/>
-        <w:jc w:val="left"/>
-      </w:pPr>
-      <w:r>
-        <w:t>δ = (Δρ / ρ̄) · 100%</w:t>
-      </w:r>
-    </w:p>
-    <w:p>
-      <w:pPr>
-        <w:spacing w:after="60" w:line="276" w:lineRule="auto"/>
-        <w:ind w:firstLine="0"/>
-        <w:jc w:val="left"/>
-      </w:pPr>
-      <w:r>
-        <w:t>Подставляем:</w:t>
-      </w:r>
-    </w:p>
-    <w:p>
-      <w:pPr>
-        <w:spacing w:before="40" w:after="60"/>
-        <w:ind w:firstLine="0"/>
-        <w:jc w:val="left"/>
-      </w:pPr>
-      <w:r>
-        <w:t>δ = (24,88 / 7818,40) · 100% = 0,32%</w:t>
-      </w:r>
-    </w:p>
-    <w:p>
-      <w:pPr>
-        <w:spacing w:after="60" w:line="276" w:lineRule="auto"/>
-        <w:ind w:firstLine="0"/>
-        <w:jc w:val="left"/>
-      </w:pPr>
-      <w:r>
-        <w:t>Окончательный результат методом переноса погрешностей:</w:t>
-      </w:r>
-    </w:p>
-    <w:p>
-      <w:pPr>
-        <w:spacing w:after="60" w:line="276" w:lineRule="auto"/>
-        <w:ind w:firstLine="0"/>
-        <w:jc w:val="left"/>
-      </w:pPr>
-      <w:r>
-        <w:t>До округления:</w:t>
-      </w:r>
-    </w:p>
-    <w:p>
-      <w:pPr>
-        <w:spacing w:before="40" w:after="60"/>
-        <w:ind w:firstLine="0"/>
-        <w:jc w:val="left"/>
-      </w:pPr>
-      <w:r>
-        <w:t>ρ = (7818,40 ± 24,88) кг/м^3</w:t>
-      </w:r>
-    </w:p>
-    <w:p>
-      <w:pPr>
-        <w:spacing w:after="60" w:line="276" w:lineRule="auto"/>
-        <w:ind w:firstLine="0"/>
-        <w:jc w:val="left"/>
-      </w:pPr>
-      <w:r>
-        <w:t>Округляем погрешность до двух значащих цифр, а результат — до того же десятичного разряда:</w:t>
-      </w:r>
-    </w:p>
-    <w:p>
-      <w:pPr>
-        <w:spacing w:before="40" w:after="60"/>
-        <w:ind w:firstLine="0"/>
-        <w:jc w:val="left"/>
-      </w:pPr>
-      <w:r>
-        <w:rPr>
-          <w:b/>
-        </w:rPr>
-        <w:t>ρ = (7818 ± 25) кг/м^3,   P = 0,95</w:t>
-      </w:r>
-    </w:p>
-    <w:p>
-      <w:pPr>
-        <w:spacing w:after="60" w:line="276" w:lineRule="auto"/>
-        <w:ind w:firstLine="0"/>
-        <w:jc w:val="left"/>
-      </w:pPr>
-      <w:r>
-        <w:t>В г/см^3:</w:t>
-      </w:r>
-    </w:p>
-    <w:p>
-      <w:pPr>
-        <w:spacing w:before="40" w:after="60"/>
-        <w:ind w:firstLine="0"/>
-        <w:jc w:val="left"/>
-      </w:pPr>
-      <w:r>
-        <w:rPr>
-          <w:b/>
-        </w:rPr>
-        <w:t>ρ = (7,818 ± 0,025) г/см^3,   P = 0,95</w:t>
-      </w:r>
+      <m:oMathPara>
+        <m:oMath>
+          <m:r>
+            <m:rPr>
+              <m:sty m:val="bi"/>
+            </m:rPr>
+            <w:rPr>
+              <w:rFonts w:ascii="Cambria Math" w:hAnsi="Cambria Math"/>
+            </w:rPr>
+            <m:t>ρ = (7,818 ± 0,025) г/см^3,   P = 0,95</m:t>
+          </m:r>
+        </m:oMath>
+      </m:oMathPara>
     </w:p>
     <w:p>
       <w:pPr>
@@ -3309,9 +7499,254 @@
         <w:ind w:firstLine="0"/>
         <w:jc w:val="left"/>
       </w:pPr>
-      <w:r>
-        <w:t>ρ_i = m_i / (l_{1i} · l_{2i} · l_{3i})</w:t>
-      </w:r>
+      <m:oMathPara>
+        <m:oMath>
+          <m:sSub>
+            <m:sSubPr>
+              <m:ctrlPr>
+                <w:rPr>
+                  <w:rFonts w:ascii="Cambria Math" w:hAnsi="Cambria Math"/>
+                  <w:i/>
+                  <w:lang w:val="en-US"/>
+                </w:rPr>
+              </m:ctrlPr>
+            </m:sSubPr>
+            <m:e>
+              <m:r>
+                <w:rPr>
+                  <w:rFonts w:ascii="Cambria Math" w:hAnsi="Cambria Math"/>
+                </w:rPr>
+                <m:t>ρ</m:t>
+              </m:r>
+              <m:ctrlPr>
+                <w:rPr>
+                  <w:rFonts w:ascii="Cambria Math" w:hAnsi="Cambria Math"/>
+                  <w:i/>
+                </w:rPr>
+              </m:ctrlPr>
+            </m:e>
+            <m:sub>
+              <m:r>
+                <w:rPr>
+                  <w:rFonts w:ascii="Cambria Math" w:hAnsi="Cambria Math"/>
+                  <w:lang w:val="en-US"/>
+                </w:rPr>
+                <m:t>i</m:t>
+              </m:r>
+            </m:sub>
+          </m:sSub>
+          <m:r>
+            <w:rPr>
+              <w:rFonts w:ascii="Cambria Math" w:hAnsi="Cambria Math"/>
+              <w:lang w:val="en-US"/>
+            </w:rPr>
+            <m:t>=</m:t>
+          </m:r>
+          <m:f>
+            <m:fPr>
+              <m:ctrlPr>
+                <w:rPr>
+                  <w:rFonts w:ascii="Cambria Math" w:hAnsi="Cambria Math"/>
+                  <w:i/>
+                  <w:lang w:val="en-US"/>
+                </w:rPr>
+              </m:ctrlPr>
+            </m:fPr>
+            <m:num>
+              <m:sSub>
+                <m:sSubPr>
+                  <m:ctrlPr>
+                    <w:rPr>
+                      <w:rFonts w:ascii="Cambria Math" w:hAnsi="Cambria Math"/>
+                      <w:i/>
+                      <w:lang w:val="en-US"/>
+                    </w:rPr>
+                  </m:ctrlPr>
+                </m:sSubPr>
+                <m:e>
+                  <m:r>
+                    <w:rPr>
+                      <w:rFonts w:ascii="Cambria Math" w:hAnsi="Cambria Math"/>
+                      <w:lang w:val="en-US"/>
+                    </w:rPr>
+                    <m:t>m</m:t>
+                  </m:r>
+                </m:e>
+                <m:sub>
+                  <m:r>
+                    <w:rPr>
+                      <w:rFonts w:ascii="Cambria Math" w:hAnsi="Cambria Math"/>
+                      <w:lang w:val="en-US"/>
+                    </w:rPr>
+                    <m:t>i</m:t>
+                  </m:r>
+                </m:sub>
+              </m:sSub>
+            </m:num>
+            <m:den>
+              <m:d>
+                <m:dPr>
+                  <m:ctrlPr>
+                    <w:rPr>
+                      <w:rFonts w:ascii="Cambria Math" w:hAnsi="Cambria Math"/>
+                      <w:i/>
+                      <w:lang w:val="en-US"/>
+                    </w:rPr>
+                  </m:ctrlPr>
+                </m:dPr>
+                <m:e>
+                  <m:sSub>
+                    <m:sSubPr>
+                      <m:ctrlPr>
+                        <w:rPr>
+                          <w:rFonts w:ascii="Cambria Math" w:hAnsi="Cambria Math"/>
+                          <w:i/>
+                          <w:lang w:val="en-US"/>
+                        </w:rPr>
+                      </m:ctrlPr>
+                    </m:sSubPr>
+                    <m:e>
+                      <m:r>
+                        <w:rPr>
+                          <w:rFonts w:ascii="Cambria Math" w:hAnsi="Cambria Math"/>
+                          <w:lang w:val="en-US"/>
+                        </w:rPr>
+                        <m:t>l</m:t>
+                      </m:r>
+                    </m:e>
+                    <m:sub>
+                      <m:d>
+                        <m:dPr>
+                          <m:begChr m:val="{"/>
+                          <m:endChr m:val="}"/>
+                          <m:ctrlPr>
+                            <w:rPr>
+                              <w:rFonts w:ascii="Cambria Math" w:hAnsi="Cambria Math"/>
+                              <w:i/>
+                              <w:lang w:val="en-US"/>
+                            </w:rPr>
+                          </m:ctrlPr>
+                        </m:dPr>
+                        <m:e>
+                          <m:r>
+                            <w:rPr>
+                              <w:rFonts w:ascii="Cambria Math" w:hAnsi="Cambria Math"/>
+                              <w:lang w:val="en-US"/>
+                            </w:rPr>
+                            <m:t>1i</m:t>
+                          </m:r>
+                        </m:e>
+                      </m:d>
+                    </m:sub>
+                  </m:sSub>
+                  <m:r>
+                    <w:rPr>
+                      <w:rFonts w:ascii="Cambria Math" w:hAnsi="Cambria Math"/>
+                      <w:lang w:val="en-US"/>
+                    </w:rPr>
+                    <m:t xml:space="preserve">· </m:t>
+                  </m:r>
+                  <m:sSub>
+                    <m:sSubPr>
+                      <m:ctrlPr>
+                        <w:rPr>
+                          <w:rFonts w:ascii="Cambria Math" w:hAnsi="Cambria Math"/>
+                          <w:i/>
+                          <w:lang w:val="en-US"/>
+                        </w:rPr>
+                      </m:ctrlPr>
+                    </m:sSubPr>
+                    <m:e>
+                      <m:r>
+                        <w:rPr>
+                          <w:rFonts w:ascii="Cambria Math" w:hAnsi="Cambria Math"/>
+                          <w:lang w:val="en-US"/>
+                        </w:rPr>
+                        <m:t>l</m:t>
+                      </m:r>
+                    </m:e>
+                    <m:sub>
+                      <m:d>
+                        <m:dPr>
+                          <m:begChr m:val="{"/>
+                          <m:endChr m:val="}"/>
+                          <m:ctrlPr>
+                            <w:rPr>
+                              <w:rFonts w:ascii="Cambria Math" w:hAnsi="Cambria Math"/>
+                              <w:i/>
+                              <w:lang w:val="en-US"/>
+                            </w:rPr>
+                          </m:ctrlPr>
+                        </m:dPr>
+                        <m:e>
+                          <m:r>
+                            <w:rPr>
+                              <w:rFonts w:ascii="Cambria Math" w:hAnsi="Cambria Math"/>
+                              <w:lang w:val="en-US"/>
+                            </w:rPr>
+                            <m:t>2i</m:t>
+                          </m:r>
+                        </m:e>
+                      </m:d>
+                    </m:sub>
+                  </m:sSub>
+                  <m:r>
+                    <w:rPr>
+                      <w:rFonts w:ascii="Cambria Math" w:hAnsi="Cambria Math"/>
+                      <w:lang w:val="en-US"/>
+                    </w:rPr>
+                    <m:t xml:space="preserve">· </m:t>
+                  </m:r>
+                  <m:sSub>
+                    <m:sSubPr>
+                      <m:ctrlPr>
+                        <w:rPr>
+                          <w:rFonts w:ascii="Cambria Math" w:hAnsi="Cambria Math"/>
+                          <w:i/>
+                          <w:lang w:val="en-US"/>
+                        </w:rPr>
+                      </m:ctrlPr>
+                    </m:sSubPr>
+                    <m:e>
+                      <m:r>
+                        <w:rPr>
+                          <w:rFonts w:ascii="Cambria Math" w:hAnsi="Cambria Math"/>
+                          <w:lang w:val="en-US"/>
+                        </w:rPr>
+                        <m:t>l</m:t>
+                      </m:r>
+                    </m:e>
+                    <m:sub>
+                      <m:d>
+                        <m:dPr>
+                          <m:begChr m:val="{"/>
+                          <m:endChr m:val="}"/>
+                          <m:ctrlPr>
+                            <w:rPr>
+                              <w:rFonts w:ascii="Cambria Math" w:hAnsi="Cambria Math"/>
+                              <w:i/>
+                              <w:lang w:val="en-US"/>
+                            </w:rPr>
+                          </m:ctrlPr>
+                        </m:dPr>
+                        <m:e>
+                          <m:r>
+                            <w:rPr>
+                              <w:rFonts w:ascii="Cambria Math" w:hAnsi="Cambria Math"/>
+                              <w:lang w:val="en-US"/>
+                            </w:rPr>
+                            <m:t>3i</m:t>
+                          </m:r>
+                        </m:e>
+                      </m:d>
+                    </m:sub>
+                  </m:sSub>
+                </m:e>
+              </m:d>
+            </m:den>
+          </m:f>
+        </m:oMath>
+      </m:oMathPara>
     </w:p>
     <w:p>
       <w:pPr>
@@ -3330,7 +7765,23 @@
         <w:jc w:val="left"/>
       </w:pPr>
       <w:r>
-        <w:t>ρ_1 = (145,00 · 10^-3) / (59,98 · 34,92 · 8,84 · 10^-9) = 7831,32 кг/м^3</w:t>
+        <w:t xml:space="preserve">ρ_1 = (145,00 · </w:t>
+      </w:r>
+      <w:proofErr w:type="gramStart"/>
+      <w:r>
+        <w:t>10^-3</w:t>
+      </w:r>
+      <w:proofErr w:type="gramEnd"/>
+      <w:r>
+        <w:t xml:space="preserve">) / (59,98 · 34,92 · 8,84 · </w:t>
+      </w:r>
+      <w:proofErr w:type="gramStart"/>
+      <w:r>
+        <w:t>10^-9</w:t>
+      </w:r>
+      <w:proofErr w:type="gramEnd"/>
+      <w:r>
+        <w:t>) = 7831,32 кг/м^3</w:t>
       </w:r>
     </w:p>
     <w:p>
@@ -3340,7 +7791,23 @@
         <w:jc w:val="left"/>
       </w:pPr>
       <w:r>
-        <w:t>ρ_2 = (145,00 · 10^-3) / (60,06 · 35,00 · 8,84 · 10^-9) = 7803,01 кг/м^3</w:t>
+        <w:t xml:space="preserve">ρ_2 = (145,00 · </w:t>
+      </w:r>
+      <w:proofErr w:type="gramStart"/>
+      <w:r>
+        <w:t>10^-3</w:t>
+      </w:r>
+      <w:proofErr w:type="gramEnd"/>
+      <w:r>
+        <w:t xml:space="preserve">) / (60,06 · 35,00 · 8,84 · </w:t>
+      </w:r>
+      <w:proofErr w:type="gramStart"/>
+      <w:r>
+        <w:t>10^-9</w:t>
+      </w:r>
+      <w:proofErr w:type="gramEnd"/>
+      <w:r>
+        <w:t>) = 7803,01 кг/м^3</w:t>
       </w:r>
     </w:p>
     <w:p>
@@ -3350,7 +7817,23 @@
         <w:jc w:val="left"/>
       </w:pPr>
       <w:r>
-        <w:t>ρ_3 = (145,00 · 10^-3) / (60,00 · 34,92 · 8,84 · 10^-9) = 7828,71 кг/м^3</w:t>
+        <w:t xml:space="preserve">ρ_3 = (145,00 · </w:t>
+      </w:r>
+      <w:proofErr w:type="gramStart"/>
+      <w:r>
+        <w:t>10^-3</w:t>
+      </w:r>
+      <w:proofErr w:type="gramEnd"/>
+      <w:r>
+        <w:t xml:space="preserve">) / (60,00 · 34,92 · 8,84 · </w:t>
+      </w:r>
+      <w:proofErr w:type="gramStart"/>
+      <w:r>
+        <w:t>10^-9</w:t>
+      </w:r>
+      <w:proofErr w:type="gramEnd"/>
+      <w:r>
+        <w:t>) = 7828,71 кг/м^3</w:t>
       </w:r>
     </w:p>
     <w:p>
@@ -3360,7 +7843,23 @@
         <w:jc w:val="left"/>
       </w:pPr>
       <w:r>
-        <w:t>ρ_4 = (144,98 · 10^-3) / (60,10 · 34,90 · 8,86 · 10^-9) = 7801,43 кг/м^3</w:t>
+        <w:t xml:space="preserve">ρ_4 = (144,98 · </w:t>
+      </w:r>
+      <w:proofErr w:type="gramStart"/>
+      <w:r>
+        <w:t>10^-3</w:t>
+      </w:r>
+      <w:proofErr w:type="gramEnd"/>
+      <w:r>
+        <w:t xml:space="preserve">) / (60,10 · 34,90 · 8,86 · </w:t>
+      </w:r>
+      <w:proofErr w:type="gramStart"/>
+      <w:r>
+        <w:t>10^-9</w:t>
+      </w:r>
+      <w:proofErr w:type="gramEnd"/>
+      <w:r>
+        <w:t>) = 7801,43 кг/м^3</w:t>
       </w:r>
     </w:p>
     <w:p>
@@ -3370,7 +7869,23 @@
         <w:jc w:val="left"/>
       </w:pPr>
       <w:r>
-        <w:t>ρ_5 = (144,98 · 10^-3) / (60,00 · 34,92 · 8,84 · 10^-9) = 7827,63 кг/м^3</w:t>
+        <w:t xml:space="preserve">ρ_5 = (144,98 · </w:t>
+      </w:r>
+      <w:proofErr w:type="gramStart"/>
+      <w:r>
+        <w:t>10^-3</w:t>
+      </w:r>
+      <w:proofErr w:type="gramEnd"/>
+      <w:r>
+        <w:t xml:space="preserve">) / (60,00 · 34,92 · 8,84 · </w:t>
+      </w:r>
+      <w:proofErr w:type="gramStart"/>
+      <w:r>
+        <w:t>10^-9</w:t>
+      </w:r>
+      <w:proofErr w:type="gramEnd"/>
+      <w:r>
+        <w:t>) = 7827,63 кг/м^3</w:t>
       </w:r>
     </w:p>
     <w:p>
@@ -3450,7 +7965,23 @@
                 <w:b/>
                 <w:sz w:val="22"/>
               </w:rPr>
-              <w:t>Плотность ρ_i, кг/м^3</w:t>
+              <w:t xml:space="preserve">Плотность </w:t>
+            </w:r>
+            <w:proofErr w:type="spellStart"/>
+            <w:r>
+              <w:rPr>
+                <w:b/>
+                <w:sz w:val="22"/>
+              </w:rPr>
+              <w:t>ρ_i</w:t>
+            </w:r>
+            <w:proofErr w:type="spellEnd"/>
+            <w:r>
+              <w:rPr>
+                <w:b/>
+                <w:sz w:val="22"/>
+              </w:rPr>
+              <w:t>, кг/м^3</w:t>
             </w:r>
           </w:p>
         </w:tc>
@@ -3474,7 +8005,23 @@
                 <w:b/>
                 <w:sz w:val="22"/>
               </w:rPr>
-              <w:t>Плотность ρ_i, г/см^3</w:t>
+              <w:t xml:space="preserve">Плотность </w:t>
+            </w:r>
+            <w:proofErr w:type="spellStart"/>
+            <w:r>
+              <w:rPr>
+                <w:b/>
+                <w:sz w:val="22"/>
+              </w:rPr>
+              <w:t>ρ_i</w:t>
+            </w:r>
+            <w:proofErr w:type="spellEnd"/>
+            <w:r>
+              <w:rPr>
+                <w:b/>
+                <w:sz w:val="22"/>
+              </w:rPr>
+              <w:t>, г/см^3</w:t>
             </w:r>
           </w:p>
         </w:tc>
@@ -3851,9 +8398,40 @@
         <w:ind w:firstLine="0"/>
         <w:jc w:val="left"/>
       </w:pPr>
-      <w:r>
-        <w:t>ρ̄_выб = (1/n) · ∑ ρ_i = (7831,32 + 7803,01 + 7828,71 + 7801,43 + 7827,63) / 5 = 7818,42 кг/м^3</w:t>
-      </w:r>
+      <m:oMathPara>
+        <m:oMath>
+          <m:r>
+            <w:rPr>
+              <w:rFonts w:ascii="Cambria Math" w:hAnsi="Cambria Math"/>
+            </w:rPr>
+            <m:t xml:space="preserve">ρ̄_выб = (1/n) · ∑ ρ_i </m:t>
+          </m:r>
+        </m:oMath>
+      </m:oMathPara>
+    </w:p>
+    <w:p>
+      <w:pPr>
+        <w:spacing w:before="40" w:after="60"/>
+        <w:ind w:firstLine="0"/>
+        <w:jc w:val="left"/>
+      </w:pPr>
+      <m:oMathPara>
+        <m:oMath>
+          <m:r>
+            <w:rPr>
+              <w:rFonts w:ascii="Cambria Math" w:hAnsi="Cambria Math"/>
+            </w:rPr>
+            <m:t>ρ̄_выб =(7831,32 + 7803,01 + 7828,71 + 7801,43 + 7827,63) / 5 = 7818,42 кг/м^3</m:t>
+          </m:r>
+        </m:oMath>
+      </m:oMathPara>
+    </w:p>
+    <w:p>
+      <w:pPr>
+        <w:spacing w:before="40" w:after="60"/>
+        <w:ind w:firstLine="0"/>
+        <w:jc w:val="left"/>
+      </w:pPr>
     </w:p>
     <w:p>
       <w:pPr>
@@ -3871,10 +8449,41 @@
         <w:ind w:firstLine="0"/>
         <w:jc w:val="left"/>
       </w:pPr>
-      <w:r>
-        <w:lastRenderedPageBreak/>
-        <w:t>S_ρ = √[ (1 / (n - 1)) · ∑ (ρ_i - ρ̄_выб)^2 ] = 14,86 кг/м^3</w:t>
-      </w:r>
+      <m:oMath>
+        <m:r>
+          <w:rPr>
+            <w:rFonts w:ascii="Cambria Math" w:hAnsi="Cambria Math"/>
+          </w:rPr>
+          <m:t>S_ρ = √[ (1 / (n - 1)) · ∑ (ρ_i - ρ̄_выб)^2 ]</m:t>
+        </m:r>
+      </m:oMath>
+      <w:r>
+        <w:t xml:space="preserve"> </w:t>
+      </w:r>
+    </w:p>
+    <w:p>
+      <w:pPr>
+        <w:spacing w:before="40" w:after="60"/>
+        <w:ind w:firstLine="0"/>
+        <w:jc w:val="left"/>
+      </w:pPr>
+      <m:oMathPara>
+        <m:oMath>
+          <m:r>
+            <w:rPr>
+              <w:rFonts w:ascii="Cambria Math" w:hAnsi="Cambria Math"/>
+            </w:rPr>
+            <m:t>S_ρ = 14,86 кг/м^3</m:t>
+          </m:r>
+        </m:oMath>
+      </m:oMathPara>
+    </w:p>
+    <w:p>
+      <w:pPr>
+        <w:spacing w:before="40" w:after="60"/>
+        <w:ind w:firstLine="0"/>
+        <w:jc w:val="left"/>
+      </w:pPr>
     </w:p>
     <w:p>
       <w:pPr>
@@ -3892,9 +8501,33 @@
         <w:ind w:firstLine="0"/>
         <w:jc w:val="left"/>
       </w:pPr>
-      <w:r>
-        <w:t>S(ρ̄_выб) = S_ρ / √n = 14,86 / √5 = 6,65 кг/м^3</w:t>
-      </w:r>
+      <m:oMathPara>
+        <m:oMath>
+          <m:r>
+            <w:rPr>
+              <w:rFonts w:ascii="Cambria Math" w:hAnsi="Cambria Math"/>
+            </w:rPr>
+            <m:t>S(ρ̄_выб) = S_ρ / √n = 14,86 / √5 = 6,65 кг/м^3</m:t>
+          </m:r>
+        </m:oMath>
+      </m:oMathPara>
+    </w:p>
+    <w:p>
+      <w:pPr>
+        <w:spacing w:before="40" w:after="60"/>
+        <w:ind w:firstLine="0"/>
+        <w:jc w:val="left"/>
+      </w:pPr>
+      <m:oMathPara>
+        <m:oMath>
+          <m:r>
+            <w:rPr>
+              <w:rFonts w:ascii="Cambria Math" w:hAnsi="Cambria Math"/>
+            </w:rPr>
+            <m:t>S(ρ̄_выб) = 6,65 кг/м^3</m:t>
+          </m:r>
+        </m:oMath>
+      </m:oMathPara>
     </w:p>
     <w:p>
       <w:pPr>
@@ -3902,8 +8535,23 @@
         <w:ind w:firstLine="0"/>
         <w:jc w:val="left"/>
       </w:pPr>
-      <w:r>
-        <w:t>Исключение грубых погрешностей по критерию Граббса:</w:t>
+    </w:p>
+    <w:p>
+      <w:pPr>
+        <w:spacing w:after="60" w:line="276" w:lineRule="auto"/>
+        <w:ind w:firstLine="0"/>
+        <w:jc w:val="left"/>
+      </w:pPr>
+      <w:r>
+        <w:t xml:space="preserve">Исключение грубых погрешностей по критерию </w:t>
+      </w:r>
+      <w:proofErr w:type="spellStart"/>
+      <w:r>
+        <w:t>Граббса</w:t>
+      </w:r>
+      <w:proofErr w:type="spellEnd"/>
+      <w:r>
+        <w:t>:</w:t>
       </w:r>
     </w:p>
     <w:p>
@@ -3912,9 +8560,17 @@
         <w:ind w:firstLine="0"/>
         <w:jc w:val="left"/>
       </w:pPr>
-      <w:r>
-        <w:t>G_max = |7801,43 - 7818,42| / 14,86 = 16,99 / 14,86 = 1,14 &lt; 1,715</w:t>
-      </w:r>
+      <m:oMathPara>
+        <m:oMath>
+          <m:r>
+            <w:rPr>
+              <w:rFonts w:ascii="Cambria Math" w:hAnsi="Cambria Math"/>
+            </w:rPr>
+            <w:lastRenderedPageBreak/>
+            <m:t>G_max = |7801,43 - 7818,42| / 14,86 = 16,99 / 14,86 = 1,14 &lt; 1,715</m:t>
+          </m:r>
+        </m:oMath>
+      </m:oMathPara>
     </w:p>
     <w:p>
       <w:pPr>
@@ -3952,9 +8608,16 @@
         <w:ind w:firstLine="0"/>
         <w:jc w:val="left"/>
       </w:pPr>
-      <w:r>
-        <w:t>t = 2,776</w:t>
-      </w:r>
+      <m:oMathPara>
+        <m:oMath>
+          <m:r>
+            <w:rPr>
+              <w:rFonts w:ascii="Cambria Math" w:hAnsi="Cambria Math"/>
+            </w:rPr>
+            <m:t>t = 2,776</m:t>
+          </m:r>
+        </m:oMath>
+      </m:oMathPara>
     </w:p>
     <w:p>
       <w:pPr>
@@ -3972,9 +8635,16 @@
         <w:ind w:firstLine="0"/>
         <w:jc w:val="left"/>
       </w:pPr>
-      <w:r>
-        <w:t>ε_выб = t · S(ρ̄_выб) = 2,776 · 6,65 = 18,45 кг/м^3</w:t>
-      </w:r>
+      <m:oMathPara>
+        <m:oMath>
+          <m:r>
+            <w:rPr>
+              <w:rFonts w:ascii="Cambria Math" w:hAnsi="Cambria Math"/>
+            </w:rPr>
+            <m:t>ε_выб = t · S(ρ̄_выб) = 2,776 · 6,65 = 18,45 кг/м^3</m:t>
+          </m:r>
+        </m:oMath>
+      </m:oMathPara>
     </w:p>
     <w:p>
       <w:pPr>
@@ -3992,9 +8662,16 @@
         <w:ind w:firstLine="0"/>
         <w:jc w:val="left"/>
       </w:pPr>
-      <w:r>
-        <w:t>θ_выб = (1/n) · ∑ θ_i = 20,30 кг/м^3</w:t>
-      </w:r>
+      <m:oMathPara>
+        <m:oMath>
+          <m:r>
+            <w:rPr>
+              <w:rFonts w:ascii="Cambria Math" w:hAnsi="Cambria Math"/>
+            </w:rPr>
+            <m:t>θ_выб = (1/n) · ∑ θ_i = 20,30 кг/м^3</m:t>
+          </m:r>
+        </m:oMath>
+      </m:oMathPara>
     </w:p>
     <w:p>
       <w:pPr>
@@ -4022,9 +8699,16 @@
         <w:ind w:firstLine="0"/>
         <w:jc w:val="left"/>
       </w:pPr>
-      <w:r>
-        <w:t>θ_выб / S(ρ̄_выб) = 20,30 / 6,65 = 3,06</w:t>
-      </w:r>
+      <m:oMathPara>
+        <m:oMath>
+          <m:r>
+            <w:rPr>
+              <w:rFonts w:ascii="Cambria Math" w:hAnsi="Cambria Math"/>
+            </w:rPr>
+            <m:t>θ_выб / S(ρ̄_выб) = 20,30 / 6,65 = 3,06</m:t>
+          </m:r>
+        </m:oMath>
+      </m:oMathPara>
     </w:p>
     <w:p>
       <w:pPr>
@@ -4033,7 +8717,15 @@
         <w:jc w:val="left"/>
       </w:pPr>
       <w:r>
-        <w:t>По таблице стандарта МИ 2083-90 коэффициент композиции:</w:t>
+        <w:t xml:space="preserve">По таблице стандарта МИ </w:t>
+      </w:r>
+      <w:proofErr w:type="gramStart"/>
+      <w:r>
+        <w:t>2083-90</w:t>
+      </w:r>
+      <w:proofErr w:type="gramEnd"/>
+      <w:r>
+        <w:t xml:space="preserve"> коэффициент композиции:</w:t>
       </w:r>
     </w:p>
     <w:p>
@@ -4062,9 +8754,33 @@
         <w:ind w:firstLine="0"/>
         <w:jc w:val="left"/>
       </w:pPr>
-      <w:r>
-        <w:t>Δρ_выб = K · (ε_выб + θ_выб) = 0,732 · (18,45 + 20,30) = 28,37 кг/м^3</w:t>
-      </w:r>
+      <m:oMathPara>
+        <m:oMath>
+          <m:r>
+            <w:rPr>
+              <w:rFonts w:ascii="Cambria Math" w:hAnsi="Cambria Math"/>
+            </w:rPr>
+            <m:t xml:space="preserve">Δρ_выб = K · (ε_выб + θ_выб) </m:t>
+          </m:r>
+        </m:oMath>
+      </m:oMathPara>
+    </w:p>
+    <w:p>
+      <w:pPr>
+        <w:spacing w:before="40" w:after="60"/>
+        <w:ind w:firstLine="0"/>
+        <w:jc w:val="left"/>
+      </w:pPr>
+      <m:oMathPara>
+        <m:oMath>
+          <m:r>
+            <w:rPr>
+              <w:rFonts w:ascii="Cambria Math" w:hAnsi="Cambria Math"/>
+            </w:rPr>
+            <m:t>Δρ_выб = 28,37 кг/м^3</m:t>
+          </m:r>
+        </m:oMath>
+      </m:oMathPara>
     </w:p>
     <w:p>
       <w:pPr>
@@ -4082,9 +8798,16 @@
         <w:ind w:firstLine="0"/>
         <w:jc w:val="left"/>
       </w:pPr>
-      <w:r>
-        <w:t>δ_выб = (28,37 / 7818,42) · 100% = 0,36%</w:t>
-      </w:r>
+      <m:oMathPara>
+        <m:oMath>
+          <m:r>
+            <w:rPr>
+              <w:rFonts w:ascii="Cambria Math" w:hAnsi="Cambria Math"/>
+            </w:rPr>
+            <m:t>δ_выб = (28,37 / 7818,42) · 100% = 0,36%</m:t>
+          </m:r>
+        </m:oMath>
+      </m:oMathPara>
     </w:p>
     <w:p>
       <w:pPr>
@@ -4112,9 +8835,16 @@
         <w:ind w:firstLine="0"/>
         <w:jc w:val="left"/>
       </w:pPr>
-      <w:r>
-        <w:t>ρ = (7818,42 ± 28,37) кг/м^3</w:t>
-      </w:r>
+      <m:oMathPara>
+        <m:oMath>
+          <m:r>
+            <w:rPr>
+              <w:rFonts w:ascii="Cambria Math" w:hAnsi="Cambria Math"/>
+            </w:rPr>
+            <m:t>ρ = (7818,42 ± 28,37) кг/м^3</m:t>
+          </m:r>
+        </m:oMath>
+      </m:oMathPara>
     </w:p>
     <w:p>
       <w:pPr>
@@ -4132,12 +8862,19 @@
         <w:ind w:firstLine="0"/>
         <w:jc w:val="left"/>
       </w:pPr>
-      <w:r>
-        <w:rPr>
-          <w:b/>
-        </w:rPr>
-        <w:t>ρ = (7818 ± 28) кг/м^3,   P = 0,95</w:t>
-      </w:r>
+      <m:oMathPara>
+        <m:oMath>
+          <m:r>
+            <m:rPr>
+              <m:sty m:val="bi"/>
+            </m:rPr>
+            <w:rPr>
+              <w:rFonts w:ascii="Cambria Math" w:hAnsi="Cambria Math"/>
+            </w:rPr>
+            <m:t>ρ = (7818 ± 28) кг/м^3,   P = 0,95</m:t>
+          </m:r>
+        </m:oMath>
+      </m:oMathPara>
     </w:p>
     <w:p>
       <w:pPr>
@@ -4155,12 +8892,19 @@
         <w:ind w:firstLine="0"/>
         <w:jc w:val="left"/>
       </w:pPr>
-      <w:r>
-        <w:rPr>
-          <w:b/>
-        </w:rPr>
-        <w:t>ρ = (7,818 ± 0,028) г/см^3,   P = 0,95</w:t>
-      </w:r>
+      <m:oMathPara>
+        <m:oMath>
+          <m:r>
+            <m:rPr>
+              <m:sty m:val="bi"/>
+            </m:rPr>
+            <w:rPr>
+              <w:rFonts w:ascii="Cambria Math" w:hAnsi="Cambria Math"/>
+            </w:rPr>
+            <m:t>ρ = (7,818 ± 0,028) г/см^3,   P = 0,95</m:t>
+          </m:r>
+        </m:oMath>
+      </m:oMathPara>
     </w:p>
     <w:p>
       <w:pPr>
@@ -4191,20 +8935,42 @@
         <w:spacing w:before="40" w:after="60"/>
         <w:ind w:firstLine="0"/>
         <w:jc w:val="left"/>
-      </w:pPr>
-      <w:r>
-        <w:t>ρ = (7818 ± 25) кг/м^3,   P = 0,95</w:t>
-      </w:r>
+        <w:rPr>
+          <w:rFonts w:ascii="Cambria Math" w:hAnsi="Cambria Math"/>
+          <w:oMath/>
+        </w:rPr>
+      </w:pPr>
+      <m:oMathPara>
+        <m:oMath>
+          <m:r>
+            <w:rPr>
+              <w:rFonts w:ascii="Cambria Math" w:hAnsi="Cambria Math"/>
+            </w:rPr>
+            <m:t>ρ = (7818 ± 25) кг/м^3,   P = 0,95</m:t>
+          </m:r>
+        </m:oMath>
+      </m:oMathPara>
     </w:p>
     <w:p>
       <w:pPr>
         <w:spacing w:before="40" w:after="60"/>
         <w:ind w:firstLine="0"/>
         <w:jc w:val="left"/>
-      </w:pPr>
-      <w:r>
-        <w:t>δ = 0,32%</w:t>
-      </w:r>
+        <w:rPr>
+          <w:rFonts w:ascii="Cambria Math" w:hAnsi="Cambria Math"/>
+          <w:oMath/>
+        </w:rPr>
+      </w:pPr>
+      <m:oMathPara>
+        <m:oMath>
+          <m:r>
+            <w:rPr>
+              <w:rFonts w:ascii="Cambria Math" w:hAnsi="Cambria Math"/>
+            </w:rPr>
+            <m:t>δ = 0,32%</m:t>
+          </m:r>
+        </m:oMath>
+      </m:oMathPara>
     </w:p>
     <w:p>
       <w:pPr>
@@ -4221,20 +8987,42 @@
         <w:spacing w:before="40" w:after="60"/>
         <w:ind w:firstLine="0"/>
         <w:jc w:val="left"/>
-      </w:pPr>
-      <w:r>
-        <w:t>ρ = (7818 ± 28) кг/м^3,   P = 0,95</w:t>
-      </w:r>
+        <w:rPr>
+          <w:rFonts w:ascii="Cambria Math" w:hAnsi="Cambria Math"/>
+          <w:oMath/>
+        </w:rPr>
+      </w:pPr>
+      <m:oMathPara>
+        <m:oMath>
+          <m:r>
+            <w:rPr>
+              <w:rFonts w:ascii="Cambria Math" w:hAnsi="Cambria Math"/>
+            </w:rPr>
+            <m:t>ρ = (7818 ± 28) кг/м^3,   P = 0,95</m:t>
+          </m:r>
+        </m:oMath>
+      </m:oMathPara>
     </w:p>
     <w:p>
       <w:pPr>
         <w:spacing w:before="40" w:after="60"/>
         <w:ind w:firstLine="0"/>
         <w:jc w:val="left"/>
-      </w:pPr>
-      <w:r>
-        <w:t>δ = 0,36%</w:t>
-      </w:r>
+        <w:rPr>
+          <w:rFonts w:ascii="Cambria Math" w:hAnsi="Cambria Math"/>
+          <w:oMath/>
+        </w:rPr>
+      </w:pPr>
+      <m:oMathPara>
+        <m:oMath>
+          <m:r>
+            <w:rPr>
+              <w:rFonts w:ascii="Cambria Math" w:hAnsi="Cambria Math"/>
+            </w:rPr>
+            <m:t>δ = 0,36%</m:t>
+          </m:r>
+        </m:oMath>
+      </m:oMathPara>
     </w:p>
     <w:p>
       <w:pPr>
